--- a/week1/Agribusiness_Data_Analysis_Plan_Week1.docx
+++ b/week1/Agribusiness_Data_Analysis_Plan_Week1.docx
@@ -269,7 +269,7 @@
               <w:rPr>
                 <w:sz w:val="19"/>
               </w:rPr>
-              <w:t>1.0 (final draft)</w:t>
+              <w:t>1.1 (revised 31 October 2026)</w:t>
             </w:r>
           </w:p>
         </w:tc>
@@ -497,7 +497,7 @@
         </w:rPr>
         <w:fldChar w:fldCharType="separate"/>
       </w:r>
-      <w:hyperlink w:anchor="_Toc244028836" w:history="1">
+      <w:hyperlink w:anchor="_Toc244380190" w:history="1">
         <w:r>
           <w:rPr>
             <w:rStyle w:val="Hyperlink"/>
@@ -524,7 +524,7 @@
             <w:noProof/>
             <w:webHidden/>
           </w:rPr>
-          <w:instrText xml:space="preserve"> PAGEREF _Toc244028836 \h </w:instrText>
+          <w:instrText xml:space="preserve"> PAGEREF _Toc244380190 \h </w:instrText>
         </w:r>
         <w:r>
           <w:rPr>
@@ -572,7 +572,7 @@
           <w14:ligatures w14:val="standardContextual"/>
         </w:rPr>
       </w:pPr>
-      <w:hyperlink w:anchor="_Toc244028837" w:history="1">
+      <w:hyperlink w:anchor="_Toc244380191" w:history="1">
         <w:r>
           <w:rPr>
             <w:rStyle w:val="Hyperlink"/>
@@ -599,7 +599,7 @@
             <w:noProof/>
             <w:webHidden/>
           </w:rPr>
-          <w:instrText xml:space="preserve"> PAGEREF _Toc244028837 \h </w:instrText>
+          <w:instrText xml:space="preserve"> PAGEREF _Toc244380191 \h </w:instrText>
         </w:r>
         <w:r>
           <w:rPr>
@@ -647,7 +647,7 @@
           <w14:ligatures w14:val="standardContextual"/>
         </w:rPr>
       </w:pPr>
-      <w:hyperlink w:anchor="_Toc244028838" w:history="1">
+      <w:hyperlink w:anchor="_Toc244380192" w:history="1">
         <w:r>
           <w:rPr>
             <w:rStyle w:val="Hyperlink"/>
@@ -674,7 +674,7 @@
             <w:noProof/>
             <w:webHidden/>
           </w:rPr>
-          <w:instrText xml:space="preserve"> PAGEREF _Toc244028838 \h </w:instrText>
+          <w:instrText xml:space="preserve"> PAGEREF _Toc244380192 \h </w:instrText>
         </w:r>
         <w:r>
           <w:rPr>
@@ -694,7 +694,7 @@
             <w:noProof/>
             <w:webHidden/>
           </w:rPr>
-          <w:t>6</w:t>
+          <w:t>7</w:t>
         </w:r>
         <w:r>
           <w:rPr>
@@ -722,7 +722,7 @@
           <w14:ligatures w14:val="standardContextual"/>
         </w:rPr>
       </w:pPr>
-      <w:hyperlink w:anchor="_Toc244028839" w:history="1">
+      <w:hyperlink w:anchor="_Toc244380193" w:history="1">
         <w:r>
           <w:rPr>
             <w:rStyle w:val="Hyperlink"/>
@@ -749,7 +749,7 @@
             <w:noProof/>
             <w:webHidden/>
           </w:rPr>
-          <w:instrText xml:space="preserve"> PAGEREF _Toc244028839 \h </w:instrText>
+          <w:instrText xml:space="preserve"> PAGEREF _Toc244380193 \h </w:instrText>
         </w:r>
         <w:r>
           <w:rPr>
@@ -797,7 +797,7 @@
           <w14:ligatures w14:val="standardContextual"/>
         </w:rPr>
       </w:pPr>
-      <w:hyperlink w:anchor="_Toc244028840" w:history="1">
+      <w:hyperlink w:anchor="_Toc244380194" w:history="1">
         <w:r>
           <w:rPr>
             <w:rStyle w:val="Hyperlink"/>
@@ -824,7 +824,7 @@
             <w:noProof/>
             <w:webHidden/>
           </w:rPr>
-          <w:instrText xml:space="preserve"> PAGEREF _Toc244028840 \h </w:instrText>
+          <w:instrText xml:space="preserve"> PAGEREF _Toc244380194 \h </w:instrText>
         </w:r>
         <w:r>
           <w:rPr>
@@ -872,7 +872,7 @@
           <w14:ligatures w14:val="standardContextual"/>
         </w:rPr>
       </w:pPr>
-      <w:hyperlink w:anchor="_Toc244028841" w:history="1">
+      <w:hyperlink w:anchor="_Toc244380195" w:history="1">
         <w:r>
           <w:rPr>
             <w:rStyle w:val="Hyperlink"/>
@@ -899,7 +899,7 @@
             <w:noProof/>
             <w:webHidden/>
           </w:rPr>
-          <w:instrText xml:space="preserve"> PAGEREF _Toc244028841 \h </w:instrText>
+          <w:instrText xml:space="preserve"> PAGEREF _Toc244380195 \h </w:instrText>
         </w:r>
         <w:r>
           <w:rPr>
@@ -919,7 +919,7 @@
             <w:noProof/>
             <w:webHidden/>
           </w:rPr>
-          <w:t>17</w:t>
+          <w:t>18</w:t>
         </w:r>
         <w:r>
           <w:rPr>
@@ -947,7 +947,7 @@
           <w14:ligatures w14:val="standardContextual"/>
         </w:rPr>
       </w:pPr>
-      <w:hyperlink w:anchor="_Toc244028842" w:history="1">
+      <w:hyperlink w:anchor="_Toc244380196" w:history="1">
         <w:r>
           <w:rPr>
             <w:rStyle w:val="Hyperlink"/>
@@ -974,7 +974,7 @@
             <w:noProof/>
             <w:webHidden/>
           </w:rPr>
-          <w:instrText xml:space="preserve"> PAGEREF _Toc244028842 \h </w:instrText>
+          <w:instrText xml:space="preserve"> PAGEREF _Toc244380196 \h </w:instrText>
         </w:r>
         <w:r>
           <w:rPr>
@@ -994,7 +994,7 @@
             <w:noProof/>
             <w:webHidden/>
           </w:rPr>
-          <w:t>21</w:t>
+          <w:t>22</w:t>
         </w:r>
         <w:r>
           <w:rPr>
@@ -1022,7 +1022,7 @@
           <w14:ligatures w14:val="standardContextual"/>
         </w:rPr>
       </w:pPr>
-      <w:hyperlink w:anchor="_Toc244028843" w:history="1">
+      <w:hyperlink w:anchor="_Toc244380197" w:history="1">
         <w:r>
           <w:rPr>
             <w:rStyle w:val="Hyperlink"/>
@@ -1049,82 +1049,7 @@
             <w:noProof/>
             <w:webHidden/>
           </w:rPr>
-          <w:instrText xml:space="preserve"> PAGEREF _Toc244028843 \h </w:instrText>
-        </w:r>
-        <w:r>
-          <w:rPr>
-            <w:noProof/>
-            <w:webHidden/>
-          </w:rPr>
-        </w:r>
-        <w:r>
-          <w:rPr>
-            <w:noProof/>
-            <w:webHidden/>
-          </w:rPr>
-          <w:fldChar w:fldCharType="separate"/>
-        </w:r>
-        <w:r>
-          <w:rPr>
-            <w:noProof/>
-            <w:webHidden/>
-          </w:rPr>
-          <w:t>23</w:t>
-        </w:r>
-        <w:r>
-          <w:rPr>
-            <w:noProof/>
-            <w:webHidden/>
-          </w:rPr>
-          <w:fldChar w:fldCharType="end"/>
-        </w:r>
-      </w:hyperlink>
-    </w:p>
-    <w:p>
-      <w:pPr>
-        <w:pStyle w:val="TOC1"/>
-        <w:tabs>
-          <w:tab w:val="right" w:leader="dot" w:pos="9402"/>
-        </w:tabs>
-        <w:rPr>
-          <w:rFonts w:asciiTheme="minorHAnsi" w:eastAsiaTheme="minorEastAsia" w:hAnsiTheme="minorHAnsi" w:cstheme="minorBidi"/>
-          <w:noProof/>
-          <w:color w:val="auto"/>
-          <w:kern w:val="2"/>
-          <w:sz w:val="24"/>
-          <w:szCs w:val="24"/>
-          <w:lang w:val="en-IN" w:eastAsia="en-IN"/>
-          <w14:ligatures w14:val="standardContextual"/>
-        </w:rPr>
-      </w:pPr>
-      <w:hyperlink w:anchor="_Toc244028844" w:history="1">
-        <w:r>
-          <w:rPr>
-            <w:rStyle w:val="Hyperlink"/>
-            <w:noProof/>
-          </w:rPr>
-          <w:t>9.  Risks and Mitigations</w:t>
-        </w:r>
-        <w:r>
-          <w:rPr>
-            <w:noProof/>
-            <w:webHidden/>
-          </w:rPr>
-          <w:tab/>
-        </w:r>
-        <w:r>
-          <w:rPr>
-            <w:noProof/>
-            <w:webHidden/>
-          </w:rPr>
-          <w:fldChar w:fldCharType="begin"/>
-        </w:r>
-        <w:r>
-          <w:rPr>
-            <w:noProof/>
-            <w:webHidden/>
-          </w:rPr>
-          <w:instrText xml:space="preserve"> PAGEREF _Toc244028844 \h </w:instrText>
+          <w:instrText xml:space="preserve"> PAGEREF _Toc244380197 \h </w:instrText>
         </w:r>
         <w:r>
           <w:rPr>
@@ -1172,13 +1097,13 @@
           <w14:ligatures w14:val="standardContextual"/>
         </w:rPr>
       </w:pPr>
-      <w:hyperlink w:anchor="_Toc244028845" w:history="1">
+      <w:hyperlink w:anchor="_Toc244380198" w:history="1">
         <w:r>
           <w:rPr>
             <w:rStyle w:val="Hyperlink"/>
             <w:noProof/>
           </w:rPr>
-          <w:t>10.  Governance, Ethics and Limitations</w:t>
+          <w:t>9.  Risks and Mitigations</w:t>
         </w:r>
         <w:r>
           <w:rPr>
@@ -1199,7 +1124,7 @@
             <w:noProof/>
             <w:webHidden/>
           </w:rPr>
-          <w:instrText xml:space="preserve"> PAGEREF _Toc244028845 \h </w:instrText>
+          <w:instrText xml:space="preserve"> PAGEREF _Toc244380198 \h </w:instrText>
         </w:r>
         <w:r>
           <w:rPr>
@@ -1247,13 +1172,13 @@
           <w14:ligatures w14:val="standardContextual"/>
         </w:rPr>
       </w:pPr>
-      <w:hyperlink w:anchor="_Toc244028846" w:history="1">
+      <w:hyperlink w:anchor="_Toc244380199" w:history="1">
         <w:r>
           <w:rPr>
             <w:rStyle w:val="Hyperlink"/>
             <w:noProof/>
           </w:rPr>
-          <w:t>11.  Resources and Budget</w:t>
+          <w:t>10.  Governance, Ethics and Limitations</w:t>
         </w:r>
         <w:r>
           <w:rPr>
@@ -1274,7 +1199,7 @@
             <w:noProof/>
             <w:webHidden/>
           </w:rPr>
-          <w:instrText xml:space="preserve"> PAGEREF _Toc244028846 \h </w:instrText>
+          <w:instrText xml:space="preserve"> PAGEREF _Toc244380199 \h </w:instrText>
         </w:r>
         <w:r>
           <w:rPr>
@@ -1322,13 +1247,13 @@
           <w14:ligatures w14:val="standardContextual"/>
         </w:rPr>
       </w:pPr>
-      <w:hyperlink w:anchor="_Toc244028847" w:history="1">
+      <w:hyperlink w:anchor="_Toc244380200" w:history="1">
         <w:r>
           <w:rPr>
             <w:rStyle w:val="Hyperlink"/>
             <w:noProof/>
           </w:rPr>
-          <w:t>12.  Project Measures and Conclusion</w:t>
+          <w:t>11.  Resources and Budget</w:t>
         </w:r>
         <w:r>
           <w:rPr>
@@ -1349,7 +1274,7 @@
             <w:noProof/>
             <w:webHidden/>
           </w:rPr>
-          <w:instrText xml:space="preserve"> PAGEREF _Toc244028847 \h </w:instrText>
+          <w:instrText xml:space="preserve"> PAGEREF _Toc244380200 \h </w:instrText>
         </w:r>
         <w:r>
           <w:rPr>
@@ -1397,13 +1322,13 @@
           <w14:ligatures w14:val="standardContextual"/>
         </w:rPr>
       </w:pPr>
-      <w:hyperlink w:anchor="_Toc244028848" w:history="1">
+      <w:hyperlink w:anchor="_Toc244380201" w:history="1">
         <w:r>
           <w:rPr>
             <w:rStyle w:val="Hyperlink"/>
             <w:noProof/>
           </w:rPr>
-          <w:t>Appendix A.  Glossary</w:t>
+          <w:t>12.  Project Measures and Conclusion</w:t>
         </w:r>
         <w:r>
           <w:rPr>
@@ -1424,7 +1349,7 @@
             <w:noProof/>
             <w:webHidden/>
           </w:rPr>
-          <w:instrText xml:space="preserve"> PAGEREF _Toc244028848 \h </w:instrText>
+          <w:instrText xml:space="preserve"> PAGEREF _Toc244380201 \h </w:instrText>
         </w:r>
         <w:r>
           <w:rPr>
@@ -1444,7 +1369,7 @@
             <w:noProof/>
             <w:webHidden/>
           </w:rPr>
-          <w:t>27</w:t>
+          <w:t>26</w:t>
         </w:r>
         <w:r>
           <w:rPr>
@@ -1472,13 +1397,13 @@
           <w14:ligatures w14:val="standardContextual"/>
         </w:rPr>
       </w:pPr>
-      <w:hyperlink w:anchor="_Toc244028849" w:history="1">
+      <w:hyperlink w:anchor="_Toc244380202" w:history="1">
         <w:r>
           <w:rPr>
             <w:rStyle w:val="Hyperlink"/>
             <w:noProof/>
           </w:rPr>
-          <w:t>Appendix B.  Access Notes by Source</w:t>
+          <w:t>Appendix A.  Glossary</w:t>
         </w:r>
         <w:r>
           <w:rPr>
@@ -1499,7 +1424,7 @@
             <w:noProof/>
             <w:webHidden/>
           </w:rPr>
-          <w:instrText xml:space="preserve"> PAGEREF _Toc244028849 \h </w:instrText>
+          <w:instrText xml:space="preserve"> PAGEREF _Toc244380202 \h </w:instrText>
         </w:r>
         <w:r>
           <w:rPr>
@@ -1547,13 +1472,13 @@
           <w14:ligatures w14:val="standardContextual"/>
         </w:rPr>
       </w:pPr>
-      <w:hyperlink w:anchor="_Toc244028850" w:history="1">
+      <w:hyperlink w:anchor="_Toc244380203" w:history="1">
         <w:r>
           <w:rPr>
             <w:rStyle w:val="Hyperlink"/>
             <w:noProof/>
           </w:rPr>
-          <w:t>Appendix C.  References and Source Register</w:t>
+          <w:t>Appendix B.  Access Notes by Source</w:t>
         </w:r>
         <w:r>
           <w:rPr>
@@ -1574,7 +1499,7 @@
             <w:noProof/>
             <w:webHidden/>
           </w:rPr>
-          <w:instrText xml:space="preserve"> PAGEREF _Toc244028850 \h </w:instrText>
+          <w:instrText xml:space="preserve"> PAGEREF _Toc244380203 \h </w:instrText>
         </w:r>
         <w:r>
           <w:rPr>
@@ -1622,13 +1547,13 @@
           <w14:ligatures w14:val="standardContextual"/>
         </w:rPr>
       </w:pPr>
-      <w:hyperlink w:anchor="_Toc244028851" w:history="1">
+      <w:hyperlink w:anchor="_Toc244380204" w:history="1">
         <w:r>
           <w:rPr>
             <w:rStyle w:val="Hyperlink"/>
             <w:noProof/>
           </w:rPr>
-          <w:t>Appendix D.  Assumptions Log</w:t>
+          <w:t>Appendix C.  References and Source Register</w:t>
         </w:r>
         <w:r>
           <w:rPr>
@@ -1649,7 +1574,7 @@
             <w:noProof/>
             <w:webHidden/>
           </w:rPr>
-          <w:instrText xml:space="preserve"> PAGEREF _Toc244028851 \h </w:instrText>
+          <w:instrText xml:space="preserve"> PAGEREF _Toc244380204 \h </w:instrText>
         </w:r>
         <w:r>
           <w:rPr>
@@ -1697,7 +1622,82 @@
           <w14:ligatures w14:val="standardContextual"/>
         </w:rPr>
       </w:pPr>
-      <w:hyperlink w:anchor="_Toc244028852" w:history="1">
+      <w:hyperlink w:anchor="_Toc244380205" w:history="1">
+        <w:r>
+          <w:rPr>
+            <w:rStyle w:val="Hyperlink"/>
+            <w:noProof/>
+          </w:rPr>
+          <w:t>Appendix D.  Assumptions Log</w:t>
+        </w:r>
+        <w:r>
+          <w:rPr>
+            <w:noProof/>
+            <w:webHidden/>
+          </w:rPr>
+          <w:tab/>
+        </w:r>
+        <w:r>
+          <w:rPr>
+            <w:noProof/>
+            <w:webHidden/>
+          </w:rPr>
+          <w:fldChar w:fldCharType="begin"/>
+        </w:r>
+        <w:r>
+          <w:rPr>
+            <w:noProof/>
+            <w:webHidden/>
+          </w:rPr>
+          <w:instrText xml:space="preserve"> PAGEREF _Toc244380205 \h </w:instrText>
+        </w:r>
+        <w:r>
+          <w:rPr>
+            <w:noProof/>
+            <w:webHidden/>
+          </w:rPr>
+        </w:r>
+        <w:r>
+          <w:rPr>
+            <w:noProof/>
+            <w:webHidden/>
+          </w:rPr>
+          <w:fldChar w:fldCharType="separate"/>
+        </w:r>
+        <w:r>
+          <w:rPr>
+            <w:noProof/>
+            <w:webHidden/>
+          </w:rPr>
+          <w:t>31</w:t>
+        </w:r>
+        <w:r>
+          <w:rPr>
+            <w:noProof/>
+            <w:webHidden/>
+          </w:rPr>
+          <w:fldChar w:fldCharType="end"/>
+        </w:r>
+      </w:hyperlink>
+    </w:p>
+    <w:p>
+      <w:pPr>
+        <w:pStyle w:val="TOC1"/>
+        <w:tabs>
+          <w:tab w:val="right" w:leader="dot" w:pos="9402"/>
+        </w:tabs>
+        <w:rPr>
+          <w:rFonts w:asciiTheme="minorHAnsi" w:eastAsiaTheme="minorEastAsia" w:hAnsiTheme="minorHAnsi" w:cstheme="minorBidi"/>
+          <w:noProof/>
+          <w:color w:val="auto"/>
+          <w:kern w:val="2"/>
+          <w:sz w:val="24"/>
+          <w:szCs w:val="24"/>
+          <w:lang w:val="en-IN" w:eastAsia="en-IN"/>
+          <w14:ligatures w14:val="standardContextual"/>
+        </w:rPr>
+      </w:pPr>
+      <w:hyperlink w:anchor="_Toc244380206" w:history="1">
         <w:r>
           <w:rPr>
             <w:rStyle w:val="Hyperlink"/>
@@ -1724,7 +1724,7 @@
             <w:noProof/>
             <w:webHidden/>
           </w:rPr>
-          <w:instrText xml:space="preserve"> PAGEREF _Toc244028852 \h </w:instrText>
+          <w:instrText xml:space="preserve"> PAGEREF _Toc244380206 \h </w:instrText>
         </w:r>
         <w:r>
           <w:rPr>
@@ -1744,7 +1744,82 @@
             <w:noProof/>
             <w:webHidden/>
           </w:rPr>
-          <w:t>31</w:t>
+          <w:t>32</w:t>
+        </w:r>
+        <w:r>
+          <w:rPr>
+            <w:noProof/>
+            <w:webHidden/>
+          </w:rPr>
+          <w:fldChar w:fldCharType="end"/>
+        </w:r>
+      </w:hyperlink>
+    </w:p>
+    <w:p>
+      <w:pPr>
+        <w:pStyle w:val="TOC1"/>
+        <w:tabs>
+          <w:tab w:val="right" w:leader="dot" w:pos="9402"/>
+        </w:tabs>
+        <w:rPr>
+          <w:rFonts w:asciiTheme="minorHAnsi" w:eastAsiaTheme="minorEastAsia" w:hAnsiTheme="minorHAnsi" w:cstheme="minorBidi"/>
+          <w:noProof/>
+          <w:color w:val="auto"/>
+          <w:kern w:val="2"/>
+          <w:sz w:val="24"/>
+          <w:szCs w:val="24"/>
+          <w:lang w:val="en-IN" w:eastAsia="en-IN"/>
+          <w14:ligatures w14:val="standardContextual"/>
+        </w:rPr>
+      </w:pPr>
+      <w:hyperlink w:anchor="_Toc244380207" w:history="1">
+        <w:r>
+          <w:rPr>
+            <w:rStyle w:val="Hyperlink"/>
+            <w:noProof/>
+          </w:rPr>
+          <w:t>Appendix F.  A Pilot Run on Real Price Data</w:t>
+        </w:r>
+        <w:r>
+          <w:rPr>
+            <w:noProof/>
+            <w:webHidden/>
+          </w:rPr>
+          <w:tab/>
+        </w:r>
+        <w:r>
+          <w:rPr>
+            <w:noProof/>
+            <w:webHidden/>
+          </w:rPr>
+          <w:fldChar w:fldCharType="begin"/>
+        </w:r>
+        <w:r>
+          <w:rPr>
+            <w:noProof/>
+            <w:webHidden/>
+          </w:rPr>
+          <w:instrText xml:space="preserve"> PAGEREF _Toc244380207 \h </w:instrText>
+        </w:r>
+        <w:r>
+          <w:rPr>
+            <w:noProof/>
+            <w:webHidden/>
+          </w:rPr>
+        </w:r>
+        <w:r>
+          <w:rPr>
+            <w:noProof/>
+            <w:webHidden/>
+          </w:rPr>
+          <w:fldChar w:fldCharType="separate"/>
+        </w:r>
+        <w:r>
+          <w:rPr>
+            <w:noProof/>
+            <w:webHidden/>
+          </w:rPr>
+          <w:t>33</w:t>
         </w:r>
         <w:r>
           <w:rPr>
@@ -2001,7 +2076,7 @@
               <w:rPr>
                 <w:sz w:val="17"/>
               </w:rPr>
-              <w:t>1.0 — submitted for evaluation</w:t>
+              <w:t>1.1 — revised; Appendix F added</w:t>
             </w:r>
           </w:p>
         </w:tc>
@@ -2331,7 +2406,7 @@
         </w:pBdr>
         <w:spacing w:before="520" w:after="200"/>
       </w:pPr>
-      <w:bookmarkStart w:id="0" w:name="_Toc244028836"/>
+      <w:bookmarkStart w:id="0" w:name="_Toc244380190"/>
       <w:r>
         <w:rPr>
           <w:rFonts w:ascii="Calibri" w:eastAsia="Calibri" w:hAnsi="Calibri" w:cs="Calibri"/>
@@ -3004,7 +3079,7 @@
               <w:rPr>
                 <w:sz w:val="16"/>
               </w:rPr>
-              <w:t>Seasonal naive, then exponential smoothing, then exogenous models</w:t>
+              <w:t>Two naive forecasts (random walk and seasonal naive), then exponential smoothing, then exogenous models</w:t>
             </w:r>
           </w:p>
         </w:tc>
@@ -3022,7 +3097,7 @@
               <w:rPr>
                 <w:sz w:val="16"/>
               </w:rPr>
-              <w:t>A model that cannot beat seasonal naive has no business being reported</w:t>
+              <w:t>A model must beat both naive forecasts, not just the seasonal one — the pilot in Appendix F shows why</w:t>
             </w:r>
           </w:p>
         </w:tc>
@@ -3151,7 +3226,7 @@
         <w:t xml:space="preserve">A benchmarked forecast — </w:t>
       </w:r>
       <w:r>
-        <w:t>a forecast compared honestly against seasonal naive, with intervals and a stated reason for every crop where it fails;</w:t>
+        <w:t>a forecast compared honestly against the naive benchmarks, with intervals and a stated reason for every crop where it fails;</w:t>
       </w:r>
     </w:p>
     <w:p>
@@ -3239,7 +3314,7 @@
         <w:t xml:space="preserve">Skill — </w:t>
       </w:r>
       <w:r>
-        <w:t>MASE below 1.0 on at least four of six crops at the three-month horizon, and reported honestly where it is not;</w:t>
+        <w:t>MASE below 1.0 against the better of the two naive benchmarks on at least four of six crops at the three-month horizon, and reported honestly where it is not;</w:t>
       </w:r>
     </w:p>
     <w:p>
@@ -3274,6 +3349,77 @@
       </w:r>
       <w:r>
         <w:t>a reader with no agronomy background can follow the memo without a glossary.</w:t>
+      </w:r>
+    </w:p>
+    <w:p>
+      <w:pPr>
+        <w:pStyle w:val="Heading2"/>
+        <w:spacing w:before="260" w:after="100"/>
+      </w:pPr>
+      <w:r>
+        <w:rPr>
+          <w:rFonts w:ascii="Calibri" w:eastAsia="Calibri" w:hAnsi="Calibri" w:cs="Calibri"/>
+        </w:rPr>
+        <w:t>1.4  Evidence already in hand</w:t>
+      </w:r>
+    </w:p>
+    <w:p>
+      <w:pPr>
+        <w:spacing w:after="80"/>
+      </w:pPr>
+      <w:r>
+        <w:t>A plan that promises a method is weaker than a plan that has already run it once. Before any Indian series was touched, the pipeline described in Sections 5 and 6 was run end to end on the World Bank's monthly commodity price file — a public series that was downloadable on the day this document was written. Appendix F reports the work in full and states its limits; three results matter here.</w:t>
+      </w:r>
+    </w:p>
+    <w:p>
+      <w:pPr>
+        <w:pStyle w:val="ListBullet"/>
+        <w:spacing w:line="269" w:lineRule="auto"/>
+        <w:ind w:left="369" w:hanging="227"/>
+      </w:pPr>
+      <w:r>
+        <w:rPr>
+          <w:b/>
+          <w:color w:val="1B4332"/>
+        </w:rPr>
+        <w:t xml:space="preserve">The arithmetic works on real data — </w:t>
+      </w:r>
+      <w:r>
+        <w:t>On 93 monthly observations across five crops, a seasonal index, a storage-carry calculation and a rolling-origin backtest all produced numbers a manager could act on. The method risk in Weeks 3 and 4 is therefore mostly removed before Week 2 begins.</w:t>
+      </w:r>
+    </w:p>
+    <w:p>
+      <w:pPr>
+        <w:pStyle w:val="ListBullet"/>
+        <w:spacing w:line="269" w:lineRule="auto"/>
+        <w:ind w:left="369" w:hanging="227"/>
+      </w:pPr>
+      <w:r>
+        <w:rPr>
+          <w:b/>
+          <w:color w:val="1B4332"/>
+        </w:rPr>
+        <w:t xml:space="preserve">Seasonality is worth money where it is real — </w:t>
+      </w:r>
+      <w:r>
+        <w:t>Wheat's December average sits 17.1% above its August average, or US$40/t on a US$237/t trough. That is the size of the choice a storage or procurement desk actually faces, and the reason this plan reports a spread and a range rather than a direction.</w:t>
+      </w:r>
+    </w:p>
+    <w:p>
+      <w:pPr>
+        <w:pStyle w:val="ListBullet"/>
+        <w:spacing w:line="269" w:lineRule="auto"/>
+        <w:ind w:left="369" w:hanging="227"/>
+      </w:pPr>
+      <w:r>
+        <w:rPr>
+          <w:b/>
+          <w:color w:val="1B4332"/>
+        </w:rPr>
+        <w:t xml:space="preserve">The original benchmark was too generous — </w:t>
+      </w:r>
+      <w:r>
+        <w:t>Against seasonal naive the seasonal model won on 90.8% of origins at one month. Against a random walk it lost in 45 of 60 crop-horizon cells. The benchmark in Section 5.5 is now a pair, and the promotion rule requires beating both.</w:t>
       </w:r>
     </w:p>
     <w:p>
@@ -3284,7 +3430,7 @@
         </w:pBdr>
         <w:spacing w:before="520" w:after="200"/>
       </w:pPr>
-      <w:bookmarkStart w:id="1" w:name="_Toc244028837"/>
+      <w:bookmarkStart w:id="1" w:name="_Toc244380191"/>
       <w:r>
         <w:rPr>
           <w:rFonts w:ascii="Calibri" w:eastAsia="Calibri" w:hAnsi="Calibri" w:cs="Calibri"/>
@@ -3312,7 +3458,16 @@
     </w:p>
     <w:p>
       <w:r>
+        <w:lastRenderedPageBreak/>
         <w:t>In India the sequence is unusually visible. A fragmented supply base sells through a large, unevenly digitised network of regulated wholesale markets; a minimum support price puts a floor under some crops and distorts the planting decision for others; and export policy can be changed by notification. Onion is the standard illustration — a perishable crop with no meaningful storage buffer, where a few weeks of supply imbalance can move prices by a multiple rather than a percentage.</w:t>
+      </w:r>
+    </w:p>
+    <w:p>
+      <w:r>
+        <w:t>The global series show the same behaviour in slower motion, and the magnitudes are worth stating. US wheat traded at US$197/t in April 2019 and US$447/t in March 2022; cotton ran from US$1.40/kg in April 2020 to US$3.60/kg in May 2022; Thai rice fell from US$660/t in January 2024 to US$356/t in October 2025, a 46% decline over twenty-one months, before recovering to US$482/t. Appendix F computes these figures from the raw file. None of the three moves was signalled by the price a year earlier — which is the</w:t>
+      </w:r>
+      <w:r>
+        <w:t xml:space="preserve"> case for doing this work at all, and the case for measuring it against a naive forecast rather than presenting a curve without one.</w:t>
       </w:r>
     </w:p>
     <w:p>
@@ -3351,7 +3506,6 @@
           <w:color w:val="2D6A4F"/>
           <w:sz w:val="17"/>
         </w:rPr>
-        <w:lastRenderedPageBreak/>
         <w:t xml:space="preserve">Table 3. </w:t>
       </w:r>
       <w:r>
@@ -4196,6 +4350,7 @@
                 <w:color w:val="1B4332"/>
                 <w:sz w:val="16"/>
               </w:rPr>
+              <w:lastRenderedPageBreak/>
               <w:t>B — Partly forecastable</w:t>
             </w:r>
           </w:p>
@@ -4624,7 +4779,7 @@
               <w:rPr>
                 <w:sz w:val="16"/>
               </w:rPr>
-              <w:t>Can a parsimonious model beat a seasonal naive benchmark at three and six months?</w:t>
+              <w:t>Can a parsimonious model beat both naive benchmarks at three and six months?</w:t>
             </w:r>
           </w:p>
         </w:tc>
@@ -4665,7 +4820,6 @@
               <w:rPr>
                 <w:sz w:val="16"/>
               </w:rPr>
-              <w:lastRenderedPageBreak/>
               <w:t>RQ4</w:t>
             </w:r>
           </w:p>
@@ -5060,6 +5214,7 @@
                 <w:color w:val="1B4332"/>
                 <w:sz w:val="16"/>
               </w:rPr>
+              <w:lastRenderedPageBreak/>
               <w:t>Unit and definition drift</w:t>
             </w:r>
           </w:p>
@@ -5467,7 +5622,7 @@
         </w:pBdr>
         <w:spacing w:before="520" w:after="200"/>
       </w:pPr>
-      <w:bookmarkStart w:id="2" w:name="_Toc244028838"/>
+      <w:bookmarkStart w:id="2" w:name="_Toc244380192"/>
       <w:r>
         <w:rPr>
           <w:rFonts w:ascii="Calibri" w:eastAsia="Calibri" w:hAnsi="Calibri" w:cs="Calibri"/>
@@ -5478,11 +5633,7 @@
     </w:p>
     <w:p>
       <w:r>
-        <w:t xml:space="preserve">Public agricultural data is abundant, disaggregated and inconsistent. The same quantity — wheat production in Madhya Pradesh — exists in at least four places, at four levels of aggregation, with four different publication lags and occasionally four different values. The inventory below is therefore organised by what </w:t>
-      </w:r>
-      <w:r>
-        <w:lastRenderedPageBreak/>
-        <w:t>each source can carry into the model, not by which agency publishes it. Thirty-eight sources across six families are catalogued; twelve sit on the critical path.</w:t>
+        <w:t>Public agricultural data is abundant, disaggregated and inconsistent. The same quantity — wheat production in Madhya Pradesh — exists in at least four places, at four levels of aggregation, with four different publication lags and occasionally four different values. The inventory below is therefore organised by what each source can carry into the model, not by which agency publishes it. Thirty-eight sources across six families are catalogued; twelve sit on the critical path.</w:t>
       </w:r>
     </w:p>
     <w:p>
@@ -5711,6 +5862,7 @@
         <w:rPr>
           <w:rFonts w:ascii="Calibri" w:eastAsia="Calibri" w:hAnsi="Calibri" w:cs="Calibri"/>
         </w:rPr>
+        <w:lastRenderedPageBreak/>
         <w:t>3.2  Family 1 — Production, area and yield</w:t>
       </w:r>
     </w:p>
@@ -6541,7 +6693,6 @@
         <w:rPr>
           <w:rFonts w:ascii="Calibri" w:eastAsia="Calibri" w:hAnsi="Calibri" w:cs="Calibri"/>
         </w:rPr>
-        <w:lastRenderedPageBreak/>
         <w:t>3.3  Family 2 — Prices and market arrivals</w:t>
       </w:r>
     </w:p>
@@ -7467,6 +7618,7 @@
         <w:rPr>
           <w:rFonts w:ascii="Calibri" w:eastAsia="Calibri" w:hAnsi="Calibri" w:cs="Calibri"/>
         </w:rPr>
+        <w:lastRenderedPageBreak/>
         <w:t>3.4  Family 3 — Inputs and resource utilisation</w:t>
       </w:r>
     </w:p>
@@ -8577,7 +8729,6 @@
                 <w:color w:val="1B4332"/>
                 <w:sz w:val="15"/>
               </w:rPr>
-              <w:lastRenderedPageBreak/>
               <w:t>NASA POWER</w:t>
             </w:r>
           </w:p>
@@ -9594,6 +9745,7 @@
                 <w:color w:val="1B4332"/>
                 <w:sz w:val="15"/>
               </w:rPr>
+              <w:lastRenderedPageBreak/>
               <w:t>CACP minimum support prices</w:t>
             </w:r>
           </w:p>
@@ -10355,7 +10507,6 @@
           <w:color w:val="2D6A4F"/>
           <w:sz w:val="17"/>
         </w:rPr>
-        <w:lastRenderedPageBreak/>
         <w:t xml:space="preserve">Table 13. </w:t>
       </w:r>
       <w:r>
@@ -11497,6 +11648,7 @@
               <w:rPr>
                 <w:sz w:val="15"/>
               </w:rPr>
+              <w:lastRenderedPageBreak/>
               <w:t>PMFBY</w:t>
             </w:r>
           </w:p>
@@ -12222,7 +12374,6 @@
         <w:rPr>
           <w:rFonts w:ascii="Calibri" w:eastAsia="Calibri" w:hAnsi="Calibri" w:cs="Calibri"/>
         </w:rPr>
-        <w:lastRenderedPageBreak/>
         <w:t>3.10  Legal, ethical and licensing position</w:t>
       </w:r>
     </w:p>
@@ -12319,7 +12470,7 @@
         </w:pBdr>
         <w:spacing w:before="520" w:after="200"/>
       </w:pPr>
-      <w:bookmarkStart w:id="3" w:name="_Toc244028839"/>
+      <w:bookmarkStart w:id="3" w:name="_Toc244380193"/>
       <w:r>
         <w:rPr>
           <w:rFonts w:ascii="Calibri" w:eastAsia="Calibri" w:hAnsi="Calibri" w:cs="Calibri"/>
@@ -12342,6 +12493,7 @@
         <w:rPr>
           <w:rFonts w:ascii="Calibri" w:eastAsia="Calibri" w:hAnsi="Calibri" w:cs="Calibri"/>
         </w:rPr>
+        <w:lastRenderedPageBreak/>
         <w:t>4.1  Five lenses</w:t>
       </w:r>
     </w:p>
@@ -14447,6 +14599,7 @@
         <w:rPr>
           <w:rFonts w:ascii="Calibri" w:eastAsia="Calibri" w:hAnsi="Calibri" w:cs="Calibri"/>
         </w:rPr>
+        <w:lastRenderedPageBreak/>
         <w:t>4.4  Demand and trade indicators</w:t>
       </w:r>
     </w:p>
@@ -15832,7 +15985,6 @@
         <w:rPr>
           <w:rFonts w:ascii="Calibri" w:eastAsia="Calibri" w:hAnsi="Calibri" w:cs="Calibri"/>
         </w:rPr>
-        <w:lastRenderedPageBreak/>
         <w:t>4.6  Risk and context indicators</w:t>
       </w:r>
     </w:p>
@@ -16595,6 +16747,7 @@
           <w:color w:val="2D6A4F"/>
           <w:sz w:val="17"/>
         </w:rPr>
+        <w:lastRenderedPageBreak/>
         <w:t xml:space="preserve">Table 21. </w:t>
       </w:r>
       <w:r>
@@ -17399,7 +17552,6 @@
                 <w:color w:val="1B4332"/>
                 <w:sz w:val="16"/>
               </w:rPr>
-              <w:lastRenderedPageBreak/>
               <w:t>Consistency</w:t>
             </w:r>
           </w:p>
@@ -17547,7 +17699,7 @@
         </w:pBdr>
         <w:spacing w:before="520" w:after="200"/>
       </w:pPr>
-      <w:bookmarkStart w:id="4" w:name="_Toc244028840"/>
+      <w:bookmarkStart w:id="4" w:name="_Toc244380194"/>
       <w:r>
         <w:rPr>
           <w:rFonts w:ascii="Calibri" w:eastAsia="Calibri" w:hAnsi="Calibri" w:cs="Calibri"/>
@@ -17558,7 +17710,10 @@
     </w:p>
     <w:p>
       <w:r>
-        <w:t>The analytical design follows one rule: start with the simplest thing that could work, and only add complexity when a backtest proves it earns its place. In agricultural forecasting the naive seasonal benchmark is unusually strong, and most of the modelling effort goes into beating it honestly rather than into choosing an algorithm.</w:t>
+        <w:t>The analytical design follows one rule: start with the simplest thing that could work, and only add complexity when a backtest proves it earns its place. Naive forecasts are harder to beat than they look, and which one is hardest depends on the crop and the horizon: the pilot in Appendix F found a seasonal model that beat the seasonal naive benchmark on nine origins in ten at one month and still lost to last month's price in most cells. Most of the modelling effort therefore goes into choosing the right ben</w:t>
+      </w:r>
+      <w:r>
+        <w:t>chmark and beating it honestly, rather than into choosing an algorithm.</w:t>
       </w:r>
     </w:p>
     <w:p>
@@ -17609,6 +17764,7 @@
           <w:b/>
           <w:color w:val="1B4332"/>
         </w:rPr>
+        <w:lastRenderedPageBreak/>
         <w:t xml:space="preserve">Provenance is a column — </w:t>
       </w:r>
       <w:r>
@@ -17751,7 +17907,7 @@
         <w:t xml:space="preserve">Establish the benchmark — </w:t>
       </w:r>
       <w:r>
-        <w:t>seasonal naive and a simple moving average, reported alongside every later model for the rest of the project.</w:t>
+        <w:t>a random walk and a seasonal naive, reported alongside every later model for the rest of the project.</w:t>
       </w:r>
     </w:p>
     <w:p>
@@ -17819,7 +17975,6 @@
         <w:rPr>
           <w:rFonts w:ascii="Calibri" w:eastAsia="Calibri" w:hAnsi="Calibri" w:cs="Calibri"/>
         </w:rPr>
-        <w:lastRenderedPageBreak/>
         <w:t>5.3  The model ladder</w:t>
       </w:r>
     </w:p>
@@ -18008,7 +18163,7 @@
               <w:rPr>
                 <w:sz w:val="16"/>
               </w:rPr>
-              <w:t>Seasonal naive: last year, same month</w:t>
+              <w:t>Naive pair: random walk (last month) and seasonal naive (last year, same month)</w:t>
             </w:r>
           </w:p>
         </w:tc>
@@ -18024,7 +18179,7 @@
               <w:rPr>
                 <w:sz w:val="16"/>
               </w:rPr>
-              <w:t>The benchmark every result is measured against; always reported</w:t>
+              <w:t>The benchmark every result is measured against; both are always reported</w:t>
             </w:r>
           </w:p>
         </w:tc>
@@ -18040,7 +18195,7 @@
               <w:rPr>
                 <w:sz w:val="16"/>
               </w:rPr>
-              <w:t>Two years of monthly history</w:t>
+              <w:t>One year of monthly history</w:t>
             </w:r>
           </w:p>
         </w:tc>
@@ -18446,6 +18601,7 @@
         <w:rPr>
           <w:rFonts w:ascii="Calibri" w:eastAsia="Calibri" w:hAnsi="Calibri" w:cs="Calibri"/>
         </w:rPr>
+        <w:lastRenderedPageBreak/>
         <w:t>5.4  Feature engineering rules</w:t>
       </w:r>
     </w:p>
@@ -18755,7 +18911,7 @@
               <w:rPr>
                 <w:sz w:val="16"/>
               </w:rPr>
-              <w:t>Error scaled against the seasonal naive forecast</w:t>
+              <w:t>Error scaled against the in-sample seasonal naive error</w:t>
             </w:r>
           </w:p>
         </w:tc>
@@ -18771,7 +18927,7 @@
               <w:rPr>
                 <w:sz w:val="16"/>
               </w:rPr>
-              <w:t>&lt; 1.0</w:t>
+              <w:t>&lt; 1.0 against the better naive benchmark</w:t>
             </w:r>
           </w:p>
         </w:tc>
@@ -18889,7 +19045,6 @@
                 <w:color w:val="1B4332"/>
                 <w:sz w:val="16"/>
               </w:rPr>
-              <w:lastRenderedPageBreak/>
               <w:t>RMSE</w:t>
             </w:r>
           </w:p>
@@ -19303,7 +19458,13 @@
               <w:rPr>
                 <w:sz w:val="19"/>
               </w:rPr>
-              <w:t>A model replaces the benchmark only if it achieves MASE below 1.0, interval coverage within five points of nominal, and directional accuracy of at least 55% — on the same folds, for that crop. If no model clears the bar, the report publishes the seasonal naive forecast plus a driver analysis. That is a legitimate result and will be presented as one.</w:t>
+              <w:t>A model replaces the benchmark only if it beats the better of two naive forecasts — a random walk and a seasonal naive — on MASE, with interval coverage within five points of nominal and directional accuracy of at least 55%, on the same folds, for that crop. The pilot in Appendix F is why the pair is required: measured against seasonal naive alone, a seasonal model cleared every threshold while a random walk still beat it in 45 of 60 crop-horizon cells. If no model clears the bar, the report publishes the n</w:t>
+            </w:r>
+            <w:r>
+              <w:rPr>
+                <w:sz w:val="19"/>
+              </w:rPr>
+              <w:t>aive forecast plus a driver analysis. That is a legitimate result and will be presented as one.</w:t>
             </w:r>
           </w:p>
         </w:tc>
@@ -19323,6 +19484,7 @@
         <w:rPr>
           <w:rFonts w:ascii="Calibri" w:eastAsia="Calibri" w:hAnsi="Calibri" w:cs="Calibri"/>
         </w:rPr>
+        <w:lastRenderedPageBreak/>
         <w:t>5.6  Uncertainty and explanation</w:t>
       </w:r>
     </w:p>
@@ -20202,7 +20364,6 @@
                 <w:color w:val="1B4332"/>
                 <w:sz w:val="16"/>
               </w:rPr>
-              <w:lastRenderedPageBreak/>
               <w:t>Statistics</w:t>
             </w:r>
           </w:p>
@@ -20616,6 +20777,7 @@
         <w:rPr>
           <w:rFonts w:ascii="Calibri" w:eastAsia="Calibri" w:hAnsi="Calibri" w:cs="Calibri"/>
         </w:rPr>
+        <w:lastRenderedPageBreak/>
         <w:t>5.9  Model risk register</w:t>
       </w:r>
     </w:p>
@@ -21222,7 +21384,7 @@
         </w:pBdr>
         <w:spacing w:before="520" w:after="200"/>
       </w:pPr>
-      <w:bookmarkStart w:id="5" w:name="_Toc244028841"/>
+      <w:bookmarkStart w:id="5" w:name="_Toc244380195"/>
       <w:r>
         <w:rPr>
           <w:rFonts w:ascii="Calibri" w:eastAsia="Calibri" w:hAnsi="Calibri" w:cs="Calibri"/>
@@ -21639,7 +21801,6 @@
                 <w:color w:val="1B4332"/>
                 <w:sz w:val="16"/>
               </w:rPr>
-              <w:lastRenderedPageBreak/>
               <w:t>P3</w:t>
             </w:r>
           </w:p>
@@ -22479,6 +22640,7 @@
         <w:rPr>
           <w:rFonts w:ascii="Calibri" w:eastAsia="Calibri" w:hAnsi="Calibri" w:cs="Calibri"/>
         </w:rPr>
+        <w:lastRenderedPageBreak/>
         <w:t>6.3  Phase detail</w:t>
       </w:r>
     </w:p>
@@ -22731,7 +22893,6 @@
           <w:rFonts w:ascii="Calibri" w:eastAsia="Calibri" w:hAnsi="Calibri" w:cs="Calibri"/>
           <w:color w:val="1B4332"/>
         </w:rPr>
-        <w:lastRenderedPageBreak/>
         <w:t>P3 — Cleaning and harmonisation (4 days)</w:t>
       </w:r>
     </w:p>
@@ -22880,6 +23041,7 @@
           <w:rFonts w:ascii="Calibri" w:eastAsia="Calibri" w:hAnsi="Calibri" w:cs="Calibri"/>
           <w:color w:val="1B4332"/>
         </w:rPr>
+        <w:lastRenderedPageBreak/>
         <w:t>P5 — Exploratory analysis (2 days)</w:t>
       </w:r>
     </w:p>
@@ -22998,7 +23160,7 @@
           <w:color w:val="5C6B62"/>
           <w:sz w:val="19"/>
         </w:rPr>
-        <w:t>Output: model artefacts and a backtest table by crop and horizon. Gate: at least one model beats seasonal naive on four of six crops at three months, or the fallback is invoked.</w:t>
+        <w:t>Output: model artefacts and a backtest table by crop and horizon. Gate: at least one model beats both naive benchmarks on four of six crops at three months, or the fallback is invoked.</w:t>
       </w:r>
     </w:p>
     <w:p>
@@ -23158,7 +23320,6 @@
         <w:rPr>
           <w:rFonts w:ascii="Calibri" w:eastAsia="Calibri" w:hAnsi="Calibri" w:cs="Calibri"/>
         </w:rPr>
-        <w:lastRenderedPageBreak/>
         <w:t>6.4  Cleaning and harmonisation rules</w:t>
       </w:r>
     </w:p>
@@ -23723,6 +23884,7 @@
                 <w:color w:val="1B4332"/>
                 <w:sz w:val="15"/>
               </w:rPr>
+              <w:lastRenderedPageBreak/>
               <w:t>Outliers and typos</w:t>
             </w:r>
           </w:p>
@@ -25132,7 +25294,6 @@
                 <w:color w:val="1B4332"/>
                 <w:sz w:val="15"/>
               </w:rPr>
-              <w:lastRenderedPageBreak/>
               <w:t>vintage_id</w:t>
             </w:r>
           </w:p>
@@ -25465,6 +25626,7 @@
           <w:b/>
           <w:color w:val="1B4332"/>
         </w:rPr>
+        <w:lastRenderedPageBreak/>
         <w:t xml:space="preserve">Name the mechanism — </w:t>
       </w:r>
       <w:r>
@@ -25496,7 +25658,7 @@
         </w:pBdr>
         <w:spacing w:before="520" w:after="200"/>
       </w:pPr>
-      <w:bookmarkStart w:id="6" w:name="_Toc244028842"/>
+      <w:bookmarkStart w:id="6" w:name="_Toc244380196"/>
       <w:r>
         <w:rPr>
           <w:rFonts w:ascii="Calibri" w:eastAsia="Calibri" w:hAnsi="Calibri" w:cs="Calibri"/>
@@ -25616,7 +25778,6 @@
         <w:rPr>
           <w:rFonts w:ascii="Calibri" w:eastAsia="Calibri" w:hAnsi="Calibri" w:cs="Calibri"/>
         </w:rPr>
-        <w:lastRenderedPageBreak/>
         <w:t>7.2  Workstream schedule</w:t>
       </w:r>
     </w:p>
@@ -26700,6 +26861,7 @@
         <w:rPr>
           <w:rFonts w:ascii="Calibri" w:eastAsia="Calibri" w:hAnsi="Calibri" w:cs="Calibri"/>
         </w:rPr>
+        <w:lastRenderedPageBreak/>
         <w:t>7.3  Milestones and acceptance criteria</w:t>
       </w:r>
     </w:p>
@@ -27311,7 +27473,6 @@
         <w:rPr>
           <w:rFonts w:ascii="Calibri" w:eastAsia="Calibri" w:hAnsi="Calibri" w:cs="Calibri"/>
         </w:rPr>
-        <w:lastRenderedPageBreak/>
         <w:t>7.5  Weekly cadence</w:t>
       </w:r>
     </w:p>
@@ -27717,6 +27878,7 @@
                 <w:color w:val="1B4332"/>
                 <w:sz w:val="16"/>
               </w:rPr>
+              <w:lastRenderedPageBreak/>
               <w:t>3</w:t>
             </w:r>
           </w:p>
@@ -27865,7 +28027,7 @@
         </w:pBdr>
         <w:spacing w:before="520" w:after="200"/>
       </w:pPr>
-      <w:bookmarkStart w:id="7" w:name="_Toc244028843"/>
+      <w:bookmarkStart w:id="7" w:name="_Toc244380197"/>
       <w:r>
         <w:rPr>
           <w:rFonts w:ascii="Calibri" w:eastAsia="Calibri" w:hAnsi="Calibri" w:cs="Calibri"/>
@@ -28798,7 +28960,6 @@
         <w:rPr>
           <w:rFonts w:ascii="Calibri" w:eastAsia="Calibri" w:hAnsi="Calibri" w:cs="Calibri"/>
         </w:rPr>
-        <w:lastRenderedPageBreak/>
         <w:t>8.1  Documentation standards</w:t>
       </w:r>
     </w:p>
@@ -28895,7 +29056,7 @@
         </w:pBdr>
         <w:spacing w:before="520" w:after="200"/>
       </w:pPr>
-      <w:bookmarkStart w:id="8" w:name="_Toc244028844"/>
+      <w:bookmarkStart w:id="8" w:name="_Toc244380198"/>
       <w:r>
         <w:rPr>
           <w:rFonts w:ascii="Calibri" w:eastAsia="Calibri" w:hAnsi="Calibri" w:cs="Calibri"/>
@@ -28920,6 +29081,7 @@
           <w:color w:val="2D6A4F"/>
           <w:sz w:val="17"/>
         </w:rPr>
+        <w:lastRenderedPageBreak/>
         <w:t xml:space="preserve">Table 34. </w:t>
       </w:r>
       <w:r>
@@ -29370,7 +29532,7 @@
                 <w:color w:val="1B4332"/>
                 <w:sz w:val="16"/>
               </w:rPr>
-              <w:t>No model beats the seasonal benchmark</w:t>
+              <w:t>No model beats the naive benchmarks</w:t>
             </w:r>
           </w:p>
         </w:tc>
@@ -29423,7 +29585,7 @@
               <w:rPr>
                 <w:sz w:val="16"/>
               </w:rPr>
-              <w:t>Fall back to ETS and publish the benchmark with a driver analysis; report the negative result</w:t>
+              <w:t>Fall back to the random walk with a driver analysis; report the negative result</w:t>
             </w:r>
           </w:p>
         </w:tc>
@@ -29440,7 +29602,7 @@
               <w:rPr>
                 <w:sz w:val="16"/>
               </w:rPr>
-              <w:t>MASE above 1.0 across all candidate models at M3</w:t>
+              <w:t>MASE above the better naive benchmark across all candidate models at M3</w:t>
             </w:r>
           </w:p>
         </w:tc>
@@ -29929,7 +30091,7 @@
         </w:pBdr>
         <w:spacing w:before="520" w:after="200"/>
       </w:pPr>
-      <w:bookmarkStart w:id="9" w:name="_Toc244028845"/>
+      <w:bookmarkStart w:id="9" w:name="_Toc244380199"/>
       <w:r>
         <w:rPr>
           <w:rFonts w:ascii="Calibri" w:eastAsia="Calibri" w:hAnsi="Calibri" w:cs="Calibri"/>
@@ -29983,7 +30145,6 @@
           <w:b/>
           <w:color w:val="1B4332"/>
         </w:rPr>
-        <w:lastRenderedPageBreak/>
         <w:t xml:space="preserve">Immutability — </w:t>
       </w:r>
       <w:r>
@@ -30130,6 +30291,7 @@
         <w:rPr>
           <w:rFonts w:ascii="Calibri" w:eastAsia="Calibri" w:hAnsi="Calibri" w:cs="Calibri"/>
         </w:rPr>
+        <w:lastRenderedPageBreak/>
         <w:t>10.3  What this analysis will not do</w:t>
       </w:r>
     </w:p>
@@ -30209,7 +30371,7 @@
         </w:pBdr>
         <w:spacing w:before="520" w:after="200"/>
       </w:pPr>
-      <w:bookmarkStart w:id="10" w:name="_Toc244028846"/>
+      <w:bookmarkStart w:id="10" w:name="_Toc244380200"/>
       <w:r>
         <w:rPr>
           <w:rFonts w:ascii="Calibri" w:eastAsia="Calibri" w:hAnsi="Calibri" w:cs="Calibri"/>
@@ -30744,12 +30906,11 @@
         </w:pBdr>
         <w:spacing w:before="520" w:after="200"/>
       </w:pPr>
-      <w:bookmarkStart w:id="11" w:name="_Toc244028847"/>
+      <w:bookmarkStart w:id="11" w:name="_Toc244380201"/>
       <w:r>
         <w:rPr>
           <w:rFonts w:ascii="Calibri" w:eastAsia="Calibri" w:hAnsi="Calibri" w:cs="Calibri"/>
         </w:rPr>
-        <w:lastRenderedPageBreak/>
         <w:t>12.  Project Measures and Conclusion</w:t>
       </w:r>
       <w:bookmarkEnd w:id="11"/>
@@ -31079,7 +31240,7 @@
                 <w:color w:val="1B4332"/>
                 <w:sz w:val="16"/>
               </w:rPr>
-              <w:t>Crops beating seasonal naive at 3 months</w:t>
+              <w:t>Crops beating the better naive benchmark at 3 months</w:t>
             </w:r>
           </w:p>
         </w:tc>
@@ -31310,12 +31471,13 @@
         <w:rPr>
           <w:rFonts w:ascii="Calibri" w:eastAsia="Calibri" w:hAnsi="Calibri" w:cs="Calibri"/>
         </w:rPr>
+        <w:lastRenderedPageBreak/>
         <w:t>12.2  Conclusion</w:t>
       </w:r>
     </w:p>
     <w:p>
       <w:r>
-        <w:t>This plan converts a broad brief into a sequence of checkable steps. It fixes six crops, eight states and a twelve-month horizon; it catalogues thirty-eight public sources, twelve of which carry the analysis; it defines thirty indicators and separates them into forecastable, partly forecastable and event-driven; and it commits to a modelling ladder in which the seasonal naive forecast must be beaten before anything more elaborate is reported.</w:t>
+        <w:t>This plan converts a broad brief into a sequence of checkable steps. It fixes six crops, eight states and a twelve-month horizon; it catalogues thirty-eight public sources, twelve of which carry the analysis; it defines thirty indicators and separates them into forecastable, partly forecastable and event-driven; and it commits to a modelling ladder in which both naive forecasts must be beaten before anything more elaborate is reported.</w:t>
       </w:r>
     </w:p>
     <w:p>
@@ -31325,7 +31487,7 @@
     </w:p>
     <w:p>
       <w:r>
-        <w:t>Success at the end of Week 5 is therefore modest and verifiable: a panel that rebuilds in ten minutes, a forecast that beats a naive benchmark on at least four crops, intervals that mean what they say, and a two-page memo that a procurement manager could act on. The four remaining weekly tasks attach directly to this spine — cleaning in Week 2, exploratory design in Week 3, the predictive framework in Week 4 and evaluation in Week 5 — so the plan is also the schedule for the rest of the internship.</w:t>
+        <w:t>Success at the end of Week 5 is therefore modest and verifiable: a panel that rebuilds in ten minutes, a forecast that beats the better naive benchmark on at least four crops, intervals that mean what they say, and a two-page memo that a procurement manager could act on. The four remaining weekly tasks attach directly to this spine — cleaning in Week 2, exploratory design in Week 3, the predictive framework in Week 4 and evaluation in Week 5 — so the plan is also the schedule for the rest of the internship.</w:t>
       </w:r>
     </w:p>
     <w:p>
@@ -31337,7 +31499,7 @@
         </w:pBdr>
         <w:spacing w:before="520" w:after="200"/>
       </w:pPr>
-      <w:bookmarkStart w:id="12" w:name="_Toc244028848"/>
+      <w:bookmarkStart w:id="12" w:name="_Toc244380202"/>
       <w:r>
         <w:rPr>
           <w:rFonts w:ascii="Calibri" w:eastAsia="Calibri" w:hAnsi="Calibri" w:cs="Calibri"/>
@@ -32364,7 +32526,7 @@
         </w:pBdr>
         <w:spacing w:before="520" w:after="200"/>
       </w:pPr>
-      <w:bookmarkStart w:id="13" w:name="_Toc244028849"/>
+      <w:bookmarkStart w:id="13" w:name="_Toc244380203"/>
       <w:r>
         <w:rPr>
           <w:rFonts w:ascii="Calibri" w:eastAsia="Calibri" w:hAnsi="Calibri" w:cs="Calibri"/>
@@ -33217,7 +33379,7 @@
         </w:pBdr>
         <w:spacing w:before="520" w:after="200"/>
       </w:pPr>
-      <w:bookmarkStart w:id="14" w:name="_Toc244028850"/>
+      <w:bookmarkStart w:id="14" w:name="_Toc244380204"/>
       <w:r>
         <w:rPr>
           <w:rFonts w:ascii="Calibri" w:eastAsia="Calibri" w:hAnsi="Calibri" w:cs="Calibri"/>
@@ -33232,7 +33394,7 @@
         <w:spacing w:after="120"/>
       </w:pPr>
       <w:r>
-        <w:t>All URLs below were checked on 27 October 2026. They are the principal public entry points used in the source register; dataset-level identifiers, access dates and licence notes for all thirty-eight sources are recorded in deliverable D2.</w:t>
+        <w:t>All URLs below were checked on 27 October 2026. They are the principal public entry points used in the source register; dataset-level identifiers, access dates and licence notes for all thirty-eight sources are recorded in deliverable D2. Source 6, the World Bank Pink Sheet, was exercised end to end in Appendix F; the others were checked for reachability and access path only.</w:t>
       </w:r>
     </w:p>
     <w:p>
@@ -34095,7 +34257,7 @@
         </w:pBdr>
         <w:spacing w:before="520" w:after="200"/>
       </w:pPr>
-      <w:bookmarkStart w:id="15" w:name="_Toc244028851"/>
+      <w:bookmarkStart w:id="15" w:name="_Toc244380205"/>
       <w:r>
         <w:rPr>
           <w:rFonts w:ascii="Calibri" w:eastAsia="Calibri" w:hAnsi="Calibri" w:cs="Calibri"/>
@@ -35024,7 +35186,7 @@
         </w:pBdr>
         <w:spacing w:before="520" w:after="200"/>
       </w:pPr>
-      <w:bookmarkStart w:id="16" w:name="_Toc244028852"/>
+      <w:bookmarkStart w:id="16" w:name="_Toc244380206"/>
       <w:r>
         <w:rPr>
           <w:rFonts w:ascii="Calibri" w:eastAsia="Calibri" w:hAnsi="Calibri" w:cs="Calibri"/>
@@ -35227,13 +35389,13 @@
               <w:rPr>
                 <w:sz w:val="16"/>
               </w:rPr>
-              <w:t>☐</w:t>
-            </w:r>
-            <w:r>
-              <w:rPr>
-                <w:sz w:val="16"/>
-              </w:rPr>
-              <w:t xml:space="preserve"> One series ingested end to end as a proof of concept</w:t>
+              <w:t>☑</w:t>
+            </w:r>
+            <w:r>
+              <w:rPr>
+                <w:sz w:val="16"/>
+              </w:rPr>
+              <w:t xml:space="preserve"> One series ingested end to end as a proof of concept (Appendix F)</w:t>
             </w:r>
             <w:r>
               <w:br/>
@@ -35608,7 +35770,7 @@
               <w:rPr>
                 <w:sz w:val="16"/>
               </w:rPr>
-              <w:t xml:space="preserve"> Seasonal naive benchmark scored on all crops</w:t>
+              <w:t xml:space="preserve"> Random walk and seasonal naive scored on all crops</w:t>
             </w:r>
             <w:r>
               <w:br/>
@@ -35841,6 +36003,6523 @@
       <w:pPr>
         <w:spacing w:after="0" w:line="240" w:lineRule="auto"/>
       </w:pPr>
+    </w:p>
+    <w:p>
+      <w:pPr>
+        <w:pStyle w:val="Heading1"/>
+        <w:pageBreakBefore/>
+        <w:pBdr>
+          <w:bottom w:val="single" w:sz="10" w:space="6" w:color="B5651D"/>
+        </w:pBdr>
+        <w:spacing w:before="520" w:after="200"/>
+      </w:pPr>
+      <w:bookmarkStart w:id="17" w:name="_Toc244380207"/>
+      <w:r>
+        <w:rPr>
+          <w:rFonts w:ascii="Calibri" w:eastAsia="Calibri" w:hAnsi="Calibri" w:cs="Calibri"/>
+        </w:rPr>
+        <w:lastRenderedPageBreak/>
+        <w:t>Appendix F.  A Pilot Run on Real Price Data</w:t>
+      </w:r>
+      <w:bookmarkEnd w:id="17"/>
+    </w:p>
+    <w:p>
+      <w:r>
+        <w:t>The four remaining weeks assume that a monthly price series can be assembled, cleaned, decomposed and backtested, and that the resulting errors will be informative. That assumption is cheap to test before any Indian mandi data is touched. This appendix reports the test: the pipeline described in Sections 5 and 6, applied end to end to a public series that was machine-readable on the day this plan was written.</w:t>
+      </w:r>
+    </w:p>
+    <w:p>
+      <w:r>
+        <w:t>The purpose is not to forecast world prices, which is not the brief. It is to establish three things that the rest of the plan currently only asserts: that the arithmetic produces interpretable numbers, that the benchmark chosen in Section 5.5 can actually be beaten, and that its evaluation rule survives contact with data. The third finding did not survive, and the rule has been amended in Section 5.5 rather than quietly left in place.</w:t>
+      </w:r>
+    </w:p>
+    <w:p>
+      <w:pPr>
+        <w:pStyle w:val="Heading2"/>
+        <w:spacing w:before="260" w:after="100"/>
+      </w:pPr>
+      <w:r>
+        <w:rPr>
+          <w:rFonts w:ascii="Calibri" w:eastAsia="Calibri" w:hAnsi="Calibri" w:cs="Calibri"/>
+        </w:rPr>
+        <w:t>F.1  The dataset</w:t>
+      </w:r>
+    </w:p>
+    <w:p>
+      <w:r>
+        <w:t>The series are the World Bank Commodity Price Data — the Pink Sheet — downloaded on 2 October 2026. The file is monthly, quoted in nominal US dollars, and contained 93 complete monthly observations from Jan 2019 to Sep 2026 at the time of download. Five of the six crops in scope have a global benchmark series: wheat, maize, rice, soybean and cotton. Onion has none, because it is traded almost entirely within national markets; that gap is a limitation of the pilot, not of the plan, and it is the one crop for</w:t>
+      </w:r>
+      <w:r>
+        <w:t xml:space="preserve"> which only the Indian data will speak.</w:t>
+      </w:r>
+    </w:p>
+    <w:p>
+      <w:r>
+        <w:t>The file was saved before reading and its download date recorded with it; no value in this appendix is typed by hand, and every number below is computed from that one file.</w:t>
+      </w:r>
+    </w:p>
+    <w:p>
+      <w:pPr>
+        <w:keepNext/>
+        <w:spacing w:before="200" w:after="80"/>
+      </w:pPr>
+      <w:r>
+        <w:rPr>
+          <w:b/>
+          <w:color w:val="2D6A4F"/>
+          <w:sz w:val="17"/>
+        </w:rPr>
+        <w:t xml:space="preserve">Table 41. </w:t>
+      </w:r>
+      <w:r>
+        <w:rPr>
+          <w:i/>
+          <w:color w:val="5C6B62"/>
+          <w:sz w:val="17"/>
+        </w:rPr>
+        <w:t>Five global benchmarks, January 2019 to September 2026. CV is the coefficient of variation; volatility is the annualised standard deviation of monthly log changes.</w:t>
+      </w:r>
+    </w:p>
+    <w:tbl>
+      <w:tblPr>
+        <w:tblW w:w="9412" w:type="dxa"/>
+        <w:jc w:val="center"/>
+        <w:tblBorders>
+          <w:top w:val="single" w:sz="4" w:space="0" w:color="C9D6CC"/>
+          <w:left w:val="single" w:sz="4" w:space="0" w:color="C9D6CC"/>
+          <w:bottom w:val="single" w:sz="4" w:space="0" w:color="C9D6CC"/>
+          <w:right w:val="single" w:sz="4" w:space="0" w:color="C9D6CC"/>
+          <w:insideH w:val="single" w:sz="4" w:space="0" w:color="C9D6CC"/>
+          <w:insideV w:val="single" w:sz="4" w:space="0" w:color="C9D6CC"/>
+        </w:tblBorders>
+        <w:tblLayout w:type="fixed"/>
+        <w:tblCellMar>
+          <w:top w:w="60" w:type="dxa"/>
+          <w:left w:w="90" w:type="dxa"/>
+          <w:bottom w:w="60" w:type="dxa"/>
+          <w:right w:w="90" w:type="dxa"/>
+        </w:tblCellMar>
+        <w:tblLook w:val="04A0" w:firstRow="1" w:lastRow="0" w:firstColumn="1" w:lastColumn="0" w:noHBand="0" w:noVBand="1"/>
+      </w:tblPr>
+      <w:tblGrid>
+        <w:gridCol w:w="2383"/>
+        <w:gridCol w:w="794"/>
+        <w:gridCol w:w="510"/>
+        <w:gridCol w:w="907"/>
+        <w:gridCol w:w="1757"/>
+        <w:gridCol w:w="1757"/>
+        <w:gridCol w:w="652"/>
+        <w:gridCol w:w="652"/>
+      </w:tblGrid>
+      <w:tr>
+        <w:trPr>
+          <w:cantSplit/>
+          <w:tblHeader/>
+          <w:jc w:val="center"/>
+        </w:trPr>
+        <w:tc>
+          <w:tcPr>
+            <w:tcW w:w="2381" w:type="dxa"/>
+            <w:shd w:val="clear" w:color="auto" w:fill="1B4332"/>
+            <w:vAlign w:val="center"/>
+          </w:tcPr>
+          <w:p>
+            <w:pPr>
+              <w:keepNext/>
+              <w:spacing w:after="0" w:line="252" w:lineRule="auto"/>
+            </w:pPr>
+            <w:r>
+              <w:rPr>
+                <w:b/>
+                <w:color w:val="FFFFFF"/>
+                <w:sz w:val="17"/>
+              </w:rPr>
+              <w:t>Series</w:t>
+            </w:r>
+          </w:p>
+        </w:tc>
+        <w:tc>
+          <w:tcPr>
+            <w:tcW w:w="794" w:type="dxa"/>
+            <w:shd w:val="clear" w:color="auto" w:fill="1B4332"/>
+            <w:vAlign w:val="center"/>
+          </w:tcPr>
+          <w:p>
+            <w:pPr>
+              <w:keepNext/>
+              <w:spacing w:after="0" w:line="252" w:lineRule="auto"/>
+            </w:pPr>
+            <w:r>
+              <w:rPr>
+                <w:b/>
+                <w:color w:val="FFFFFF"/>
+                <w:sz w:val="17"/>
+              </w:rPr>
+              <w:t>Unit</w:t>
+            </w:r>
+          </w:p>
+        </w:tc>
+        <w:tc>
+          <w:tcPr>
+            <w:tcW w:w="510" w:type="dxa"/>
+            <w:shd w:val="clear" w:color="auto" w:fill="1B4332"/>
+            <w:vAlign w:val="center"/>
+          </w:tcPr>
+          <w:p>
+            <w:pPr>
+              <w:keepNext/>
+              <w:spacing w:after="0" w:line="252" w:lineRule="auto"/>
+            </w:pPr>
+            <w:r>
+              <w:rPr>
+                <w:b/>
+                <w:color w:val="FFFFFF"/>
+                <w:sz w:val="17"/>
+              </w:rPr>
+              <w:t>n</w:t>
+            </w:r>
+          </w:p>
+        </w:tc>
+        <w:tc>
+          <w:tcPr>
+            <w:tcW w:w="907" w:type="dxa"/>
+            <w:shd w:val="clear" w:color="auto" w:fill="1B4332"/>
+            <w:vAlign w:val="center"/>
+          </w:tcPr>
+          <w:p>
+            <w:pPr>
+              <w:keepNext/>
+              <w:spacing w:after="0" w:line="252" w:lineRule="auto"/>
+            </w:pPr>
+            <w:r>
+              <w:rPr>
+                <w:b/>
+                <w:color w:val="FFFFFF"/>
+                <w:sz w:val="17"/>
+              </w:rPr>
+              <w:t>Mean</w:t>
+            </w:r>
+          </w:p>
+        </w:tc>
+        <w:tc>
+          <w:tcPr>
+            <w:tcW w:w="1757" w:type="dxa"/>
+            <w:shd w:val="clear" w:color="auto" w:fill="1B4332"/>
+            <w:vAlign w:val="center"/>
+          </w:tcPr>
+          <w:p>
+            <w:pPr>
+              <w:keepNext/>
+              <w:spacing w:after="0" w:line="252" w:lineRule="auto"/>
+            </w:pPr>
+            <w:r>
+              <w:rPr>
+                <w:b/>
+                <w:color w:val="FFFFFF"/>
+                <w:sz w:val="17"/>
+              </w:rPr>
+              <w:t>Minimum</w:t>
+            </w:r>
+          </w:p>
+        </w:tc>
+        <w:tc>
+          <w:tcPr>
+            <w:tcW w:w="1757" w:type="dxa"/>
+            <w:shd w:val="clear" w:color="auto" w:fill="1B4332"/>
+            <w:vAlign w:val="center"/>
+          </w:tcPr>
+          <w:p>
+            <w:pPr>
+              <w:keepNext/>
+              <w:spacing w:after="0" w:line="252" w:lineRule="auto"/>
+            </w:pPr>
+            <w:r>
+              <w:rPr>
+                <w:b/>
+                <w:color w:val="FFFFFF"/>
+                <w:sz w:val="17"/>
+              </w:rPr>
+              <w:t>Maximum</w:t>
+            </w:r>
+          </w:p>
+        </w:tc>
+        <w:tc>
+          <w:tcPr>
+            <w:tcW w:w="652" w:type="dxa"/>
+            <w:shd w:val="clear" w:color="auto" w:fill="1B4332"/>
+            <w:vAlign w:val="center"/>
+          </w:tcPr>
+          <w:p>
+            <w:pPr>
+              <w:keepNext/>
+              <w:spacing w:after="0" w:line="252" w:lineRule="auto"/>
+            </w:pPr>
+            <w:r>
+              <w:rPr>
+                <w:b/>
+                <w:color w:val="FFFFFF"/>
+                <w:sz w:val="17"/>
+              </w:rPr>
+              <w:t>CV %</w:t>
+            </w:r>
+          </w:p>
+        </w:tc>
+        <w:tc>
+          <w:tcPr>
+            <w:tcW w:w="652" w:type="dxa"/>
+            <w:shd w:val="clear" w:color="auto" w:fill="1B4332"/>
+            <w:vAlign w:val="center"/>
+          </w:tcPr>
+          <w:p>
+            <w:pPr>
+              <w:keepNext/>
+              <w:spacing w:after="0" w:line="252" w:lineRule="auto"/>
+            </w:pPr>
+            <w:r>
+              <w:rPr>
+                <w:b/>
+                <w:color w:val="FFFFFF"/>
+                <w:sz w:val="17"/>
+              </w:rPr>
+              <w:t>Vol. %</w:t>
+            </w:r>
+          </w:p>
+        </w:tc>
+      </w:tr>
+      <w:tr>
+        <w:trPr>
+          <w:cantSplit/>
+          <w:jc w:val="center"/>
+        </w:trPr>
+        <w:tc>
+          <w:tcPr>
+            <w:tcW w:w="2381" w:type="dxa"/>
+            <w:vAlign w:val="center"/>
+          </w:tcPr>
+          <w:p>
+            <w:pPr>
+              <w:keepNext/>
+              <w:spacing w:after="0" w:line="252" w:lineRule="auto"/>
+            </w:pPr>
+            <w:r>
+              <w:rPr>
+                <w:b/>
+                <w:color w:val="1B4332"/>
+                <w:sz w:val="15"/>
+              </w:rPr>
+              <w:t>Wheat, US SRW</w:t>
+            </w:r>
+          </w:p>
+        </w:tc>
+        <w:tc>
+          <w:tcPr>
+            <w:tcW w:w="794" w:type="dxa"/>
+          </w:tcPr>
+          <w:p>
+            <w:pPr>
+              <w:keepNext/>
+              <w:spacing w:after="0" w:line="252" w:lineRule="auto"/>
+            </w:pPr>
+            <w:r>
+              <w:rPr>
+                <w:sz w:val="15"/>
+              </w:rPr>
+              <w:t>US$/t</w:t>
+            </w:r>
+          </w:p>
+        </w:tc>
+        <w:tc>
+          <w:tcPr>
+            <w:tcW w:w="510" w:type="dxa"/>
+          </w:tcPr>
+          <w:p>
+            <w:pPr>
+              <w:keepNext/>
+              <w:spacing w:after="0" w:line="252" w:lineRule="auto"/>
+              <w:jc w:val="center"/>
+            </w:pPr>
+            <w:r>
+              <w:rPr>
+                <w:sz w:val="15"/>
+              </w:rPr>
+              <w:t>93</w:t>
+            </w:r>
+          </w:p>
+        </w:tc>
+        <w:tc>
+          <w:tcPr>
+            <w:tcW w:w="907" w:type="dxa"/>
+          </w:tcPr>
+          <w:p>
+            <w:pPr>
+              <w:keepNext/>
+              <w:spacing w:after="0" w:line="252" w:lineRule="auto"/>
+              <w:jc w:val="center"/>
+            </w:pPr>
+            <w:r>
+              <w:rPr>
+                <w:sz w:val="15"/>
+              </w:rPr>
+              <w:t>259.7</w:t>
+            </w:r>
+          </w:p>
+        </w:tc>
+        <w:tc>
+          <w:tcPr>
+            <w:tcW w:w="1757" w:type="dxa"/>
+          </w:tcPr>
+          <w:p>
+            <w:pPr>
+              <w:keepNext/>
+              <w:spacing w:after="0" w:line="252" w:lineRule="auto"/>
+            </w:pPr>
+            <w:r>
+              <w:rPr>
+                <w:sz w:val="15"/>
+              </w:rPr>
+              <w:t>197.3  (Apr 2019)</w:t>
+            </w:r>
+          </w:p>
+        </w:tc>
+        <w:tc>
+          <w:tcPr>
+            <w:tcW w:w="1757" w:type="dxa"/>
+          </w:tcPr>
+          <w:p>
+            <w:pPr>
+              <w:keepNext/>
+              <w:spacing w:after="0" w:line="252" w:lineRule="auto"/>
+            </w:pPr>
+            <w:r>
+              <w:rPr>
+                <w:sz w:val="15"/>
+              </w:rPr>
+              <w:t>446.7  (Mar 2022)</w:t>
+            </w:r>
+          </w:p>
+        </w:tc>
+        <w:tc>
+          <w:tcPr>
+            <w:tcW w:w="652" w:type="dxa"/>
+          </w:tcPr>
+          <w:p>
+            <w:pPr>
+              <w:keepNext/>
+              <w:spacing w:after="0" w:line="252" w:lineRule="auto"/>
+              <w:jc w:val="center"/>
+            </w:pPr>
+            <w:r>
+              <w:rPr>
+                <w:sz w:val="15"/>
+              </w:rPr>
+              <w:t>23.5</w:t>
+            </w:r>
+          </w:p>
+        </w:tc>
+        <w:tc>
+          <w:tcPr>
+            <w:tcW w:w="652" w:type="dxa"/>
+          </w:tcPr>
+          <w:p>
+            <w:pPr>
+              <w:keepNext/>
+              <w:spacing w:after="0" w:line="252" w:lineRule="auto"/>
+              <w:jc w:val="center"/>
+            </w:pPr>
+            <w:r>
+              <w:rPr>
+                <w:sz w:val="15"/>
+              </w:rPr>
+              <w:t>26.4</w:t>
+            </w:r>
+          </w:p>
+        </w:tc>
+      </w:tr>
+      <w:tr>
+        <w:trPr>
+          <w:cantSplit/>
+          <w:jc w:val="center"/>
+        </w:trPr>
+        <w:tc>
+          <w:tcPr>
+            <w:tcW w:w="2381" w:type="dxa"/>
+            <w:shd w:val="clear" w:color="auto" w:fill="F7F9F6"/>
+            <w:vAlign w:val="center"/>
+          </w:tcPr>
+          <w:p>
+            <w:pPr>
+              <w:keepNext/>
+              <w:spacing w:after="0" w:line="252" w:lineRule="auto"/>
+            </w:pPr>
+            <w:r>
+              <w:rPr>
+                <w:b/>
+                <w:color w:val="1B4332"/>
+                <w:sz w:val="15"/>
+              </w:rPr>
+              <w:t>Maize, US</w:t>
+            </w:r>
+          </w:p>
+        </w:tc>
+        <w:tc>
+          <w:tcPr>
+            <w:tcW w:w="794" w:type="dxa"/>
+            <w:shd w:val="clear" w:color="auto" w:fill="F7F9F6"/>
+          </w:tcPr>
+          <w:p>
+            <w:pPr>
+              <w:keepNext/>
+              <w:spacing w:after="0" w:line="252" w:lineRule="auto"/>
+            </w:pPr>
+            <w:r>
+              <w:rPr>
+                <w:sz w:val="15"/>
+              </w:rPr>
+              <w:t>US$/t</w:t>
+            </w:r>
+          </w:p>
+        </w:tc>
+        <w:tc>
+          <w:tcPr>
+            <w:tcW w:w="510" w:type="dxa"/>
+            <w:shd w:val="clear" w:color="auto" w:fill="F7F9F6"/>
+          </w:tcPr>
+          <w:p>
+            <w:pPr>
+              <w:keepNext/>
+              <w:spacing w:after="0" w:line="252" w:lineRule="auto"/>
+              <w:jc w:val="center"/>
+            </w:pPr>
+            <w:r>
+              <w:rPr>
+                <w:sz w:val="15"/>
+              </w:rPr>
+              <w:t>93</w:t>
+            </w:r>
+          </w:p>
+        </w:tc>
+        <w:tc>
+          <w:tcPr>
+            <w:tcW w:w="907" w:type="dxa"/>
+            <w:shd w:val="clear" w:color="auto" w:fill="F7F9F6"/>
+          </w:tcPr>
+          <w:p>
+            <w:pPr>
+              <w:keepNext/>
+              <w:spacing w:after="0" w:line="252" w:lineRule="auto"/>
+              <w:jc w:val="center"/>
+            </w:pPr>
+            <w:r>
+              <w:rPr>
+                <w:sz w:val="15"/>
+              </w:rPr>
+              <w:t>222.1</w:t>
+            </w:r>
+          </w:p>
+        </w:tc>
+        <w:tc>
+          <w:tcPr>
+            <w:tcW w:w="1757" w:type="dxa"/>
+            <w:shd w:val="clear" w:color="auto" w:fill="F7F9F6"/>
+          </w:tcPr>
+          <w:p>
+            <w:pPr>
+              <w:keepNext/>
+              <w:spacing w:after="0" w:line="252" w:lineRule="auto"/>
+            </w:pPr>
+            <w:r>
+              <w:rPr>
+                <w:sz w:val="15"/>
+              </w:rPr>
+              <w:t>143.9  (May 2020)</w:t>
+            </w:r>
+          </w:p>
+        </w:tc>
+        <w:tc>
+          <w:tcPr>
+            <w:tcW w:w="1757" w:type="dxa"/>
+            <w:shd w:val="clear" w:color="auto" w:fill="F7F9F6"/>
+          </w:tcPr>
+          <w:p>
+            <w:pPr>
+              <w:keepNext/>
+              <w:spacing w:after="0" w:line="252" w:lineRule="auto"/>
+            </w:pPr>
+            <w:r>
+              <w:rPr>
+                <w:sz w:val="15"/>
+              </w:rPr>
+              <w:t>348.2  (Apr 2022)</w:t>
+            </w:r>
+          </w:p>
+        </w:tc>
+        <w:tc>
+          <w:tcPr>
+            <w:tcW w:w="652" w:type="dxa"/>
+            <w:shd w:val="clear" w:color="auto" w:fill="F7F9F6"/>
+          </w:tcPr>
+          <w:p>
+            <w:pPr>
+              <w:keepNext/>
+              <w:spacing w:after="0" w:line="252" w:lineRule="auto"/>
+              <w:jc w:val="center"/>
+            </w:pPr>
+            <w:r>
+              <w:rPr>
+                <w:sz w:val="15"/>
+              </w:rPr>
+              <w:t>24.1</w:t>
+            </w:r>
+          </w:p>
+        </w:tc>
+        <w:tc>
+          <w:tcPr>
+            <w:tcW w:w="652" w:type="dxa"/>
+            <w:shd w:val="clear" w:color="auto" w:fill="F7F9F6"/>
+          </w:tcPr>
+          <w:p>
+            <w:pPr>
+              <w:keepNext/>
+              <w:spacing w:after="0" w:line="252" w:lineRule="auto"/>
+              <w:jc w:val="center"/>
+            </w:pPr>
+            <w:r>
+              <w:rPr>
+                <w:sz w:val="15"/>
+              </w:rPr>
+              <w:t>21.7</w:t>
+            </w:r>
+          </w:p>
+        </w:tc>
+      </w:tr>
+      <w:tr>
+        <w:trPr>
+          <w:cantSplit/>
+          <w:jc w:val="center"/>
+        </w:trPr>
+        <w:tc>
+          <w:tcPr>
+            <w:tcW w:w="2381" w:type="dxa"/>
+            <w:vAlign w:val="center"/>
+          </w:tcPr>
+          <w:p>
+            <w:pPr>
+              <w:keepNext/>
+              <w:spacing w:after="0" w:line="252" w:lineRule="auto"/>
+            </w:pPr>
+            <w:r>
+              <w:rPr>
+                <w:b/>
+                <w:color w:val="1B4332"/>
+                <w:sz w:val="15"/>
+              </w:rPr>
+              <w:t>Rice, Thai 5%</w:t>
+            </w:r>
+          </w:p>
+        </w:tc>
+        <w:tc>
+          <w:tcPr>
+            <w:tcW w:w="794" w:type="dxa"/>
+          </w:tcPr>
+          <w:p>
+            <w:pPr>
+              <w:keepNext/>
+              <w:spacing w:after="0" w:line="252" w:lineRule="auto"/>
+            </w:pPr>
+            <w:r>
+              <w:rPr>
+                <w:sz w:val="15"/>
+              </w:rPr>
+              <w:t>US$/t</w:t>
+            </w:r>
+          </w:p>
+        </w:tc>
+        <w:tc>
+          <w:tcPr>
+            <w:tcW w:w="510" w:type="dxa"/>
+          </w:tcPr>
+          <w:p>
+            <w:pPr>
+              <w:keepNext/>
+              <w:spacing w:after="0" w:line="252" w:lineRule="auto"/>
+              <w:jc w:val="center"/>
+            </w:pPr>
+            <w:r>
+              <w:rPr>
+                <w:sz w:val="15"/>
+              </w:rPr>
+              <w:t>93</w:t>
+            </w:r>
+          </w:p>
+        </w:tc>
+        <w:tc>
+          <w:tcPr>
+            <w:tcW w:w="907" w:type="dxa"/>
+          </w:tcPr>
+          <w:p>
+            <w:pPr>
+              <w:keepNext/>
+              <w:spacing w:after="0" w:line="252" w:lineRule="auto"/>
+              <w:jc w:val="center"/>
+            </w:pPr>
+            <w:r>
+              <w:rPr>
+                <w:sz w:val="15"/>
+              </w:rPr>
+              <w:t>476.0</w:t>
+            </w:r>
+          </w:p>
+        </w:tc>
+        <w:tc>
+          <w:tcPr>
+            <w:tcW w:w="1757" w:type="dxa"/>
+          </w:tcPr>
+          <w:p>
+            <w:pPr>
+              <w:keepNext/>
+              <w:spacing w:after="0" w:line="252" w:lineRule="auto"/>
+            </w:pPr>
+            <w:r>
+              <w:rPr>
+                <w:sz w:val="15"/>
+              </w:rPr>
+              <w:t>356.0  (Oct 2025)</w:t>
+            </w:r>
+          </w:p>
+        </w:tc>
+        <w:tc>
+          <w:tcPr>
+            <w:tcW w:w="1757" w:type="dxa"/>
+          </w:tcPr>
+          <w:p>
+            <w:pPr>
+              <w:keepNext/>
+              <w:spacing w:after="0" w:line="252" w:lineRule="auto"/>
+            </w:pPr>
+            <w:r>
+              <w:rPr>
+                <w:sz w:val="15"/>
+              </w:rPr>
+              <w:t>660.0  (Jan 2024)</w:t>
+            </w:r>
+          </w:p>
+        </w:tc>
+        <w:tc>
+          <w:tcPr>
+            <w:tcW w:w="652" w:type="dxa"/>
+          </w:tcPr>
+          <w:p>
+            <w:pPr>
+              <w:keepNext/>
+              <w:spacing w:after="0" w:line="252" w:lineRule="auto"/>
+              <w:jc w:val="center"/>
+            </w:pPr>
+            <w:r>
+              <w:rPr>
+                <w:sz w:val="15"/>
+              </w:rPr>
+              <w:t>15.6</w:t>
+            </w:r>
+          </w:p>
+        </w:tc>
+        <w:tc>
+          <w:tcPr>
+            <w:tcW w:w="652" w:type="dxa"/>
+          </w:tcPr>
+          <w:p>
+            <w:pPr>
+              <w:keepNext/>
+              <w:spacing w:after="0" w:line="252" w:lineRule="auto"/>
+              <w:jc w:val="center"/>
+            </w:pPr>
+            <w:r>
+              <w:rPr>
+                <w:sz w:val="15"/>
+              </w:rPr>
+              <w:t>19.1</w:t>
+            </w:r>
+          </w:p>
+        </w:tc>
+      </w:tr>
+      <w:tr>
+        <w:trPr>
+          <w:cantSplit/>
+          <w:jc w:val="center"/>
+        </w:trPr>
+        <w:tc>
+          <w:tcPr>
+            <w:tcW w:w="2381" w:type="dxa"/>
+            <w:shd w:val="clear" w:color="auto" w:fill="F7F9F6"/>
+            <w:vAlign w:val="center"/>
+          </w:tcPr>
+          <w:p>
+            <w:pPr>
+              <w:keepNext/>
+              <w:spacing w:after="0" w:line="252" w:lineRule="auto"/>
+            </w:pPr>
+            <w:r>
+              <w:rPr>
+                <w:b/>
+                <w:color w:val="1B4332"/>
+                <w:sz w:val="15"/>
+              </w:rPr>
+              <w:t>Soybeans</w:t>
+            </w:r>
+          </w:p>
+        </w:tc>
+        <w:tc>
+          <w:tcPr>
+            <w:tcW w:w="794" w:type="dxa"/>
+            <w:shd w:val="clear" w:color="auto" w:fill="F7F9F6"/>
+          </w:tcPr>
+          <w:p>
+            <w:pPr>
+              <w:keepNext/>
+              <w:spacing w:after="0" w:line="252" w:lineRule="auto"/>
+            </w:pPr>
+            <w:r>
+              <w:rPr>
+                <w:sz w:val="15"/>
+              </w:rPr>
+              <w:t>US$/t</w:t>
+            </w:r>
+          </w:p>
+        </w:tc>
+        <w:tc>
+          <w:tcPr>
+            <w:tcW w:w="510" w:type="dxa"/>
+            <w:shd w:val="clear" w:color="auto" w:fill="F7F9F6"/>
+          </w:tcPr>
+          <w:p>
+            <w:pPr>
+              <w:keepNext/>
+              <w:spacing w:after="0" w:line="252" w:lineRule="auto"/>
+              <w:jc w:val="center"/>
+            </w:pPr>
+            <w:r>
+              <w:rPr>
+                <w:sz w:val="15"/>
+              </w:rPr>
+              <w:t>93</w:t>
+            </w:r>
+          </w:p>
+        </w:tc>
+        <w:tc>
+          <w:tcPr>
+            <w:tcW w:w="907" w:type="dxa"/>
+            <w:shd w:val="clear" w:color="auto" w:fill="F7F9F6"/>
+          </w:tcPr>
+          <w:p>
+            <w:pPr>
+              <w:keepNext/>
+              <w:spacing w:after="0" w:line="252" w:lineRule="auto"/>
+              <w:jc w:val="center"/>
+            </w:pPr>
+            <w:r>
+              <w:rPr>
+                <w:sz w:val="15"/>
+              </w:rPr>
+              <w:t>498.4</w:t>
+            </w:r>
+          </w:p>
+        </w:tc>
+        <w:tc>
+          <w:tcPr>
+            <w:tcW w:w="1757" w:type="dxa"/>
+            <w:shd w:val="clear" w:color="auto" w:fill="F7F9F6"/>
+          </w:tcPr>
+          <w:p>
+            <w:pPr>
+              <w:keepNext/>
+              <w:spacing w:after="0" w:line="252" w:lineRule="auto"/>
+            </w:pPr>
+            <w:r>
+              <w:rPr>
+                <w:sz w:val="15"/>
+              </w:rPr>
+              <w:t>340.0  (May 2019)</w:t>
+            </w:r>
+          </w:p>
+        </w:tc>
+        <w:tc>
+          <w:tcPr>
+            <w:tcW w:w="1757" w:type="dxa"/>
+            <w:shd w:val="clear" w:color="auto" w:fill="F7F9F6"/>
+          </w:tcPr>
+          <w:p>
+            <w:pPr>
+              <w:keepNext/>
+              <w:spacing w:after="0" w:line="252" w:lineRule="auto"/>
+            </w:pPr>
+            <w:r>
+              <w:rPr>
+                <w:sz w:val="15"/>
+              </w:rPr>
+              <w:t>737.0  (Jun 2022)</w:t>
+            </w:r>
+          </w:p>
+        </w:tc>
+        <w:tc>
+          <w:tcPr>
+            <w:tcW w:w="652" w:type="dxa"/>
+            <w:shd w:val="clear" w:color="auto" w:fill="F7F9F6"/>
+          </w:tcPr>
+          <w:p>
+            <w:pPr>
+              <w:keepNext/>
+              <w:spacing w:after="0" w:line="252" w:lineRule="auto"/>
+              <w:jc w:val="center"/>
+            </w:pPr>
+            <w:r>
+              <w:rPr>
+                <w:sz w:val="15"/>
+              </w:rPr>
+              <w:t>21.9</w:t>
+            </w:r>
+          </w:p>
+        </w:tc>
+        <w:tc>
+          <w:tcPr>
+            <w:tcW w:w="652" w:type="dxa"/>
+            <w:shd w:val="clear" w:color="auto" w:fill="F7F9F6"/>
+          </w:tcPr>
+          <w:p>
+            <w:pPr>
+              <w:keepNext/>
+              <w:spacing w:after="0" w:line="252" w:lineRule="auto"/>
+              <w:jc w:val="center"/>
+            </w:pPr>
+            <w:r>
+              <w:rPr>
+                <w:sz w:val="15"/>
+              </w:rPr>
+              <w:t>17.5</w:t>
+            </w:r>
+          </w:p>
+        </w:tc>
+      </w:tr>
+      <w:tr>
+        <w:trPr>
+          <w:cantSplit/>
+          <w:jc w:val="center"/>
+        </w:trPr>
+        <w:tc>
+          <w:tcPr>
+            <w:tcW w:w="2381" w:type="dxa"/>
+            <w:vAlign w:val="center"/>
+          </w:tcPr>
+          <w:p>
+            <w:pPr>
+              <w:spacing w:after="0" w:line="252" w:lineRule="auto"/>
+            </w:pPr>
+            <w:r>
+              <w:rPr>
+                <w:b/>
+                <w:color w:val="1B4332"/>
+                <w:sz w:val="15"/>
+              </w:rPr>
+              <w:t>Cotton, A index</w:t>
+            </w:r>
+          </w:p>
+        </w:tc>
+        <w:tc>
+          <w:tcPr>
+            <w:tcW w:w="794" w:type="dxa"/>
+          </w:tcPr>
+          <w:p>
+            <w:pPr>
+              <w:spacing w:after="0" w:line="252" w:lineRule="auto"/>
+            </w:pPr>
+            <w:r>
+              <w:rPr>
+                <w:sz w:val="15"/>
+              </w:rPr>
+              <w:t>US$/kg</w:t>
+            </w:r>
+          </w:p>
+        </w:tc>
+        <w:tc>
+          <w:tcPr>
+            <w:tcW w:w="510" w:type="dxa"/>
+          </w:tcPr>
+          <w:p>
+            <w:pPr>
+              <w:spacing w:after="0" w:line="252" w:lineRule="auto"/>
+              <w:jc w:val="center"/>
+            </w:pPr>
+            <w:r>
+              <w:rPr>
+                <w:sz w:val="15"/>
+              </w:rPr>
+              <w:t>93</w:t>
+            </w:r>
+          </w:p>
+        </w:tc>
+        <w:tc>
+          <w:tcPr>
+            <w:tcW w:w="907" w:type="dxa"/>
+          </w:tcPr>
+          <w:p>
+            <w:pPr>
+              <w:spacing w:after="0" w:line="252" w:lineRule="auto"/>
+              <w:jc w:val="center"/>
+            </w:pPr>
+            <w:r>
+              <w:rPr>
+                <w:sz w:val="15"/>
+              </w:rPr>
+              <w:t>2.0</w:t>
+            </w:r>
+          </w:p>
+        </w:tc>
+        <w:tc>
+          <w:tcPr>
+            <w:tcW w:w="1757" w:type="dxa"/>
+          </w:tcPr>
+          <w:p>
+            <w:pPr>
+              <w:spacing w:after="0" w:line="252" w:lineRule="auto"/>
+            </w:pPr>
+            <w:r>
+              <w:rPr>
+                <w:sz w:val="15"/>
+              </w:rPr>
+              <w:t>1.4  (Apr 2020)</w:t>
+            </w:r>
+          </w:p>
+        </w:tc>
+        <w:tc>
+          <w:tcPr>
+            <w:tcW w:w="1757" w:type="dxa"/>
+          </w:tcPr>
+          <w:p>
+            <w:pPr>
+              <w:spacing w:after="0" w:line="252" w:lineRule="auto"/>
+            </w:pPr>
+            <w:r>
+              <w:rPr>
+                <w:sz w:val="15"/>
+              </w:rPr>
+              <w:t>3.6  (May 2022)</w:t>
+            </w:r>
+          </w:p>
+        </w:tc>
+        <w:tc>
+          <w:tcPr>
+            <w:tcW w:w="652" w:type="dxa"/>
+          </w:tcPr>
+          <w:p>
+            <w:pPr>
+              <w:spacing w:after="0" w:line="252" w:lineRule="auto"/>
+              <w:jc w:val="center"/>
+            </w:pPr>
+            <w:r>
+              <w:rPr>
+                <w:sz w:val="15"/>
+              </w:rPr>
+              <w:t>22.4</w:t>
+            </w:r>
+          </w:p>
+        </w:tc>
+        <w:tc>
+          <w:tcPr>
+            <w:tcW w:w="652" w:type="dxa"/>
+          </w:tcPr>
+          <w:p>
+            <w:pPr>
+              <w:spacing w:after="0" w:line="252" w:lineRule="auto"/>
+              <w:jc w:val="center"/>
+            </w:pPr>
+            <w:r>
+              <w:rPr>
+                <w:sz w:val="15"/>
+              </w:rPr>
+              <w:t>17.6</w:t>
+            </w:r>
+          </w:p>
+        </w:tc>
+      </w:tr>
+    </w:tbl>
+    <w:p>
+      <w:pPr>
+        <w:spacing w:after="0" w:line="240" w:lineRule="auto"/>
+      </w:pPr>
+    </w:p>
+    <w:p>
+      <w:r>
+        <w:t>The range is the first result, and it is larger than the plan's prose implies. Wheat traded at US$197/t in April 2019 and US$447/t in March 2022, a 2.3-fold move; cotton ran from US$1.40/kg in April 2020 to US$3.60/kg in May 2022. Every series has a coefficient of variation between 15% and 24%, and four of the five exceed 21%. A variable that moves by a fifth of its own mean in a normal year is not one to forecast as a point.</w:t>
+      </w:r>
+    </w:p>
+    <w:p>
+      <w:r>
+        <w:t>The second result is that the window ends far from where it began. At the last observation, September 2026, every series sits between 27% and 42% below its 2022–24 peak, so a model fitted across the whole window starts from a level the market left two years ago — which is the case for storing vintages and refitting at the origin, not once, that Section 5.4 already makes.</w:t>
+      </w:r>
+    </w:p>
+    <w:p>
+      <w:pPr>
+        <w:pStyle w:val="Heading2"/>
+        <w:spacing w:before="260" w:after="100"/>
+      </w:pPr>
+      <w:r>
+        <w:rPr>
+          <w:rFonts w:ascii="Calibri" w:eastAsia="Calibri" w:hAnsi="Calibri" w:cs="Calibri"/>
+        </w:rPr>
+        <w:t>F.2  Worked example 1 — building the seasonal index by hand</w:t>
+      </w:r>
+    </w:p>
+    <w:p>
+      <w:r>
+        <w:t>The seasonal index is the simplest piece of arithmetic in Section 6 and the easiest to get wrong, so it is done once here in full. For each crop and month, the index is the mean price in that calendar month divided by the mean price over the whole window, multiplied by 100. A value of 100 means the month is average; 107 means it runs seven per cent above the average.</w:t>
+      </w:r>
+    </w:p>
+    <w:p>
+      <w:r>
+        <w:lastRenderedPageBreak/>
+        <w:t>For wheat, December prices averaged US$277.19/t across the 93 months, and the series as a whole averaged US$259.70/t. The December index is therefore 277.19 ÷ 259.70 × 100 = 106.7. The August average is US$236.78/t, giving 91.2. The distance between the two, 15.5 index points, is the seasonal amplitude — the share of the annual price range that repeats on a calendar rather than occurring once.</w:t>
+      </w:r>
+    </w:p>
+    <w:p>
+      <w:pPr>
+        <w:keepNext/>
+        <w:spacing w:before="200" w:after="80"/>
+      </w:pPr>
+      <w:r>
+        <w:rPr>
+          <w:b/>
+          <w:color w:val="2D6A4F"/>
+          <w:sz w:val="17"/>
+        </w:rPr>
+        <w:t xml:space="preserve">Table 42. </w:t>
+      </w:r>
+      <w:r>
+        <w:rPr>
+          <w:i/>
+          <w:color w:val="5C6B62"/>
+          <w:sz w:val="17"/>
+        </w:rPr>
+        <w:t>Seasonal index by calendar month, mean of 2019–2026 = 100. Read across for a crop's year; read down for a month's crops.</w:t>
+      </w:r>
+    </w:p>
+    <w:tbl>
+      <w:tblPr>
+        <w:tblW w:w="9412" w:type="dxa"/>
+        <w:jc w:val="center"/>
+        <w:tblBorders>
+          <w:top w:val="single" w:sz="4" w:space="0" w:color="C9D6CC"/>
+          <w:left w:val="single" w:sz="4" w:space="0" w:color="C9D6CC"/>
+          <w:bottom w:val="single" w:sz="4" w:space="0" w:color="C9D6CC"/>
+          <w:right w:val="single" w:sz="4" w:space="0" w:color="C9D6CC"/>
+          <w:insideH w:val="single" w:sz="4" w:space="0" w:color="C9D6CC"/>
+          <w:insideV w:val="single" w:sz="4" w:space="0" w:color="C9D6CC"/>
+        </w:tblBorders>
+        <w:tblLayout w:type="fixed"/>
+        <w:tblCellMar>
+          <w:top w:w="60" w:type="dxa"/>
+          <w:left w:w="90" w:type="dxa"/>
+          <w:bottom w:w="60" w:type="dxa"/>
+          <w:right w:w="90" w:type="dxa"/>
+        </w:tblCellMar>
+        <w:tblLook w:val="04A0" w:firstRow="1" w:lastRow="0" w:firstColumn="1" w:lastColumn="0" w:noHBand="0" w:noVBand="1"/>
+      </w:tblPr>
+      <w:tblGrid>
+        <w:gridCol w:w="1247"/>
+        <w:gridCol w:w="1633"/>
+        <w:gridCol w:w="1633"/>
+        <w:gridCol w:w="1633"/>
+        <w:gridCol w:w="1633"/>
+        <w:gridCol w:w="1633"/>
+      </w:tblGrid>
+      <w:tr>
+        <w:trPr>
+          <w:cantSplit/>
+          <w:tblHeader/>
+          <w:jc w:val="center"/>
+        </w:trPr>
+        <w:tc>
+          <w:tcPr>
+            <w:tcW w:w="1247" w:type="dxa"/>
+            <w:shd w:val="clear" w:color="auto" w:fill="1B4332"/>
+            <w:vAlign w:val="center"/>
+          </w:tcPr>
+          <w:p>
+            <w:pPr>
+              <w:keepNext/>
+              <w:spacing w:after="0" w:line="252" w:lineRule="auto"/>
+            </w:pPr>
+            <w:r>
+              <w:rPr>
+                <w:b/>
+                <w:color w:val="FFFFFF"/>
+                <w:sz w:val="17"/>
+              </w:rPr>
+              <w:t>Month</w:t>
+            </w:r>
+          </w:p>
+        </w:tc>
+        <w:tc>
+          <w:tcPr>
+            <w:tcW w:w="1633" w:type="dxa"/>
+            <w:shd w:val="clear" w:color="auto" w:fill="1B4332"/>
+            <w:vAlign w:val="center"/>
+          </w:tcPr>
+          <w:p>
+            <w:pPr>
+              <w:keepNext/>
+              <w:spacing w:after="0" w:line="252" w:lineRule="auto"/>
+            </w:pPr>
+            <w:r>
+              <w:rPr>
+                <w:b/>
+                <w:color w:val="FFFFFF"/>
+                <w:sz w:val="17"/>
+              </w:rPr>
+              <w:t>Wheat, US SRW</w:t>
+            </w:r>
+          </w:p>
+        </w:tc>
+        <w:tc>
+          <w:tcPr>
+            <w:tcW w:w="1633" w:type="dxa"/>
+            <w:shd w:val="clear" w:color="auto" w:fill="1B4332"/>
+            <w:vAlign w:val="center"/>
+          </w:tcPr>
+          <w:p>
+            <w:pPr>
+              <w:keepNext/>
+              <w:spacing w:after="0" w:line="252" w:lineRule="auto"/>
+            </w:pPr>
+            <w:r>
+              <w:rPr>
+                <w:b/>
+                <w:color w:val="FFFFFF"/>
+                <w:sz w:val="17"/>
+              </w:rPr>
+              <w:t>Maize, US</w:t>
+            </w:r>
+          </w:p>
+        </w:tc>
+        <w:tc>
+          <w:tcPr>
+            <w:tcW w:w="1633" w:type="dxa"/>
+            <w:shd w:val="clear" w:color="auto" w:fill="1B4332"/>
+            <w:vAlign w:val="center"/>
+          </w:tcPr>
+          <w:p>
+            <w:pPr>
+              <w:keepNext/>
+              <w:spacing w:after="0" w:line="252" w:lineRule="auto"/>
+            </w:pPr>
+            <w:r>
+              <w:rPr>
+                <w:b/>
+                <w:color w:val="FFFFFF"/>
+                <w:sz w:val="17"/>
+              </w:rPr>
+              <w:t>Rice, Thai 5%</w:t>
+            </w:r>
+          </w:p>
+        </w:tc>
+        <w:tc>
+          <w:tcPr>
+            <w:tcW w:w="1633" w:type="dxa"/>
+            <w:shd w:val="clear" w:color="auto" w:fill="1B4332"/>
+            <w:vAlign w:val="center"/>
+          </w:tcPr>
+          <w:p>
+            <w:pPr>
+              <w:keepNext/>
+              <w:spacing w:after="0" w:line="252" w:lineRule="auto"/>
+            </w:pPr>
+            <w:r>
+              <w:rPr>
+                <w:b/>
+                <w:color w:val="FFFFFF"/>
+                <w:sz w:val="17"/>
+              </w:rPr>
+              <w:t>Soybeans</w:t>
+            </w:r>
+          </w:p>
+        </w:tc>
+        <w:tc>
+          <w:tcPr>
+            <w:tcW w:w="1633" w:type="dxa"/>
+            <w:shd w:val="clear" w:color="auto" w:fill="1B4332"/>
+            <w:vAlign w:val="center"/>
+          </w:tcPr>
+          <w:p>
+            <w:pPr>
+              <w:keepNext/>
+              <w:spacing w:after="0" w:line="252" w:lineRule="auto"/>
+            </w:pPr>
+            <w:r>
+              <w:rPr>
+                <w:b/>
+                <w:color w:val="FFFFFF"/>
+                <w:sz w:val="17"/>
+              </w:rPr>
+              <w:t>Cotton, A index</w:t>
+            </w:r>
+          </w:p>
+        </w:tc>
+      </w:tr>
+      <w:tr>
+        <w:trPr>
+          <w:cantSplit/>
+          <w:jc w:val="center"/>
+        </w:trPr>
+        <w:tc>
+          <w:tcPr>
+            <w:tcW w:w="1247" w:type="dxa"/>
+            <w:vAlign w:val="center"/>
+          </w:tcPr>
+          <w:p>
+            <w:pPr>
+              <w:keepNext/>
+              <w:spacing w:after="0" w:line="252" w:lineRule="auto"/>
+            </w:pPr>
+            <w:r>
+              <w:rPr>
+                <w:b/>
+                <w:color w:val="1B4332"/>
+                <w:sz w:val="15"/>
+              </w:rPr>
+              <w:t>Jan</w:t>
+            </w:r>
+          </w:p>
+        </w:tc>
+        <w:tc>
+          <w:tcPr>
+            <w:tcW w:w="1633" w:type="dxa"/>
+          </w:tcPr>
+          <w:p>
+            <w:pPr>
+              <w:keepNext/>
+              <w:spacing w:after="0" w:line="252" w:lineRule="auto"/>
+              <w:jc w:val="center"/>
+            </w:pPr>
+            <w:r>
+              <w:rPr>
+                <w:sz w:val="15"/>
+              </w:rPr>
+              <w:t>104.7</w:t>
+            </w:r>
+          </w:p>
+        </w:tc>
+        <w:tc>
+          <w:tcPr>
+            <w:tcW w:w="1633" w:type="dxa"/>
+          </w:tcPr>
+          <w:p>
+            <w:pPr>
+              <w:keepNext/>
+              <w:spacing w:after="0" w:line="252" w:lineRule="auto"/>
+              <w:jc w:val="center"/>
+            </w:pPr>
+            <w:r>
+              <w:rPr>
+                <w:sz w:val="15"/>
+              </w:rPr>
+              <w:t>99.6</w:t>
+            </w:r>
+          </w:p>
+        </w:tc>
+        <w:tc>
+          <w:tcPr>
+            <w:tcW w:w="1633" w:type="dxa"/>
+          </w:tcPr>
+          <w:p>
+            <w:pPr>
+              <w:keepNext/>
+              <w:spacing w:after="0" w:line="252" w:lineRule="auto"/>
+              <w:jc w:val="center"/>
+            </w:pPr>
+            <w:r>
+              <w:rPr>
+                <w:sz w:val="15"/>
+              </w:rPr>
+              <w:t>102.3</w:t>
+            </w:r>
+          </w:p>
+        </w:tc>
+        <w:tc>
+          <w:tcPr>
+            <w:tcW w:w="1633" w:type="dxa"/>
+          </w:tcPr>
+          <w:p>
+            <w:pPr>
+              <w:keepNext/>
+              <w:spacing w:after="0" w:line="252" w:lineRule="auto"/>
+              <w:jc w:val="center"/>
+            </w:pPr>
+            <w:r>
+              <w:rPr>
+                <w:sz w:val="15"/>
+              </w:rPr>
+              <w:t>99.3</w:t>
+            </w:r>
+          </w:p>
+        </w:tc>
+        <w:tc>
+          <w:tcPr>
+            <w:tcW w:w="1633" w:type="dxa"/>
+          </w:tcPr>
+          <w:p>
+            <w:pPr>
+              <w:keepNext/>
+              <w:spacing w:after="0" w:line="252" w:lineRule="auto"/>
+              <w:jc w:val="center"/>
+            </w:pPr>
+            <w:r>
+              <w:rPr>
+                <w:sz w:val="15"/>
+              </w:rPr>
+              <w:t>99.8</w:t>
+            </w:r>
+          </w:p>
+        </w:tc>
+      </w:tr>
+      <w:tr>
+        <w:trPr>
+          <w:cantSplit/>
+          <w:jc w:val="center"/>
+        </w:trPr>
+        <w:tc>
+          <w:tcPr>
+            <w:tcW w:w="1247" w:type="dxa"/>
+            <w:shd w:val="clear" w:color="auto" w:fill="F7F9F6"/>
+            <w:vAlign w:val="center"/>
+          </w:tcPr>
+          <w:p>
+            <w:pPr>
+              <w:keepNext/>
+              <w:spacing w:after="0" w:line="252" w:lineRule="auto"/>
+            </w:pPr>
+            <w:r>
+              <w:rPr>
+                <w:b/>
+                <w:color w:val="1B4332"/>
+                <w:sz w:val="15"/>
+              </w:rPr>
+              <w:t>Feb</w:t>
+            </w:r>
+          </w:p>
+        </w:tc>
+        <w:tc>
+          <w:tcPr>
+            <w:tcW w:w="1633" w:type="dxa"/>
+            <w:shd w:val="clear" w:color="auto" w:fill="F7F9F6"/>
+          </w:tcPr>
+          <w:p>
+            <w:pPr>
+              <w:keepNext/>
+              <w:spacing w:after="0" w:line="252" w:lineRule="auto"/>
+              <w:jc w:val="center"/>
+            </w:pPr>
+            <w:r>
+              <w:rPr>
+                <w:sz w:val="15"/>
+              </w:rPr>
+              <w:t>101.4</w:t>
+            </w:r>
+          </w:p>
+        </w:tc>
+        <w:tc>
+          <w:tcPr>
+            <w:tcW w:w="1633" w:type="dxa"/>
+            <w:shd w:val="clear" w:color="auto" w:fill="F7F9F6"/>
+          </w:tcPr>
+          <w:p>
+            <w:pPr>
+              <w:keepNext/>
+              <w:spacing w:after="0" w:line="252" w:lineRule="auto"/>
+              <w:jc w:val="center"/>
+            </w:pPr>
+            <w:r>
+              <w:rPr>
+                <w:sz w:val="15"/>
+              </w:rPr>
+              <w:t>101.0</w:t>
+            </w:r>
+          </w:p>
+        </w:tc>
+        <w:tc>
+          <w:tcPr>
+            <w:tcW w:w="1633" w:type="dxa"/>
+            <w:shd w:val="clear" w:color="auto" w:fill="F7F9F6"/>
+          </w:tcPr>
+          <w:p>
+            <w:pPr>
+              <w:keepNext/>
+              <w:spacing w:after="0" w:line="252" w:lineRule="auto"/>
+              <w:jc w:val="center"/>
+            </w:pPr>
+            <w:r>
+              <w:rPr>
+                <w:sz w:val="15"/>
+              </w:rPr>
+              <w:t>99.9</w:t>
+            </w:r>
+          </w:p>
+        </w:tc>
+        <w:tc>
+          <w:tcPr>
+            <w:tcW w:w="1633" w:type="dxa"/>
+            <w:shd w:val="clear" w:color="auto" w:fill="F7F9F6"/>
+          </w:tcPr>
+          <w:p>
+            <w:pPr>
+              <w:keepNext/>
+              <w:spacing w:after="0" w:line="252" w:lineRule="auto"/>
+              <w:jc w:val="center"/>
+            </w:pPr>
+            <w:r>
+              <w:rPr>
+                <w:sz w:val="15"/>
+              </w:rPr>
+              <w:t>101.3</w:t>
+            </w:r>
+          </w:p>
+        </w:tc>
+        <w:tc>
+          <w:tcPr>
+            <w:tcW w:w="1633" w:type="dxa"/>
+            <w:shd w:val="clear" w:color="auto" w:fill="F7F9F6"/>
+          </w:tcPr>
+          <w:p>
+            <w:pPr>
+              <w:keepNext/>
+              <w:spacing w:after="0" w:line="252" w:lineRule="auto"/>
+              <w:jc w:val="center"/>
+            </w:pPr>
+            <w:r>
+              <w:rPr>
+                <w:sz w:val="15"/>
+              </w:rPr>
+              <w:t>101.8</w:t>
+            </w:r>
+          </w:p>
+        </w:tc>
+      </w:tr>
+      <w:tr>
+        <w:trPr>
+          <w:cantSplit/>
+          <w:jc w:val="center"/>
+        </w:trPr>
+        <w:tc>
+          <w:tcPr>
+            <w:tcW w:w="1247" w:type="dxa"/>
+            <w:vAlign w:val="center"/>
+          </w:tcPr>
+          <w:p>
+            <w:pPr>
+              <w:keepNext/>
+              <w:spacing w:after="0" w:line="252" w:lineRule="auto"/>
+            </w:pPr>
+            <w:r>
+              <w:rPr>
+                <w:b/>
+                <w:color w:val="1B4332"/>
+                <w:sz w:val="15"/>
+              </w:rPr>
+              <w:t>Mar</w:t>
+            </w:r>
+          </w:p>
+        </w:tc>
+        <w:tc>
+          <w:tcPr>
+            <w:tcW w:w="1633" w:type="dxa"/>
+          </w:tcPr>
+          <w:p>
+            <w:pPr>
+              <w:keepNext/>
+              <w:spacing w:after="0" w:line="252" w:lineRule="auto"/>
+              <w:jc w:val="center"/>
+            </w:pPr>
+            <w:r>
+              <w:rPr>
+                <w:sz w:val="15"/>
+              </w:rPr>
+              <w:t>102.8</w:t>
+            </w:r>
+          </w:p>
+        </w:tc>
+        <w:tc>
+          <w:tcPr>
+            <w:tcW w:w="1633" w:type="dxa"/>
+          </w:tcPr>
+          <w:p>
+            <w:pPr>
+              <w:keepNext/>
+              <w:spacing w:after="0" w:line="252" w:lineRule="auto"/>
+              <w:jc w:val="center"/>
+            </w:pPr>
+            <w:r>
+              <w:rPr>
+                <w:sz w:val="15"/>
+              </w:rPr>
+              <w:t>101.4</w:t>
+            </w:r>
+          </w:p>
+        </w:tc>
+        <w:tc>
+          <w:tcPr>
+            <w:tcW w:w="1633" w:type="dxa"/>
+          </w:tcPr>
+          <w:p>
+            <w:pPr>
+              <w:keepNext/>
+              <w:spacing w:after="0" w:line="252" w:lineRule="auto"/>
+              <w:jc w:val="center"/>
+            </w:pPr>
+            <w:r>
+              <w:rPr>
+                <w:sz w:val="15"/>
+              </w:rPr>
+              <w:t>98.3</w:t>
+            </w:r>
+          </w:p>
+        </w:tc>
+        <w:tc>
+          <w:tcPr>
+            <w:tcW w:w="1633" w:type="dxa"/>
+          </w:tcPr>
+          <w:p>
+            <w:pPr>
+              <w:keepNext/>
+              <w:spacing w:after="0" w:line="252" w:lineRule="auto"/>
+              <w:jc w:val="center"/>
+            </w:pPr>
+            <w:r>
+              <w:rPr>
+                <w:sz w:val="15"/>
+              </w:rPr>
+              <w:t>101.3</w:t>
+            </w:r>
+          </w:p>
+        </w:tc>
+        <w:tc>
+          <w:tcPr>
+            <w:tcW w:w="1633" w:type="dxa"/>
+          </w:tcPr>
+          <w:p>
+            <w:pPr>
+              <w:keepNext/>
+              <w:spacing w:after="0" w:line="252" w:lineRule="auto"/>
+              <w:jc w:val="center"/>
+            </w:pPr>
+            <w:r>
+              <w:rPr>
+                <w:sz w:val="15"/>
+              </w:rPr>
+              <w:t>101.0</w:t>
+            </w:r>
+          </w:p>
+        </w:tc>
+      </w:tr>
+      <w:tr>
+        <w:trPr>
+          <w:cantSplit/>
+          <w:jc w:val="center"/>
+        </w:trPr>
+        <w:tc>
+          <w:tcPr>
+            <w:tcW w:w="1247" w:type="dxa"/>
+            <w:shd w:val="clear" w:color="auto" w:fill="F7F9F6"/>
+            <w:vAlign w:val="center"/>
+          </w:tcPr>
+          <w:p>
+            <w:pPr>
+              <w:keepNext/>
+              <w:spacing w:after="0" w:line="252" w:lineRule="auto"/>
+            </w:pPr>
+            <w:r>
+              <w:rPr>
+                <w:b/>
+                <w:color w:val="1B4332"/>
+                <w:sz w:val="15"/>
+              </w:rPr>
+              <w:t>Apr</w:t>
+            </w:r>
+          </w:p>
+        </w:tc>
+        <w:tc>
+          <w:tcPr>
+            <w:tcW w:w="1633" w:type="dxa"/>
+            <w:shd w:val="clear" w:color="auto" w:fill="F7F9F6"/>
+          </w:tcPr>
+          <w:p>
+            <w:pPr>
+              <w:keepNext/>
+              <w:spacing w:after="0" w:line="252" w:lineRule="auto"/>
+              <w:jc w:val="center"/>
+            </w:pPr>
+            <w:r>
+              <w:rPr>
+                <w:sz w:val="15"/>
+              </w:rPr>
+              <w:t>101.0</w:t>
+            </w:r>
+          </w:p>
+        </w:tc>
+        <w:tc>
+          <w:tcPr>
+            <w:tcW w:w="1633" w:type="dxa"/>
+            <w:shd w:val="clear" w:color="auto" w:fill="F7F9F6"/>
+          </w:tcPr>
+          <w:p>
+            <w:pPr>
+              <w:keepNext/>
+              <w:spacing w:after="0" w:line="252" w:lineRule="auto"/>
+              <w:jc w:val="center"/>
+            </w:pPr>
+            <w:r>
+              <w:rPr>
+                <w:sz w:val="15"/>
+              </w:rPr>
+              <w:t>103.4</w:t>
+            </w:r>
+          </w:p>
+        </w:tc>
+        <w:tc>
+          <w:tcPr>
+            <w:tcW w:w="1633" w:type="dxa"/>
+            <w:shd w:val="clear" w:color="auto" w:fill="F7F9F6"/>
+          </w:tcPr>
+          <w:p>
+            <w:pPr>
+              <w:keepNext/>
+              <w:spacing w:after="0" w:line="252" w:lineRule="auto"/>
+              <w:jc w:val="center"/>
+            </w:pPr>
+            <w:r>
+              <w:rPr>
+                <w:sz w:val="15"/>
+              </w:rPr>
+              <w:t>100.2</w:t>
+            </w:r>
+          </w:p>
+        </w:tc>
+        <w:tc>
+          <w:tcPr>
+            <w:tcW w:w="1633" w:type="dxa"/>
+            <w:shd w:val="clear" w:color="auto" w:fill="F7F9F6"/>
+          </w:tcPr>
+          <w:p>
+            <w:pPr>
+              <w:keepNext/>
+              <w:spacing w:after="0" w:line="252" w:lineRule="auto"/>
+              <w:jc w:val="center"/>
+            </w:pPr>
+            <w:r>
+              <w:rPr>
+                <w:sz w:val="15"/>
+              </w:rPr>
+              <w:t>100.4</w:t>
+            </w:r>
+          </w:p>
+        </w:tc>
+        <w:tc>
+          <w:tcPr>
+            <w:tcW w:w="1633" w:type="dxa"/>
+            <w:shd w:val="clear" w:color="auto" w:fill="F7F9F6"/>
+          </w:tcPr>
+          <w:p>
+            <w:pPr>
+              <w:keepNext/>
+              <w:spacing w:after="0" w:line="252" w:lineRule="auto"/>
+              <w:jc w:val="center"/>
+            </w:pPr>
+            <w:r>
+              <w:rPr>
+                <w:sz w:val="15"/>
+              </w:rPr>
+              <w:t>102.7</w:t>
+            </w:r>
+          </w:p>
+        </w:tc>
+      </w:tr>
+      <w:tr>
+        <w:trPr>
+          <w:cantSplit/>
+          <w:jc w:val="center"/>
+        </w:trPr>
+        <w:tc>
+          <w:tcPr>
+            <w:tcW w:w="1247" w:type="dxa"/>
+            <w:vAlign w:val="center"/>
+          </w:tcPr>
+          <w:p>
+            <w:pPr>
+              <w:keepNext/>
+              <w:spacing w:after="0" w:line="252" w:lineRule="auto"/>
+            </w:pPr>
+            <w:r>
+              <w:rPr>
+                <w:b/>
+                <w:color w:val="1B4332"/>
+                <w:sz w:val="15"/>
+              </w:rPr>
+              <w:t>May</w:t>
+            </w:r>
+          </w:p>
+        </w:tc>
+        <w:tc>
+          <w:tcPr>
+            <w:tcW w:w="1633" w:type="dxa"/>
+          </w:tcPr>
+          <w:p>
+            <w:pPr>
+              <w:keepNext/>
+              <w:spacing w:after="0" w:line="252" w:lineRule="auto"/>
+              <w:jc w:val="center"/>
+            </w:pPr>
+            <w:r>
+              <w:rPr>
+                <w:sz w:val="15"/>
+              </w:rPr>
+              <w:t>101.8</w:t>
+            </w:r>
+          </w:p>
+        </w:tc>
+        <w:tc>
+          <w:tcPr>
+            <w:tcW w:w="1633" w:type="dxa"/>
+          </w:tcPr>
+          <w:p>
+            <w:pPr>
+              <w:keepNext/>
+              <w:spacing w:after="0" w:line="252" w:lineRule="auto"/>
+              <w:jc w:val="center"/>
+            </w:pPr>
+            <w:r>
+              <w:rPr>
+                <w:sz w:val="15"/>
+              </w:rPr>
+              <w:t>104.2</w:t>
+            </w:r>
+          </w:p>
+        </w:tc>
+        <w:tc>
+          <w:tcPr>
+            <w:tcW w:w="1633" w:type="dxa"/>
+          </w:tcPr>
+          <w:p>
+            <w:pPr>
+              <w:keepNext/>
+              <w:spacing w:after="0" w:line="252" w:lineRule="auto"/>
+              <w:jc w:val="center"/>
+            </w:pPr>
+            <w:r>
+              <w:rPr>
+                <w:sz w:val="15"/>
+              </w:rPr>
+              <w:t>102.0</w:t>
+            </w:r>
+          </w:p>
+        </w:tc>
+        <w:tc>
+          <w:tcPr>
+            <w:tcW w:w="1633" w:type="dxa"/>
+          </w:tcPr>
+          <w:p>
+            <w:pPr>
+              <w:keepNext/>
+              <w:spacing w:after="0" w:line="252" w:lineRule="auto"/>
+              <w:jc w:val="center"/>
+            </w:pPr>
+            <w:r>
+              <w:rPr>
+                <w:sz w:val="15"/>
+              </w:rPr>
+              <w:t>101.4</w:t>
+            </w:r>
+          </w:p>
+        </w:tc>
+        <w:tc>
+          <w:tcPr>
+            <w:tcW w:w="1633" w:type="dxa"/>
+          </w:tcPr>
+          <w:p>
+            <w:pPr>
+              <w:keepNext/>
+              <w:spacing w:after="0" w:line="252" w:lineRule="auto"/>
+              <w:jc w:val="center"/>
+            </w:pPr>
+            <w:r>
+              <w:rPr>
+                <w:sz w:val="15"/>
+              </w:rPr>
+              <w:t>103.3</w:t>
+            </w:r>
+          </w:p>
+        </w:tc>
+      </w:tr>
+      <w:tr>
+        <w:trPr>
+          <w:cantSplit/>
+          <w:jc w:val="center"/>
+        </w:trPr>
+        <w:tc>
+          <w:tcPr>
+            <w:tcW w:w="1247" w:type="dxa"/>
+            <w:shd w:val="clear" w:color="auto" w:fill="F7F9F6"/>
+            <w:vAlign w:val="center"/>
+          </w:tcPr>
+          <w:p>
+            <w:pPr>
+              <w:keepNext/>
+              <w:spacing w:after="0" w:line="252" w:lineRule="auto"/>
+            </w:pPr>
+            <w:r>
+              <w:rPr>
+                <w:b/>
+                <w:color w:val="1B4332"/>
+                <w:sz w:val="15"/>
+              </w:rPr>
+              <w:t>Jun</w:t>
+            </w:r>
+          </w:p>
+        </w:tc>
+        <w:tc>
+          <w:tcPr>
+            <w:tcW w:w="1633" w:type="dxa"/>
+            <w:shd w:val="clear" w:color="auto" w:fill="F7F9F6"/>
+          </w:tcPr>
+          <w:p>
+            <w:pPr>
+              <w:keepNext/>
+              <w:spacing w:after="0" w:line="252" w:lineRule="auto"/>
+              <w:jc w:val="center"/>
+            </w:pPr>
+            <w:r>
+              <w:rPr>
+                <w:sz w:val="15"/>
+              </w:rPr>
+              <w:t>96.7</w:t>
+            </w:r>
+          </w:p>
+        </w:tc>
+        <w:tc>
+          <w:tcPr>
+            <w:tcW w:w="1633" w:type="dxa"/>
+            <w:shd w:val="clear" w:color="auto" w:fill="F7F9F6"/>
+          </w:tcPr>
+          <w:p>
+            <w:pPr>
+              <w:keepNext/>
+              <w:spacing w:after="0" w:line="252" w:lineRule="auto"/>
+              <w:jc w:val="center"/>
+            </w:pPr>
+            <w:r>
+              <w:rPr>
+                <w:sz w:val="15"/>
+              </w:rPr>
+              <w:t>102.7</w:t>
+            </w:r>
+          </w:p>
+        </w:tc>
+        <w:tc>
+          <w:tcPr>
+            <w:tcW w:w="1633" w:type="dxa"/>
+            <w:shd w:val="clear" w:color="auto" w:fill="F7F9F6"/>
+          </w:tcPr>
+          <w:p>
+            <w:pPr>
+              <w:keepNext/>
+              <w:spacing w:after="0" w:line="252" w:lineRule="auto"/>
+              <w:jc w:val="center"/>
+            </w:pPr>
+            <w:r>
+              <w:rPr>
+                <w:sz w:val="15"/>
+              </w:rPr>
+              <w:t>102.6</w:t>
+            </w:r>
+          </w:p>
+        </w:tc>
+        <w:tc>
+          <w:tcPr>
+            <w:tcW w:w="1633" w:type="dxa"/>
+            <w:shd w:val="clear" w:color="auto" w:fill="F7F9F6"/>
+          </w:tcPr>
+          <w:p>
+            <w:pPr>
+              <w:keepNext/>
+              <w:spacing w:after="0" w:line="252" w:lineRule="auto"/>
+              <w:jc w:val="center"/>
+            </w:pPr>
+            <w:r>
+              <w:rPr>
+                <w:sz w:val="15"/>
+              </w:rPr>
+              <w:t>101.1</w:t>
+            </w:r>
+          </w:p>
+        </w:tc>
+        <w:tc>
+          <w:tcPr>
+            <w:tcW w:w="1633" w:type="dxa"/>
+            <w:shd w:val="clear" w:color="auto" w:fill="F7F9F6"/>
+          </w:tcPr>
+          <w:p>
+            <w:pPr>
+              <w:keepNext/>
+              <w:spacing w:after="0" w:line="252" w:lineRule="auto"/>
+              <w:jc w:val="center"/>
+            </w:pPr>
+            <w:r>
+              <w:rPr>
+                <w:sz w:val="15"/>
+              </w:rPr>
+              <w:t>101.0</w:t>
+            </w:r>
+          </w:p>
+        </w:tc>
+      </w:tr>
+      <w:tr>
+        <w:trPr>
+          <w:cantSplit/>
+          <w:jc w:val="center"/>
+        </w:trPr>
+        <w:tc>
+          <w:tcPr>
+            <w:tcW w:w="1247" w:type="dxa"/>
+            <w:vAlign w:val="center"/>
+          </w:tcPr>
+          <w:p>
+            <w:pPr>
+              <w:keepNext/>
+              <w:spacing w:after="0" w:line="252" w:lineRule="auto"/>
+            </w:pPr>
+            <w:r>
+              <w:rPr>
+                <w:b/>
+                <w:color w:val="1B4332"/>
+                <w:sz w:val="15"/>
+              </w:rPr>
+              <w:t>Jul</w:t>
+            </w:r>
+          </w:p>
+        </w:tc>
+        <w:tc>
+          <w:tcPr>
+            <w:tcW w:w="1633" w:type="dxa"/>
+          </w:tcPr>
+          <w:p>
+            <w:pPr>
+              <w:keepNext/>
+              <w:spacing w:after="0" w:line="252" w:lineRule="auto"/>
+              <w:jc w:val="center"/>
+            </w:pPr>
+            <w:r>
+              <w:rPr>
+                <w:sz w:val="15"/>
+              </w:rPr>
+              <w:t>92.7</w:t>
+            </w:r>
+          </w:p>
+        </w:tc>
+        <w:tc>
+          <w:tcPr>
+            <w:tcW w:w="1633" w:type="dxa"/>
+          </w:tcPr>
+          <w:p>
+            <w:pPr>
+              <w:keepNext/>
+              <w:spacing w:after="0" w:line="252" w:lineRule="auto"/>
+              <w:jc w:val="center"/>
+            </w:pPr>
+            <w:r>
+              <w:rPr>
+                <w:sz w:val="15"/>
+              </w:rPr>
+              <w:t>99.5</w:t>
+            </w:r>
+          </w:p>
+        </w:tc>
+        <w:tc>
+          <w:tcPr>
+            <w:tcW w:w="1633" w:type="dxa"/>
+          </w:tcPr>
+          <w:p>
+            <w:pPr>
+              <w:keepNext/>
+              <w:spacing w:after="0" w:line="252" w:lineRule="auto"/>
+              <w:jc w:val="center"/>
+            </w:pPr>
+            <w:r>
+              <w:rPr>
+                <w:sz w:val="15"/>
+              </w:rPr>
+              <w:t>97.8</w:t>
+            </w:r>
+          </w:p>
+        </w:tc>
+        <w:tc>
+          <w:tcPr>
+            <w:tcW w:w="1633" w:type="dxa"/>
+          </w:tcPr>
+          <w:p>
+            <w:pPr>
+              <w:keepNext/>
+              <w:spacing w:after="0" w:line="252" w:lineRule="auto"/>
+              <w:jc w:val="center"/>
+            </w:pPr>
+            <w:r>
+              <w:rPr>
+                <w:sz w:val="15"/>
+              </w:rPr>
+              <w:t>100.8</w:t>
+            </w:r>
+          </w:p>
+        </w:tc>
+        <w:tc>
+          <w:tcPr>
+            <w:tcW w:w="1633" w:type="dxa"/>
+          </w:tcPr>
+          <w:p>
+            <w:pPr>
+              <w:keepNext/>
+              <w:spacing w:after="0" w:line="252" w:lineRule="auto"/>
+              <w:jc w:val="center"/>
+            </w:pPr>
+            <w:r>
+              <w:rPr>
+                <w:sz w:val="15"/>
+              </w:rPr>
+              <w:t>98.3</w:t>
+            </w:r>
+          </w:p>
+        </w:tc>
+      </w:tr>
+      <w:tr>
+        <w:trPr>
+          <w:cantSplit/>
+          <w:jc w:val="center"/>
+        </w:trPr>
+        <w:tc>
+          <w:tcPr>
+            <w:tcW w:w="1247" w:type="dxa"/>
+            <w:shd w:val="clear" w:color="auto" w:fill="F7F9F6"/>
+            <w:vAlign w:val="center"/>
+          </w:tcPr>
+          <w:p>
+            <w:pPr>
+              <w:keepNext/>
+              <w:spacing w:after="0" w:line="252" w:lineRule="auto"/>
+            </w:pPr>
+            <w:r>
+              <w:rPr>
+                <w:b/>
+                <w:color w:val="1B4332"/>
+                <w:sz w:val="15"/>
+              </w:rPr>
+              <w:t>Aug</w:t>
+            </w:r>
+          </w:p>
+        </w:tc>
+        <w:tc>
+          <w:tcPr>
+            <w:tcW w:w="1633" w:type="dxa"/>
+            <w:shd w:val="clear" w:color="auto" w:fill="F7F9F6"/>
+          </w:tcPr>
+          <w:p>
+            <w:pPr>
+              <w:keepNext/>
+              <w:spacing w:after="0" w:line="252" w:lineRule="auto"/>
+              <w:jc w:val="center"/>
+            </w:pPr>
+            <w:r>
+              <w:rPr>
+                <w:sz w:val="15"/>
+              </w:rPr>
+              <w:t>91.2</w:t>
+            </w:r>
+          </w:p>
+        </w:tc>
+        <w:tc>
+          <w:tcPr>
+            <w:tcW w:w="1633" w:type="dxa"/>
+            <w:shd w:val="clear" w:color="auto" w:fill="F7F9F6"/>
+          </w:tcPr>
+          <w:p>
+            <w:pPr>
+              <w:keepNext/>
+              <w:spacing w:after="0" w:line="252" w:lineRule="auto"/>
+              <w:jc w:val="center"/>
+            </w:pPr>
+            <w:r>
+              <w:rPr>
+                <w:sz w:val="15"/>
+              </w:rPr>
+              <w:t>92.7</w:t>
+            </w:r>
+          </w:p>
+        </w:tc>
+        <w:tc>
+          <w:tcPr>
+            <w:tcW w:w="1633" w:type="dxa"/>
+            <w:shd w:val="clear" w:color="auto" w:fill="F7F9F6"/>
+          </w:tcPr>
+          <w:p>
+            <w:pPr>
+              <w:keepNext/>
+              <w:spacing w:after="0" w:line="252" w:lineRule="auto"/>
+              <w:jc w:val="center"/>
+            </w:pPr>
+            <w:r>
+              <w:rPr>
+                <w:sz w:val="15"/>
+              </w:rPr>
+              <w:t>100.8</w:t>
+            </w:r>
+          </w:p>
+        </w:tc>
+        <w:tc>
+          <w:tcPr>
+            <w:tcW w:w="1633" w:type="dxa"/>
+            <w:shd w:val="clear" w:color="auto" w:fill="F7F9F6"/>
+          </w:tcPr>
+          <w:p>
+            <w:pPr>
+              <w:keepNext/>
+              <w:spacing w:after="0" w:line="252" w:lineRule="auto"/>
+              <w:jc w:val="center"/>
+            </w:pPr>
+            <w:r>
+              <w:rPr>
+                <w:sz w:val="15"/>
+              </w:rPr>
+              <w:t>97.2</w:t>
+            </w:r>
+          </w:p>
+        </w:tc>
+        <w:tc>
+          <w:tcPr>
+            <w:tcW w:w="1633" w:type="dxa"/>
+            <w:shd w:val="clear" w:color="auto" w:fill="F7F9F6"/>
+          </w:tcPr>
+          <w:p>
+            <w:pPr>
+              <w:keepNext/>
+              <w:spacing w:after="0" w:line="252" w:lineRule="auto"/>
+              <w:jc w:val="center"/>
+            </w:pPr>
+            <w:r>
+              <w:rPr>
+                <w:sz w:val="15"/>
+              </w:rPr>
+              <w:t>98.5</w:t>
+            </w:r>
+          </w:p>
+        </w:tc>
+      </w:tr>
+      <w:tr>
+        <w:trPr>
+          <w:cantSplit/>
+          <w:jc w:val="center"/>
+        </w:trPr>
+        <w:tc>
+          <w:tcPr>
+            <w:tcW w:w="1247" w:type="dxa"/>
+            <w:vAlign w:val="center"/>
+          </w:tcPr>
+          <w:p>
+            <w:pPr>
+              <w:keepNext/>
+              <w:spacing w:after="0" w:line="252" w:lineRule="auto"/>
+            </w:pPr>
+            <w:r>
+              <w:rPr>
+                <w:b/>
+                <w:color w:val="1B4332"/>
+                <w:sz w:val="15"/>
+              </w:rPr>
+              <w:t>Sep</w:t>
+            </w:r>
+          </w:p>
+        </w:tc>
+        <w:tc>
+          <w:tcPr>
+            <w:tcW w:w="1633" w:type="dxa"/>
+          </w:tcPr>
+          <w:p>
+            <w:pPr>
+              <w:keepNext/>
+              <w:spacing w:after="0" w:line="252" w:lineRule="auto"/>
+              <w:jc w:val="center"/>
+            </w:pPr>
+            <w:r>
+              <w:rPr>
+                <w:sz w:val="15"/>
+              </w:rPr>
+              <w:t>96.7</w:t>
+            </w:r>
+          </w:p>
+        </w:tc>
+        <w:tc>
+          <w:tcPr>
+            <w:tcW w:w="1633" w:type="dxa"/>
+          </w:tcPr>
+          <w:p>
+            <w:pPr>
+              <w:keepNext/>
+              <w:spacing w:after="0" w:line="252" w:lineRule="auto"/>
+              <w:jc w:val="center"/>
+            </w:pPr>
+            <w:r>
+              <w:rPr>
+                <w:sz w:val="15"/>
+              </w:rPr>
+              <w:t>96.7</w:t>
+            </w:r>
+          </w:p>
+        </w:tc>
+        <w:tc>
+          <w:tcPr>
+            <w:tcW w:w="1633" w:type="dxa"/>
+          </w:tcPr>
+          <w:p>
+            <w:pPr>
+              <w:keepNext/>
+              <w:spacing w:after="0" w:line="252" w:lineRule="auto"/>
+              <w:jc w:val="center"/>
+            </w:pPr>
+            <w:r>
+              <w:rPr>
+                <w:sz w:val="15"/>
+              </w:rPr>
+              <w:t>100.5</w:t>
+            </w:r>
+          </w:p>
+        </w:tc>
+        <w:tc>
+          <w:tcPr>
+            <w:tcW w:w="1633" w:type="dxa"/>
+          </w:tcPr>
+          <w:p>
+            <w:pPr>
+              <w:keepNext/>
+              <w:spacing w:after="0" w:line="252" w:lineRule="auto"/>
+              <w:jc w:val="center"/>
+            </w:pPr>
+            <w:r>
+              <w:rPr>
+                <w:sz w:val="15"/>
+              </w:rPr>
+              <w:t>99.0</w:t>
+            </w:r>
+          </w:p>
+        </w:tc>
+        <w:tc>
+          <w:tcPr>
+            <w:tcW w:w="1633" w:type="dxa"/>
+          </w:tcPr>
+          <w:p>
+            <w:pPr>
+              <w:keepNext/>
+              <w:spacing w:after="0" w:line="252" w:lineRule="auto"/>
+              <w:jc w:val="center"/>
+            </w:pPr>
+            <w:r>
+              <w:rPr>
+                <w:sz w:val="15"/>
+              </w:rPr>
+              <w:t>98.7</w:t>
+            </w:r>
+          </w:p>
+        </w:tc>
+      </w:tr>
+      <w:tr>
+        <w:trPr>
+          <w:cantSplit/>
+          <w:jc w:val="center"/>
+        </w:trPr>
+        <w:tc>
+          <w:tcPr>
+            <w:tcW w:w="1247" w:type="dxa"/>
+            <w:shd w:val="clear" w:color="auto" w:fill="F7F9F6"/>
+            <w:vAlign w:val="center"/>
+          </w:tcPr>
+          <w:p>
+            <w:pPr>
+              <w:keepNext/>
+              <w:spacing w:after="0" w:line="252" w:lineRule="auto"/>
+            </w:pPr>
+            <w:r>
+              <w:rPr>
+                <w:b/>
+                <w:color w:val="1B4332"/>
+                <w:sz w:val="15"/>
+              </w:rPr>
+              <w:t>Oct</w:t>
+            </w:r>
+          </w:p>
+        </w:tc>
+        <w:tc>
+          <w:tcPr>
+            <w:tcW w:w="1633" w:type="dxa"/>
+            <w:shd w:val="clear" w:color="auto" w:fill="F7F9F6"/>
+          </w:tcPr>
+          <w:p>
+            <w:pPr>
+              <w:keepNext/>
+              <w:spacing w:after="0" w:line="252" w:lineRule="auto"/>
+              <w:jc w:val="center"/>
+            </w:pPr>
+            <w:r>
+              <w:rPr>
+                <w:sz w:val="15"/>
+              </w:rPr>
+              <w:t>100.3</w:t>
+            </w:r>
+          </w:p>
+        </w:tc>
+        <w:tc>
+          <w:tcPr>
+            <w:tcW w:w="1633" w:type="dxa"/>
+            <w:shd w:val="clear" w:color="auto" w:fill="F7F9F6"/>
+          </w:tcPr>
+          <w:p>
+            <w:pPr>
+              <w:keepNext/>
+              <w:spacing w:after="0" w:line="252" w:lineRule="auto"/>
+              <w:jc w:val="center"/>
+            </w:pPr>
+            <w:r>
+              <w:rPr>
+                <w:sz w:val="15"/>
+              </w:rPr>
+              <w:t>100.1</w:t>
+            </w:r>
+          </w:p>
+        </w:tc>
+        <w:tc>
+          <w:tcPr>
+            <w:tcW w:w="1633" w:type="dxa"/>
+            <w:shd w:val="clear" w:color="auto" w:fill="F7F9F6"/>
+          </w:tcPr>
+          <w:p>
+            <w:pPr>
+              <w:keepNext/>
+              <w:spacing w:after="0" w:line="252" w:lineRule="auto"/>
+              <w:jc w:val="center"/>
+            </w:pPr>
+            <w:r>
+              <w:rPr>
+                <w:sz w:val="15"/>
+              </w:rPr>
+              <w:t>95.7</w:t>
+            </w:r>
+          </w:p>
+        </w:tc>
+        <w:tc>
+          <w:tcPr>
+            <w:tcW w:w="1633" w:type="dxa"/>
+            <w:shd w:val="clear" w:color="auto" w:fill="F7F9F6"/>
+          </w:tcPr>
+          <w:p>
+            <w:pPr>
+              <w:keepNext/>
+              <w:spacing w:after="0" w:line="252" w:lineRule="auto"/>
+              <w:jc w:val="center"/>
+            </w:pPr>
+            <w:r>
+              <w:rPr>
+                <w:sz w:val="15"/>
+              </w:rPr>
+              <w:t>97.2</w:t>
+            </w:r>
+          </w:p>
+        </w:tc>
+        <w:tc>
+          <w:tcPr>
+            <w:tcW w:w="1633" w:type="dxa"/>
+            <w:shd w:val="clear" w:color="auto" w:fill="F7F9F6"/>
+          </w:tcPr>
+          <w:p>
+            <w:pPr>
+              <w:keepNext/>
+              <w:spacing w:after="0" w:line="252" w:lineRule="auto"/>
+              <w:jc w:val="center"/>
+            </w:pPr>
+            <w:r>
+              <w:rPr>
+                <w:sz w:val="15"/>
+              </w:rPr>
+              <w:t>97.7</w:t>
+            </w:r>
+          </w:p>
+        </w:tc>
+      </w:tr>
+      <w:tr>
+        <w:trPr>
+          <w:cantSplit/>
+          <w:jc w:val="center"/>
+        </w:trPr>
+        <w:tc>
+          <w:tcPr>
+            <w:tcW w:w="1247" w:type="dxa"/>
+            <w:vAlign w:val="center"/>
+          </w:tcPr>
+          <w:p>
+            <w:pPr>
+              <w:keepNext/>
+              <w:spacing w:after="0" w:line="252" w:lineRule="auto"/>
+            </w:pPr>
+            <w:r>
+              <w:rPr>
+                <w:b/>
+                <w:color w:val="1B4332"/>
+                <w:sz w:val="15"/>
+              </w:rPr>
+              <w:t>Nov</w:t>
+            </w:r>
+          </w:p>
+        </w:tc>
+        <w:tc>
+          <w:tcPr>
+            <w:tcW w:w="1633" w:type="dxa"/>
+          </w:tcPr>
+          <w:p>
+            <w:pPr>
+              <w:keepNext/>
+              <w:spacing w:after="0" w:line="252" w:lineRule="auto"/>
+              <w:jc w:val="center"/>
+            </w:pPr>
+            <w:r>
+              <w:rPr>
+                <w:sz w:val="15"/>
+              </w:rPr>
+              <w:t>105.7</w:t>
+            </w:r>
+          </w:p>
+        </w:tc>
+        <w:tc>
+          <w:tcPr>
+            <w:tcW w:w="1633" w:type="dxa"/>
+          </w:tcPr>
+          <w:p>
+            <w:pPr>
+              <w:keepNext/>
+              <w:spacing w:after="0" w:line="252" w:lineRule="auto"/>
+              <w:jc w:val="center"/>
+            </w:pPr>
+            <w:r>
+              <w:rPr>
+                <w:sz w:val="15"/>
+              </w:rPr>
+              <w:t>99.1</w:t>
+            </w:r>
+          </w:p>
+        </w:tc>
+        <w:tc>
+          <w:tcPr>
+            <w:tcW w:w="1633" w:type="dxa"/>
+          </w:tcPr>
+          <w:p>
+            <w:pPr>
+              <w:keepNext/>
+              <w:spacing w:after="0" w:line="252" w:lineRule="auto"/>
+              <w:jc w:val="center"/>
+            </w:pPr>
+            <w:r>
+              <w:rPr>
+                <w:sz w:val="15"/>
+              </w:rPr>
+              <w:t>96.8</w:t>
+            </w:r>
+          </w:p>
+        </w:tc>
+        <w:tc>
+          <w:tcPr>
+            <w:tcW w:w="1633" w:type="dxa"/>
+          </w:tcPr>
+          <w:p>
+            <w:pPr>
+              <w:keepNext/>
+              <w:spacing w:after="0" w:line="252" w:lineRule="auto"/>
+              <w:jc w:val="center"/>
+            </w:pPr>
+            <w:r>
+              <w:rPr>
+                <w:sz w:val="15"/>
+              </w:rPr>
+              <w:t>100.6</w:t>
+            </w:r>
+          </w:p>
+        </w:tc>
+        <w:tc>
+          <w:tcPr>
+            <w:tcW w:w="1633" w:type="dxa"/>
+          </w:tcPr>
+          <w:p>
+            <w:pPr>
+              <w:keepNext/>
+              <w:spacing w:after="0" w:line="252" w:lineRule="auto"/>
+              <w:jc w:val="center"/>
+            </w:pPr>
+            <w:r>
+              <w:rPr>
+                <w:sz w:val="15"/>
+              </w:rPr>
+              <w:t>98.6</w:t>
+            </w:r>
+          </w:p>
+        </w:tc>
+      </w:tr>
+      <w:tr>
+        <w:trPr>
+          <w:cantSplit/>
+          <w:jc w:val="center"/>
+        </w:trPr>
+        <w:tc>
+          <w:tcPr>
+            <w:tcW w:w="1247" w:type="dxa"/>
+            <w:shd w:val="clear" w:color="auto" w:fill="F7F9F6"/>
+            <w:vAlign w:val="center"/>
+          </w:tcPr>
+          <w:p>
+            <w:pPr>
+              <w:spacing w:after="0" w:line="252" w:lineRule="auto"/>
+            </w:pPr>
+            <w:r>
+              <w:rPr>
+                <w:b/>
+                <w:color w:val="1B4332"/>
+                <w:sz w:val="15"/>
+              </w:rPr>
+              <w:t>Dec</w:t>
+            </w:r>
+          </w:p>
+        </w:tc>
+        <w:tc>
+          <w:tcPr>
+            <w:tcW w:w="1633" w:type="dxa"/>
+            <w:shd w:val="clear" w:color="auto" w:fill="F7F9F6"/>
+          </w:tcPr>
+          <w:p>
+            <w:pPr>
+              <w:spacing w:after="0" w:line="252" w:lineRule="auto"/>
+              <w:jc w:val="center"/>
+            </w:pPr>
+            <w:r>
+              <w:rPr>
+                <w:sz w:val="15"/>
+              </w:rPr>
+              <w:t>106.7</w:t>
+            </w:r>
+          </w:p>
+        </w:tc>
+        <w:tc>
+          <w:tcPr>
+            <w:tcW w:w="1633" w:type="dxa"/>
+            <w:shd w:val="clear" w:color="auto" w:fill="F7F9F6"/>
+          </w:tcPr>
+          <w:p>
+            <w:pPr>
+              <w:spacing w:after="0" w:line="252" w:lineRule="auto"/>
+              <w:jc w:val="center"/>
+            </w:pPr>
+            <w:r>
+              <w:rPr>
+                <w:sz w:val="15"/>
+              </w:rPr>
+              <w:t>99.5</w:t>
+            </w:r>
+          </w:p>
+        </w:tc>
+        <w:tc>
+          <w:tcPr>
+            <w:tcW w:w="1633" w:type="dxa"/>
+            <w:shd w:val="clear" w:color="auto" w:fill="F7F9F6"/>
+          </w:tcPr>
+          <w:p>
+            <w:pPr>
+              <w:spacing w:after="0" w:line="252" w:lineRule="auto"/>
+              <w:jc w:val="center"/>
+            </w:pPr>
+            <w:r>
+              <w:rPr>
+                <w:sz w:val="15"/>
+              </w:rPr>
+              <w:t>102.5</w:t>
+            </w:r>
+          </w:p>
+        </w:tc>
+        <w:tc>
+          <w:tcPr>
+            <w:tcW w:w="1633" w:type="dxa"/>
+            <w:shd w:val="clear" w:color="auto" w:fill="F7F9F6"/>
+          </w:tcPr>
+          <w:p>
+            <w:pPr>
+              <w:spacing w:after="0" w:line="252" w:lineRule="auto"/>
+              <w:jc w:val="center"/>
+            </w:pPr>
+            <w:r>
+              <w:rPr>
+                <w:sz w:val="15"/>
+              </w:rPr>
+              <w:t>100.0</w:t>
+            </w:r>
+          </w:p>
+        </w:tc>
+        <w:tc>
+          <w:tcPr>
+            <w:tcW w:w="1633" w:type="dxa"/>
+            <w:shd w:val="clear" w:color="auto" w:fill="F7F9F6"/>
+          </w:tcPr>
+          <w:p>
+            <w:pPr>
+              <w:spacing w:after="0" w:line="252" w:lineRule="auto"/>
+              <w:jc w:val="center"/>
+            </w:pPr>
+            <w:r>
+              <w:rPr>
+                <w:sz w:val="15"/>
+              </w:rPr>
+              <w:t>97.8</w:t>
+            </w:r>
+          </w:p>
+        </w:tc>
+      </w:tr>
+    </w:tbl>
+    <w:p>
+      <w:pPr>
+        <w:spacing w:after="0" w:line="240" w:lineRule="auto"/>
+      </w:pPr>
+    </w:p>
+    <w:p>
+      <w:r>
+        <w:t>Only wheat has a clean harvest shape: a July–September low after the northern-hemisphere harvest and a December–January high, which is what a storage model predicts. Maize peaks in May and troughs in August; cotton peaks in May and troughs in October. Rice is nearly flat, with an amplitude of 6.9 points, and that flatness is informative rather than reassuring: Thai 5% is an export price set by policy and by the availability of Indian and Vietnamese supply, not by a harvest calendar. Its two largest deviatio</w:t>
+      </w:r>
+      <w:r>
+        <w:t>ns in the window — a January 2024 peak of US$660/t and an October 2025 trough of US$356/t, a 46% fall — were not seasonal events at all.</w:t>
+      </w:r>
+    </w:p>
+    <w:p>
+      <w:r>
+        <w:t>That distinction has a direct consequence for the model ladder. A seasonal term fitted to wheat or maize is capturing something that repeats and will help. Fitted to rice or onion it absorbs a policy shock, labels it seasonal, and forecasts the shock repeating in the same month next year. Seasonality is therefore fitted per crop rather than once for the panel, and its strength is reported alongside the forecast.</w:t>
+      </w:r>
+    </w:p>
+    <w:p>
+      <w:pPr>
+        <w:pStyle w:val="Heading2"/>
+        <w:spacing w:before="260" w:after="100"/>
+      </w:pPr>
+      <w:r>
+        <w:rPr>
+          <w:rFonts w:ascii="Calibri" w:eastAsia="Calibri" w:hAnsi="Calibri" w:cs="Calibri"/>
+        </w:rPr>
+        <w:t>F.3  Worked example 2 — what the seasonal carry is actually worth</w:t>
+      </w:r>
+    </w:p>
+    <w:p>
+      <w:r>
+        <w:t>A seasonal index is only useful if the movement it describes is large enough to act on. The test is a carry calculation: buy at the seasonal trough, hold, sell at the peak, and compare the gross spread with the cost of holding. For wheat, buying at the August mean of US$236.78/t and selling at the December mean of US$277.19/t yields US$40.41/t, or 17.1% over four months. That is 4.3% a month, or about US$10.10/t a month of storage.</w:t>
+      </w:r>
+    </w:p>
+    <w:p>
+      <w:pPr>
+        <w:keepNext/>
+        <w:spacing w:before="200" w:after="80"/>
+      </w:pPr>
+      <w:r>
+        <w:rPr>
+          <w:b/>
+          <w:color w:val="2D6A4F"/>
+          <w:sz w:val="17"/>
+        </w:rPr>
+        <w:t xml:space="preserve">Table 43. </w:t>
+      </w:r>
+      <w:r>
+        <w:rPr>
+          <w:i/>
+          <w:color w:val="5C6B62"/>
+          <w:sz w:val="17"/>
+        </w:rPr>
+        <w:t>Trough-to-peak carry from the monthly means, and the same spread expressed as a rate per month held.</w:t>
+      </w:r>
+    </w:p>
+    <w:tbl>
+      <w:tblPr>
+        <w:tblW w:w="9412" w:type="dxa"/>
+        <w:jc w:val="center"/>
+        <w:tblBorders>
+          <w:top w:val="single" w:sz="4" w:space="0" w:color="C9D6CC"/>
+          <w:left w:val="single" w:sz="4" w:space="0" w:color="C9D6CC"/>
+          <w:bottom w:val="single" w:sz="4" w:space="0" w:color="C9D6CC"/>
+          <w:right w:val="single" w:sz="4" w:space="0" w:color="C9D6CC"/>
+          <w:insideH w:val="single" w:sz="4" w:space="0" w:color="C9D6CC"/>
+          <w:insideV w:val="single" w:sz="4" w:space="0" w:color="C9D6CC"/>
+        </w:tblBorders>
+        <w:tblLayout w:type="fixed"/>
+        <w:tblCellMar>
+          <w:top w:w="60" w:type="dxa"/>
+          <w:left w:w="90" w:type="dxa"/>
+          <w:bottom w:w="60" w:type="dxa"/>
+          <w:right w:w="90" w:type="dxa"/>
+        </w:tblCellMar>
+        <w:tblLook w:val="04A0" w:firstRow="1" w:lastRow="0" w:firstColumn="1" w:lastColumn="0" w:noHBand="0" w:noVBand="1"/>
+      </w:tblPr>
+      <w:tblGrid>
+        <w:gridCol w:w="2211"/>
+        <w:gridCol w:w="964"/>
+        <w:gridCol w:w="1077"/>
+        <w:gridCol w:w="964"/>
+        <w:gridCol w:w="1814"/>
+        <w:gridCol w:w="1191"/>
+        <w:gridCol w:w="1191"/>
+      </w:tblGrid>
+      <w:tr>
+        <w:trPr>
+          <w:cantSplit/>
+          <w:tblHeader/>
+          <w:jc w:val="center"/>
+        </w:trPr>
+        <w:tc>
+          <w:tcPr>
+            <w:tcW w:w="2211" w:type="dxa"/>
+            <w:shd w:val="clear" w:color="auto" w:fill="1B4332"/>
+            <w:vAlign w:val="center"/>
+          </w:tcPr>
+          <w:p>
+            <w:pPr>
+              <w:keepNext/>
+              <w:spacing w:after="0" w:line="252" w:lineRule="auto"/>
+            </w:pPr>
+            <w:r>
+              <w:rPr>
+                <w:b/>
+                <w:color w:val="FFFFFF"/>
+                <w:sz w:val="17"/>
+              </w:rPr>
+              <w:t>Series</w:t>
+            </w:r>
+          </w:p>
+        </w:tc>
+        <w:tc>
+          <w:tcPr>
+            <w:tcW w:w="964" w:type="dxa"/>
+            <w:shd w:val="clear" w:color="auto" w:fill="1B4332"/>
+            <w:vAlign w:val="center"/>
+          </w:tcPr>
+          <w:p>
+            <w:pPr>
+              <w:keepNext/>
+              <w:spacing w:after="0" w:line="252" w:lineRule="auto"/>
+            </w:pPr>
+            <w:r>
+              <w:rPr>
+                <w:b/>
+                <w:color w:val="FFFFFF"/>
+                <w:sz w:val="17"/>
+              </w:rPr>
+              <w:t>Peak</w:t>
+            </w:r>
+          </w:p>
+        </w:tc>
+        <w:tc>
+          <w:tcPr>
+            <w:tcW w:w="1077" w:type="dxa"/>
+            <w:shd w:val="clear" w:color="auto" w:fill="1B4332"/>
+            <w:vAlign w:val="center"/>
+          </w:tcPr>
+          <w:p>
+            <w:pPr>
+              <w:keepNext/>
+              <w:spacing w:after="0" w:line="252" w:lineRule="auto"/>
+            </w:pPr>
+            <w:r>
+              <w:rPr>
+                <w:b/>
+                <w:color w:val="FFFFFF"/>
+                <w:sz w:val="17"/>
+              </w:rPr>
+              <w:t>Trough</w:t>
+            </w:r>
+          </w:p>
+        </w:tc>
+        <w:tc>
+          <w:tcPr>
+            <w:tcW w:w="964" w:type="dxa"/>
+            <w:shd w:val="clear" w:color="auto" w:fill="1B4332"/>
+            <w:vAlign w:val="center"/>
+          </w:tcPr>
+          <w:p>
+            <w:pPr>
+              <w:keepNext/>
+              <w:spacing w:after="0" w:line="252" w:lineRule="auto"/>
+            </w:pPr>
+            <w:r>
+              <w:rPr>
+                <w:b/>
+                <w:color w:val="FFFFFF"/>
+                <w:sz w:val="17"/>
+              </w:rPr>
+              <w:t>Carry</w:t>
+            </w:r>
+          </w:p>
+        </w:tc>
+        <w:tc>
+          <w:tcPr>
+            <w:tcW w:w="1814" w:type="dxa"/>
+            <w:shd w:val="clear" w:color="auto" w:fill="1B4332"/>
+            <w:vAlign w:val="center"/>
+          </w:tcPr>
+          <w:p>
+            <w:pPr>
+              <w:keepNext/>
+              <w:spacing w:after="0" w:line="252" w:lineRule="auto"/>
+            </w:pPr>
+            <w:r>
+              <w:rPr>
+                <w:b/>
+                <w:color w:val="FFFFFF"/>
+                <w:sz w:val="17"/>
+              </w:rPr>
+              <w:t>Gross spread</w:t>
+            </w:r>
+          </w:p>
+        </w:tc>
+        <w:tc>
+          <w:tcPr>
+            <w:tcW w:w="1191" w:type="dxa"/>
+            <w:shd w:val="clear" w:color="auto" w:fill="1B4332"/>
+            <w:vAlign w:val="center"/>
+          </w:tcPr>
+          <w:p>
+            <w:pPr>
+              <w:keepNext/>
+              <w:spacing w:after="0" w:line="252" w:lineRule="auto"/>
+            </w:pPr>
+            <w:r>
+              <w:rPr>
+                <w:b/>
+                <w:color w:val="FFFFFF"/>
+                <w:sz w:val="17"/>
+              </w:rPr>
+              <w:t>Held, months</w:t>
+            </w:r>
+          </w:p>
+        </w:tc>
+        <w:tc>
+          <w:tcPr>
+            <w:tcW w:w="1191" w:type="dxa"/>
+            <w:shd w:val="clear" w:color="auto" w:fill="1B4332"/>
+            <w:vAlign w:val="center"/>
+          </w:tcPr>
+          <w:p>
+            <w:pPr>
+              <w:keepNext/>
+              <w:spacing w:after="0" w:line="252" w:lineRule="auto"/>
+            </w:pPr>
+            <w:r>
+              <w:rPr>
+                <w:b/>
+                <w:color w:val="FFFFFF"/>
+                <w:sz w:val="17"/>
+              </w:rPr>
+              <w:t>Per month</w:t>
+            </w:r>
+          </w:p>
+        </w:tc>
+      </w:tr>
+      <w:tr>
+        <w:trPr>
+          <w:cantSplit/>
+          <w:jc w:val="center"/>
+        </w:trPr>
+        <w:tc>
+          <w:tcPr>
+            <w:tcW w:w="2211" w:type="dxa"/>
+            <w:vAlign w:val="center"/>
+          </w:tcPr>
+          <w:p>
+            <w:pPr>
+              <w:keepNext/>
+              <w:spacing w:after="0" w:line="252" w:lineRule="auto"/>
+            </w:pPr>
+            <w:r>
+              <w:rPr>
+                <w:b/>
+                <w:color w:val="1B4332"/>
+                <w:sz w:val="15"/>
+              </w:rPr>
+              <w:t>Wheat, US SRW</w:t>
+            </w:r>
+          </w:p>
+        </w:tc>
+        <w:tc>
+          <w:tcPr>
+            <w:tcW w:w="964" w:type="dxa"/>
+          </w:tcPr>
+          <w:p>
+            <w:pPr>
+              <w:keepNext/>
+              <w:spacing w:after="0" w:line="252" w:lineRule="auto"/>
+              <w:jc w:val="center"/>
+            </w:pPr>
+            <w:r>
+              <w:rPr>
+                <w:sz w:val="15"/>
+              </w:rPr>
+              <w:t>Dec</w:t>
+            </w:r>
+          </w:p>
+        </w:tc>
+        <w:tc>
+          <w:tcPr>
+            <w:tcW w:w="1077" w:type="dxa"/>
+          </w:tcPr>
+          <w:p>
+            <w:pPr>
+              <w:keepNext/>
+              <w:spacing w:after="0" w:line="252" w:lineRule="auto"/>
+              <w:jc w:val="center"/>
+            </w:pPr>
+            <w:r>
+              <w:rPr>
+                <w:sz w:val="15"/>
+              </w:rPr>
+              <w:t>Aug</w:t>
+            </w:r>
+          </w:p>
+        </w:tc>
+        <w:tc>
+          <w:tcPr>
+            <w:tcW w:w="964" w:type="dxa"/>
+          </w:tcPr>
+          <w:p>
+            <w:pPr>
+              <w:keepNext/>
+              <w:spacing w:after="0" w:line="252" w:lineRule="auto"/>
+              <w:jc w:val="center"/>
+            </w:pPr>
+            <w:r>
+              <w:rPr>
+                <w:sz w:val="15"/>
+              </w:rPr>
+              <w:t>17.1%</w:t>
+            </w:r>
+          </w:p>
+        </w:tc>
+        <w:tc>
+          <w:tcPr>
+            <w:tcW w:w="1814" w:type="dxa"/>
+          </w:tcPr>
+          <w:p>
+            <w:pPr>
+              <w:keepNext/>
+              <w:spacing w:after="0" w:line="252" w:lineRule="auto"/>
+              <w:jc w:val="center"/>
+            </w:pPr>
+            <w:r>
+              <w:rPr>
+                <w:sz w:val="15"/>
+              </w:rPr>
+              <w:t>US$40.41/t</w:t>
+            </w:r>
+          </w:p>
+        </w:tc>
+        <w:tc>
+          <w:tcPr>
+            <w:tcW w:w="1191" w:type="dxa"/>
+          </w:tcPr>
+          <w:p>
+            <w:pPr>
+              <w:keepNext/>
+              <w:spacing w:after="0" w:line="252" w:lineRule="auto"/>
+              <w:jc w:val="center"/>
+            </w:pPr>
+            <w:r>
+              <w:rPr>
+                <w:sz w:val="15"/>
+              </w:rPr>
+              <w:t>4</w:t>
+            </w:r>
+          </w:p>
+        </w:tc>
+        <w:tc>
+          <w:tcPr>
+            <w:tcW w:w="1191" w:type="dxa"/>
+          </w:tcPr>
+          <w:p>
+            <w:pPr>
+              <w:keepNext/>
+              <w:spacing w:after="0" w:line="252" w:lineRule="auto"/>
+              <w:jc w:val="center"/>
+            </w:pPr>
+            <w:r>
+              <w:rPr>
+                <w:sz w:val="15"/>
+              </w:rPr>
+              <w:t>4.3%</w:t>
+            </w:r>
+          </w:p>
+        </w:tc>
+      </w:tr>
+      <w:tr>
+        <w:trPr>
+          <w:cantSplit/>
+          <w:jc w:val="center"/>
+        </w:trPr>
+        <w:tc>
+          <w:tcPr>
+            <w:tcW w:w="2211" w:type="dxa"/>
+            <w:shd w:val="clear" w:color="auto" w:fill="F7F9F6"/>
+            <w:vAlign w:val="center"/>
+          </w:tcPr>
+          <w:p>
+            <w:pPr>
+              <w:keepNext/>
+              <w:spacing w:after="0" w:line="252" w:lineRule="auto"/>
+            </w:pPr>
+            <w:r>
+              <w:rPr>
+                <w:b/>
+                <w:color w:val="1B4332"/>
+                <w:sz w:val="15"/>
+              </w:rPr>
+              <w:t>Maize, US</w:t>
+            </w:r>
+          </w:p>
+        </w:tc>
+        <w:tc>
+          <w:tcPr>
+            <w:tcW w:w="964" w:type="dxa"/>
+            <w:shd w:val="clear" w:color="auto" w:fill="F7F9F6"/>
+          </w:tcPr>
+          <w:p>
+            <w:pPr>
+              <w:keepNext/>
+              <w:spacing w:after="0" w:line="252" w:lineRule="auto"/>
+              <w:jc w:val="center"/>
+            </w:pPr>
+            <w:r>
+              <w:rPr>
+                <w:sz w:val="15"/>
+              </w:rPr>
+              <w:t>May</w:t>
+            </w:r>
+          </w:p>
+        </w:tc>
+        <w:tc>
+          <w:tcPr>
+            <w:tcW w:w="1077" w:type="dxa"/>
+            <w:shd w:val="clear" w:color="auto" w:fill="F7F9F6"/>
+          </w:tcPr>
+          <w:p>
+            <w:pPr>
+              <w:keepNext/>
+              <w:spacing w:after="0" w:line="252" w:lineRule="auto"/>
+              <w:jc w:val="center"/>
+            </w:pPr>
+            <w:r>
+              <w:rPr>
+                <w:sz w:val="15"/>
+              </w:rPr>
+              <w:t>Aug</w:t>
+            </w:r>
+          </w:p>
+        </w:tc>
+        <w:tc>
+          <w:tcPr>
+            <w:tcW w:w="964" w:type="dxa"/>
+            <w:shd w:val="clear" w:color="auto" w:fill="F7F9F6"/>
+          </w:tcPr>
+          <w:p>
+            <w:pPr>
+              <w:keepNext/>
+              <w:spacing w:after="0" w:line="252" w:lineRule="auto"/>
+              <w:jc w:val="center"/>
+            </w:pPr>
+            <w:r>
+              <w:rPr>
+                <w:sz w:val="15"/>
+              </w:rPr>
+              <w:t>12.4%</w:t>
+            </w:r>
+          </w:p>
+        </w:tc>
+        <w:tc>
+          <w:tcPr>
+            <w:tcW w:w="1814" w:type="dxa"/>
+            <w:shd w:val="clear" w:color="auto" w:fill="F7F9F6"/>
+          </w:tcPr>
+          <w:p>
+            <w:pPr>
+              <w:keepNext/>
+              <w:spacing w:after="0" w:line="252" w:lineRule="auto"/>
+              <w:jc w:val="center"/>
+            </w:pPr>
+            <w:r>
+              <w:rPr>
+                <w:sz w:val="15"/>
+              </w:rPr>
+              <w:t>US$25.55/t</w:t>
+            </w:r>
+          </w:p>
+        </w:tc>
+        <w:tc>
+          <w:tcPr>
+            <w:tcW w:w="1191" w:type="dxa"/>
+            <w:shd w:val="clear" w:color="auto" w:fill="F7F9F6"/>
+          </w:tcPr>
+          <w:p>
+            <w:pPr>
+              <w:keepNext/>
+              <w:spacing w:after="0" w:line="252" w:lineRule="auto"/>
+              <w:jc w:val="center"/>
+            </w:pPr>
+            <w:r>
+              <w:rPr>
+                <w:sz w:val="15"/>
+              </w:rPr>
+              <w:t>9</w:t>
+            </w:r>
+          </w:p>
+        </w:tc>
+        <w:tc>
+          <w:tcPr>
+            <w:tcW w:w="1191" w:type="dxa"/>
+            <w:shd w:val="clear" w:color="auto" w:fill="F7F9F6"/>
+          </w:tcPr>
+          <w:p>
+            <w:pPr>
+              <w:keepNext/>
+              <w:spacing w:after="0" w:line="252" w:lineRule="auto"/>
+              <w:jc w:val="center"/>
+            </w:pPr>
+            <w:r>
+              <w:rPr>
+                <w:sz w:val="15"/>
+              </w:rPr>
+              <w:t>1.4%</w:t>
+            </w:r>
+          </w:p>
+        </w:tc>
+      </w:tr>
+      <w:tr>
+        <w:trPr>
+          <w:cantSplit/>
+          <w:jc w:val="center"/>
+        </w:trPr>
+        <w:tc>
+          <w:tcPr>
+            <w:tcW w:w="2211" w:type="dxa"/>
+            <w:vAlign w:val="center"/>
+          </w:tcPr>
+          <w:p>
+            <w:pPr>
+              <w:keepNext/>
+              <w:spacing w:after="0" w:line="252" w:lineRule="auto"/>
+            </w:pPr>
+            <w:r>
+              <w:rPr>
+                <w:b/>
+                <w:color w:val="1B4332"/>
+                <w:sz w:val="15"/>
+              </w:rPr>
+              <w:t>Rice, Thai 5%</w:t>
+            </w:r>
+          </w:p>
+        </w:tc>
+        <w:tc>
+          <w:tcPr>
+            <w:tcW w:w="964" w:type="dxa"/>
+          </w:tcPr>
+          <w:p>
+            <w:pPr>
+              <w:keepNext/>
+              <w:spacing w:after="0" w:line="252" w:lineRule="auto"/>
+              <w:jc w:val="center"/>
+            </w:pPr>
+            <w:r>
+              <w:rPr>
+                <w:sz w:val="15"/>
+              </w:rPr>
+              <w:t>Jun</w:t>
+            </w:r>
+          </w:p>
+        </w:tc>
+        <w:tc>
+          <w:tcPr>
+            <w:tcW w:w="1077" w:type="dxa"/>
+          </w:tcPr>
+          <w:p>
+            <w:pPr>
+              <w:keepNext/>
+              <w:spacing w:after="0" w:line="252" w:lineRule="auto"/>
+              <w:jc w:val="center"/>
+            </w:pPr>
+            <w:r>
+              <w:rPr>
+                <w:sz w:val="15"/>
+              </w:rPr>
+              <w:t>Oct</w:t>
+            </w:r>
+          </w:p>
+        </w:tc>
+        <w:tc>
+          <w:tcPr>
+            <w:tcW w:w="964" w:type="dxa"/>
+          </w:tcPr>
+          <w:p>
+            <w:pPr>
+              <w:keepNext/>
+              <w:spacing w:after="0" w:line="252" w:lineRule="auto"/>
+              <w:jc w:val="center"/>
+            </w:pPr>
+            <w:r>
+              <w:rPr>
+                <w:sz w:val="15"/>
+              </w:rPr>
+              <w:t>7.3%</w:t>
+            </w:r>
+          </w:p>
+        </w:tc>
+        <w:tc>
+          <w:tcPr>
+            <w:tcW w:w="1814" w:type="dxa"/>
+          </w:tcPr>
+          <w:p>
+            <w:pPr>
+              <w:keepNext/>
+              <w:spacing w:after="0" w:line="252" w:lineRule="auto"/>
+              <w:jc w:val="center"/>
+            </w:pPr>
+            <w:r>
+              <w:rPr>
+                <w:sz w:val="15"/>
+              </w:rPr>
+              <w:t>US$33.19/t</w:t>
+            </w:r>
+          </w:p>
+        </w:tc>
+        <w:tc>
+          <w:tcPr>
+            <w:tcW w:w="1191" w:type="dxa"/>
+          </w:tcPr>
+          <w:p>
+            <w:pPr>
+              <w:keepNext/>
+              <w:spacing w:after="0" w:line="252" w:lineRule="auto"/>
+              <w:jc w:val="center"/>
+            </w:pPr>
+            <w:r>
+              <w:rPr>
+                <w:sz w:val="15"/>
+              </w:rPr>
+              <w:t>8</w:t>
+            </w:r>
+          </w:p>
+        </w:tc>
+        <w:tc>
+          <w:tcPr>
+            <w:tcW w:w="1191" w:type="dxa"/>
+          </w:tcPr>
+          <w:p>
+            <w:pPr>
+              <w:keepNext/>
+              <w:spacing w:after="0" w:line="252" w:lineRule="auto"/>
+              <w:jc w:val="center"/>
+            </w:pPr>
+            <w:r>
+              <w:rPr>
+                <w:sz w:val="15"/>
+              </w:rPr>
+              <w:t>0.9%</w:t>
+            </w:r>
+          </w:p>
+        </w:tc>
+      </w:tr>
+      <w:tr>
+        <w:trPr>
+          <w:cantSplit/>
+          <w:jc w:val="center"/>
+        </w:trPr>
+        <w:tc>
+          <w:tcPr>
+            <w:tcW w:w="2211" w:type="dxa"/>
+            <w:shd w:val="clear" w:color="auto" w:fill="F7F9F6"/>
+            <w:vAlign w:val="center"/>
+          </w:tcPr>
+          <w:p>
+            <w:pPr>
+              <w:keepNext/>
+              <w:spacing w:after="0" w:line="252" w:lineRule="auto"/>
+            </w:pPr>
+            <w:r>
+              <w:rPr>
+                <w:b/>
+                <w:color w:val="1B4332"/>
+                <w:sz w:val="15"/>
+              </w:rPr>
+              <w:t>Soybeans</w:t>
+            </w:r>
+          </w:p>
+        </w:tc>
+        <w:tc>
+          <w:tcPr>
+            <w:tcW w:w="964" w:type="dxa"/>
+            <w:shd w:val="clear" w:color="auto" w:fill="F7F9F6"/>
+          </w:tcPr>
+          <w:p>
+            <w:pPr>
+              <w:keepNext/>
+              <w:spacing w:after="0" w:line="252" w:lineRule="auto"/>
+              <w:jc w:val="center"/>
+            </w:pPr>
+            <w:r>
+              <w:rPr>
+                <w:sz w:val="15"/>
+              </w:rPr>
+              <w:t>May</w:t>
+            </w:r>
+          </w:p>
+        </w:tc>
+        <w:tc>
+          <w:tcPr>
+            <w:tcW w:w="1077" w:type="dxa"/>
+            <w:shd w:val="clear" w:color="auto" w:fill="F7F9F6"/>
+          </w:tcPr>
+          <w:p>
+            <w:pPr>
+              <w:keepNext/>
+              <w:spacing w:after="0" w:line="252" w:lineRule="auto"/>
+              <w:jc w:val="center"/>
+            </w:pPr>
+            <w:r>
+              <w:rPr>
+                <w:sz w:val="15"/>
+              </w:rPr>
+              <w:t>Aug</w:t>
+            </w:r>
+          </w:p>
+        </w:tc>
+        <w:tc>
+          <w:tcPr>
+            <w:tcW w:w="964" w:type="dxa"/>
+            <w:shd w:val="clear" w:color="auto" w:fill="F7F9F6"/>
+          </w:tcPr>
+          <w:p>
+            <w:pPr>
+              <w:keepNext/>
+              <w:spacing w:after="0" w:line="252" w:lineRule="auto"/>
+              <w:jc w:val="center"/>
+            </w:pPr>
+            <w:r>
+              <w:rPr>
+                <w:sz w:val="15"/>
+              </w:rPr>
+              <w:t>4.3%</w:t>
+            </w:r>
+          </w:p>
+        </w:tc>
+        <w:tc>
+          <w:tcPr>
+            <w:tcW w:w="1814" w:type="dxa"/>
+            <w:shd w:val="clear" w:color="auto" w:fill="F7F9F6"/>
+          </w:tcPr>
+          <w:p>
+            <w:pPr>
+              <w:keepNext/>
+              <w:spacing w:after="0" w:line="252" w:lineRule="auto"/>
+              <w:jc w:val="center"/>
+            </w:pPr>
+            <w:r>
+              <w:rPr>
+                <w:sz w:val="15"/>
+              </w:rPr>
+              <w:t>US$20.75/t</w:t>
+            </w:r>
+          </w:p>
+        </w:tc>
+        <w:tc>
+          <w:tcPr>
+            <w:tcW w:w="1191" w:type="dxa"/>
+            <w:shd w:val="clear" w:color="auto" w:fill="F7F9F6"/>
+          </w:tcPr>
+          <w:p>
+            <w:pPr>
+              <w:keepNext/>
+              <w:spacing w:after="0" w:line="252" w:lineRule="auto"/>
+              <w:jc w:val="center"/>
+            </w:pPr>
+            <w:r>
+              <w:rPr>
+                <w:sz w:val="15"/>
+              </w:rPr>
+              <w:t>9</w:t>
+            </w:r>
+          </w:p>
+        </w:tc>
+        <w:tc>
+          <w:tcPr>
+            <w:tcW w:w="1191" w:type="dxa"/>
+            <w:shd w:val="clear" w:color="auto" w:fill="F7F9F6"/>
+          </w:tcPr>
+          <w:p>
+            <w:pPr>
+              <w:keepNext/>
+              <w:spacing w:after="0" w:line="252" w:lineRule="auto"/>
+              <w:jc w:val="center"/>
+            </w:pPr>
+            <w:r>
+              <w:rPr>
+                <w:sz w:val="15"/>
+              </w:rPr>
+              <w:t>0.5%</w:t>
+            </w:r>
+          </w:p>
+        </w:tc>
+      </w:tr>
+      <w:tr>
+        <w:trPr>
+          <w:cantSplit/>
+          <w:jc w:val="center"/>
+        </w:trPr>
+        <w:tc>
+          <w:tcPr>
+            <w:tcW w:w="2211" w:type="dxa"/>
+            <w:vAlign w:val="center"/>
+          </w:tcPr>
+          <w:p>
+            <w:pPr>
+              <w:spacing w:after="0" w:line="252" w:lineRule="auto"/>
+            </w:pPr>
+            <w:r>
+              <w:rPr>
+                <w:b/>
+                <w:color w:val="1B4332"/>
+                <w:sz w:val="15"/>
+              </w:rPr>
+              <w:t>Cotton, A index</w:t>
+            </w:r>
+          </w:p>
+        </w:tc>
+        <w:tc>
+          <w:tcPr>
+            <w:tcW w:w="964" w:type="dxa"/>
+          </w:tcPr>
+          <w:p>
+            <w:pPr>
+              <w:spacing w:after="0" w:line="252" w:lineRule="auto"/>
+              <w:jc w:val="center"/>
+            </w:pPr>
+            <w:r>
+              <w:rPr>
+                <w:sz w:val="15"/>
+              </w:rPr>
+              <w:t>May</w:t>
+            </w:r>
+          </w:p>
+        </w:tc>
+        <w:tc>
+          <w:tcPr>
+            <w:tcW w:w="1077" w:type="dxa"/>
+          </w:tcPr>
+          <w:p>
+            <w:pPr>
+              <w:spacing w:after="0" w:line="252" w:lineRule="auto"/>
+              <w:jc w:val="center"/>
+            </w:pPr>
+            <w:r>
+              <w:rPr>
+                <w:sz w:val="15"/>
+              </w:rPr>
+              <w:t>Oct</w:t>
+            </w:r>
+          </w:p>
+        </w:tc>
+        <w:tc>
+          <w:tcPr>
+            <w:tcW w:w="964" w:type="dxa"/>
+          </w:tcPr>
+          <w:p>
+            <w:pPr>
+              <w:spacing w:after="0" w:line="252" w:lineRule="auto"/>
+              <w:jc w:val="center"/>
+            </w:pPr>
+            <w:r>
+              <w:rPr>
+                <w:sz w:val="15"/>
+              </w:rPr>
+              <w:t>5.6%</w:t>
+            </w:r>
+          </w:p>
+        </w:tc>
+        <w:tc>
+          <w:tcPr>
+            <w:tcW w:w="1814" w:type="dxa"/>
+          </w:tcPr>
+          <w:p>
+            <w:pPr>
+              <w:spacing w:after="0" w:line="252" w:lineRule="auto"/>
+              <w:jc w:val="center"/>
+            </w:pPr>
+            <w:r>
+              <w:rPr>
+                <w:sz w:val="15"/>
+              </w:rPr>
+              <w:t>US$0.11/kg</w:t>
+            </w:r>
+          </w:p>
+        </w:tc>
+        <w:tc>
+          <w:tcPr>
+            <w:tcW w:w="1191" w:type="dxa"/>
+          </w:tcPr>
+          <w:p>
+            <w:pPr>
+              <w:spacing w:after="0" w:line="252" w:lineRule="auto"/>
+              <w:jc w:val="center"/>
+            </w:pPr>
+            <w:r>
+              <w:rPr>
+                <w:sz w:val="15"/>
+              </w:rPr>
+              <w:t>7</w:t>
+            </w:r>
+          </w:p>
+        </w:tc>
+        <w:tc>
+          <w:tcPr>
+            <w:tcW w:w="1191" w:type="dxa"/>
+          </w:tcPr>
+          <w:p>
+            <w:pPr>
+              <w:spacing w:after="0" w:line="252" w:lineRule="auto"/>
+              <w:jc w:val="center"/>
+            </w:pPr>
+            <w:r>
+              <w:rPr>
+                <w:sz w:val="15"/>
+              </w:rPr>
+              <w:t>0.8%</w:t>
+            </w:r>
+          </w:p>
+        </w:tc>
+      </w:tr>
+    </w:tbl>
+    <w:p>
+      <w:pPr>
+        <w:spacing w:after="0" w:line="240" w:lineRule="auto"/>
+      </w:pPr>
+    </w:p>
+    <w:p>
+      <w:r>
+        <w:lastRenderedPageBreak/>
+        <w:t>The comparison is what matters. Wheat offers US$10.10/t a month; rice offers US$4.15/t a month over eight months, and soybean US$2.31/t a month over nine. Storage, insurance, shrinkage and the cost of money must all fit inside those numbers. For wheat they might; for soybean they almost certainly do not, which means the seasonal pattern there is a description of the market rather than a trading opportunity, and should not be presented as one.</w:t>
+      </w:r>
+    </w:p>
+    <w:p>
+      <w:r>
+        <w:t>The same arithmetic gives the Week 3 test a concrete form: compare the observed trough-to-peak spread in a district with the warehousing rate actually quoted to farmers there. If the spread is narrower than the rate, the finding is not that the data are noisy but that the trade does not exist in that district — worth more to a procurement manager than another percentage point of forecast accuracy.</w:t>
+      </w:r>
+    </w:p>
+    <w:p>
+      <w:r>
+        <w:t>One caution belongs here. This index is a single average across 2019–2026, and 2022 dominates the variance; an index computed from 2022 onward would show a different shape. That is why the backtest refits the seasonal component at every origin, and why a published index always carries its window and its vintage.</w:t>
+      </w:r>
+    </w:p>
+    <w:p>
+      <w:pPr>
+        <w:pStyle w:val="Heading2"/>
+        <w:spacing w:before="260" w:after="100"/>
+      </w:pPr>
+      <w:r>
+        <w:rPr>
+          <w:rFonts w:ascii="Calibri" w:eastAsia="Calibri" w:hAnsi="Calibri" w:cs="Calibri"/>
+        </w:rPr>
+        <w:t>F.4  Worked example 3 — the benchmark test, and the rule that failed it</w:t>
+      </w:r>
+    </w:p>
+    <w:p>
+      <w:r>
+        <w:t>The evaluation protocol in Section 5.5 was applied unchanged. Training begins with a 36-month window, the origin advances one month at a time, and at every origin three models forecast one to twelve months ahead: a random walk that repeats the last observed price, the seasonal naive forecast that repeats the same month last year, and an exponential smoothing model with an additive seasonal term and no trend, with its parameters estimated inside each fold. Errors are scored as MASE, with the scaling factor c</w:t>
+      </w:r>
+      <w:r>
+        <w:t>omputed inside each fold from that fold's own training window. With 45 origins, twelve horizons and five crops, each model produced 2,700 forecasts, and the comparison covers 60 crop-horizon cells.</w:t>
+      </w:r>
+    </w:p>
+    <w:p>
+      <w:pPr>
+        <w:keepNext/>
+        <w:spacing w:before="200" w:after="80"/>
+      </w:pPr>
+      <w:r>
+        <w:rPr>
+          <w:b/>
+          <w:color w:val="2D6A4F"/>
+          <w:sz w:val="17"/>
+        </w:rPr>
+        <w:t xml:space="preserve">Table 44. </w:t>
+      </w:r>
+      <w:r>
+        <w:rPr>
+          <w:i/>
+          <w:color w:val="5C6B62"/>
+          <w:sz w:val="17"/>
+        </w:rPr>
+        <w:t>Out-of-sample MASE by horizon. Below 1.0 means the model beats the in-sample seasonal naive error; lower is better.</w:t>
+      </w:r>
+    </w:p>
+    <w:tbl>
+      <w:tblPr>
+        <w:tblW w:w="9412" w:type="dxa"/>
+        <w:jc w:val="center"/>
+        <w:tblBorders>
+          <w:top w:val="single" w:sz="4" w:space="0" w:color="C9D6CC"/>
+          <w:left w:val="single" w:sz="4" w:space="0" w:color="C9D6CC"/>
+          <w:bottom w:val="single" w:sz="4" w:space="0" w:color="C9D6CC"/>
+          <w:right w:val="single" w:sz="4" w:space="0" w:color="C9D6CC"/>
+          <w:insideH w:val="single" w:sz="4" w:space="0" w:color="C9D6CC"/>
+          <w:insideV w:val="single" w:sz="4" w:space="0" w:color="C9D6CC"/>
+        </w:tblBorders>
+        <w:tblLayout w:type="fixed"/>
+        <w:tblCellMar>
+          <w:top w:w="60" w:type="dxa"/>
+          <w:left w:w="90" w:type="dxa"/>
+          <w:bottom w:w="60" w:type="dxa"/>
+          <w:right w:w="90" w:type="dxa"/>
+        </w:tblCellMar>
+        <w:tblLook w:val="04A0" w:firstRow="1" w:lastRow="0" w:firstColumn="1" w:lastColumn="0" w:noHBand="0" w:noVBand="1"/>
+      </w:tblPr>
+      <w:tblGrid>
+        <w:gridCol w:w="2607"/>
+        <w:gridCol w:w="1361"/>
+        <w:gridCol w:w="1361"/>
+        <w:gridCol w:w="1361"/>
+        <w:gridCol w:w="1361"/>
+        <w:gridCol w:w="1361"/>
+      </w:tblGrid>
+      <w:tr>
+        <w:trPr>
+          <w:cantSplit/>
+          <w:tblHeader/>
+          <w:jc w:val="center"/>
+        </w:trPr>
+        <w:tc>
+          <w:tcPr>
+            <w:tcW w:w="2608" w:type="dxa"/>
+            <w:shd w:val="clear" w:color="auto" w:fill="1B4332"/>
+            <w:vAlign w:val="center"/>
+          </w:tcPr>
+          <w:p>
+            <w:pPr>
+              <w:keepNext/>
+              <w:spacing w:after="0" w:line="252" w:lineRule="auto"/>
+            </w:pPr>
+            <w:r>
+              <w:rPr>
+                <w:b/>
+                <w:color w:val="FFFFFF"/>
+                <w:sz w:val="17"/>
+              </w:rPr>
+              <w:t>Model and horizon</w:t>
+            </w:r>
+          </w:p>
+        </w:tc>
+        <w:tc>
+          <w:tcPr>
+            <w:tcW w:w="1361" w:type="dxa"/>
+            <w:shd w:val="clear" w:color="auto" w:fill="1B4332"/>
+            <w:vAlign w:val="center"/>
+          </w:tcPr>
+          <w:p>
+            <w:pPr>
+              <w:keepNext/>
+              <w:spacing w:after="0" w:line="252" w:lineRule="auto"/>
+            </w:pPr>
+            <w:r>
+              <w:rPr>
+                <w:b/>
+                <w:color w:val="FFFFFF"/>
+                <w:sz w:val="17"/>
+              </w:rPr>
+              <w:t>Wheat, US SRW</w:t>
+            </w:r>
+          </w:p>
+        </w:tc>
+        <w:tc>
+          <w:tcPr>
+            <w:tcW w:w="1361" w:type="dxa"/>
+            <w:shd w:val="clear" w:color="auto" w:fill="1B4332"/>
+            <w:vAlign w:val="center"/>
+          </w:tcPr>
+          <w:p>
+            <w:pPr>
+              <w:keepNext/>
+              <w:spacing w:after="0" w:line="252" w:lineRule="auto"/>
+            </w:pPr>
+            <w:r>
+              <w:rPr>
+                <w:b/>
+                <w:color w:val="FFFFFF"/>
+                <w:sz w:val="17"/>
+              </w:rPr>
+              <w:t>Maize, US</w:t>
+            </w:r>
+          </w:p>
+        </w:tc>
+        <w:tc>
+          <w:tcPr>
+            <w:tcW w:w="1361" w:type="dxa"/>
+            <w:shd w:val="clear" w:color="auto" w:fill="1B4332"/>
+            <w:vAlign w:val="center"/>
+          </w:tcPr>
+          <w:p>
+            <w:pPr>
+              <w:keepNext/>
+              <w:spacing w:after="0" w:line="252" w:lineRule="auto"/>
+            </w:pPr>
+            <w:r>
+              <w:rPr>
+                <w:b/>
+                <w:color w:val="FFFFFF"/>
+                <w:sz w:val="17"/>
+              </w:rPr>
+              <w:t>Rice, Thai 5%</w:t>
+            </w:r>
+          </w:p>
+        </w:tc>
+        <w:tc>
+          <w:tcPr>
+            <w:tcW w:w="1361" w:type="dxa"/>
+            <w:shd w:val="clear" w:color="auto" w:fill="1B4332"/>
+            <w:vAlign w:val="center"/>
+          </w:tcPr>
+          <w:p>
+            <w:pPr>
+              <w:keepNext/>
+              <w:spacing w:after="0" w:line="252" w:lineRule="auto"/>
+            </w:pPr>
+            <w:r>
+              <w:rPr>
+                <w:b/>
+                <w:color w:val="FFFFFF"/>
+                <w:sz w:val="17"/>
+              </w:rPr>
+              <w:t>Soybeans</w:t>
+            </w:r>
+          </w:p>
+        </w:tc>
+        <w:tc>
+          <w:tcPr>
+            <w:tcW w:w="1361" w:type="dxa"/>
+            <w:shd w:val="clear" w:color="auto" w:fill="1B4332"/>
+            <w:vAlign w:val="center"/>
+          </w:tcPr>
+          <w:p>
+            <w:pPr>
+              <w:keepNext/>
+              <w:spacing w:after="0" w:line="252" w:lineRule="auto"/>
+            </w:pPr>
+            <w:r>
+              <w:rPr>
+                <w:b/>
+                <w:color w:val="FFFFFF"/>
+                <w:sz w:val="17"/>
+              </w:rPr>
+              <w:t>Cotton, A index</w:t>
+            </w:r>
+          </w:p>
+        </w:tc>
+      </w:tr>
+      <w:tr>
+        <w:trPr>
+          <w:cantSplit/>
+          <w:jc w:val="center"/>
+        </w:trPr>
+        <w:tc>
+          <w:tcPr>
+            <w:tcW w:w="2608" w:type="dxa"/>
+            <w:vAlign w:val="center"/>
+          </w:tcPr>
+          <w:p>
+            <w:pPr>
+              <w:keepNext/>
+              <w:spacing w:after="0" w:line="252" w:lineRule="auto"/>
+            </w:pPr>
+            <w:r>
+              <w:rPr>
+                <w:b/>
+                <w:color w:val="1B4332"/>
+                <w:sz w:val="15"/>
+              </w:rPr>
+              <w:t>1 month — Random walk</w:t>
+            </w:r>
+          </w:p>
+        </w:tc>
+        <w:tc>
+          <w:tcPr>
+            <w:tcW w:w="1361" w:type="dxa"/>
+          </w:tcPr>
+          <w:p>
+            <w:pPr>
+              <w:keepNext/>
+              <w:spacing w:after="0" w:line="252" w:lineRule="auto"/>
+              <w:jc w:val="center"/>
+            </w:pPr>
+            <w:r>
+              <w:rPr>
+                <w:sz w:val="15"/>
+              </w:rPr>
+              <w:t>0.28</w:t>
+            </w:r>
+          </w:p>
+        </w:tc>
+        <w:tc>
+          <w:tcPr>
+            <w:tcW w:w="1361" w:type="dxa"/>
+          </w:tcPr>
+          <w:p>
+            <w:pPr>
+              <w:keepNext/>
+              <w:spacing w:after="0" w:line="252" w:lineRule="auto"/>
+              <w:jc w:val="center"/>
+            </w:pPr>
+            <w:r>
+              <w:rPr>
+                <w:sz w:val="15"/>
+              </w:rPr>
+              <w:t>0.21</w:t>
+            </w:r>
+          </w:p>
+        </w:tc>
+        <w:tc>
+          <w:tcPr>
+            <w:tcW w:w="1361" w:type="dxa"/>
+          </w:tcPr>
+          <w:p>
+            <w:pPr>
+              <w:keepNext/>
+              <w:spacing w:after="0" w:line="252" w:lineRule="auto"/>
+              <w:jc w:val="center"/>
+            </w:pPr>
+            <w:r>
+              <w:rPr>
+                <w:sz w:val="15"/>
+              </w:rPr>
+              <w:t>0.27</w:t>
+            </w:r>
+          </w:p>
+        </w:tc>
+        <w:tc>
+          <w:tcPr>
+            <w:tcW w:w="1361" w:type="dxa"/>
+          </w:tcPr>
+          <w:p>
+            <w:pPr>
+              <w:keepNext/>
+              <w:spacing w:after="0" w:line="252" w:lineRule="auto"/>
+              <w:jc w:val="center"/>
+            </w:pPr>
+            <w:r>
+              <w:rPr>
+                <w:sz w:val="15"/>
+              </w:rPr>
+              <w:t>0.20</w:t>
+            </w:r>
+          </w:p>
+        </w:tc>
+        <w:tc>
+          <w:tcPr>
+            <w:tcW w:w="1361" w:type="dxa"/>
+          </w:tcPr>
+          <w:p>
+            <w:pPr>
+              <w:keepNext/>
+              <w:spacing w:after="0" w:line="252" w:lineRule="auto"/>
+              <w:jc w:val="center"/>
+            </w:pPr>
+            <w:r>
+              <w:rPr>
+                <w:sz w:val="15"/>
+              </w:rPr>
+              <w:t>0.14</w:t>
+            </w:r>
+          </w:p>
+        </w:tc>
+      </w:tr>
+      <w:tr>
+        <w:trPr>
+          <w:cantSplit/>
+          <w:jc w:val="center"/>
+        </w:trPr>
+        <w:tc>
+          <w:tcPr>
+            <w:tcW w:w="2608" w:type="dxa"/>
+            <w:shd w:val="clear" w:color="auto" w:fill="F7F9F6"/>
+            <w:vAlign w:val="center"/>
+          </w:tcPr>
+          <w:p>
+            <w:pPr>
+              <w:keepNext/>
+              <w:spacing w:after="0" w:line="252" w:lineRule="auto"/>
+            </w:pPr>
+            <w:r>
+              <w:rPr>
+                <w:b/>
+                <w:color w:val="1B4332"/>
+                <w:sz w:val="15"/>
+              </w:rPr>
+              <w:t>1 month — Seasonal naive</w:t>
+            </w:r>
+          </w:p>
+        </w:tc>
+        <w:tc>
+          <w:tcPr>
+            <w:tcW w:w="1361" w:type="dxa"/>
+            <w:shd w:val="clear" w:color="auto" w:fill="F7F9F6"/>
+          </w:tcPr>
+          <w:p>
+            <w:pPr>
+              <w:keepNext/>
+              <w:spacing w:after="0" w:line="252" w:lineRule="auto"/>
+              <w:jc w:val="center"/>
+            </w:pPr>
+            <w:r>
+              <w:rPr>
+                <w:sz w:val="15"/>
+              </w:rPr>
+              <w:t>1.17</w:t>
+            </w:r>
+          </w:p>
+        </w:tc>
+        <w:tc>
+          <w:tcPr>
+            <w:tcW w:w="1361" w:type="dxa"/>
+            <w:shd w:val="clear" w:color="auto" w:fill="F7F9F6"/>
+          </w:tcPr>
+          <w:p>
+            <w:pPr>
+              <w:keepNext/>
+              <w:spacing w:after="0" w:line="252" w:lineRule="auto"/>
+              <w:jc w:val="center"/>
+            </w:pPr>
+            <w:r>
+              <w:rPr>
+                <w:sz w:val="15"/>
+              </w:rPr>
+              <w:t>0.91</w:t>
+            </w:r>
+          </w:p>
+        </w:tc>
+        <w:tc>
+          <w:tcPr>
+            <w:tcW w:w="1361" w:type="dxa"/>
+            <w:shd w:val="clear" w:color="auto" w:fill="F7F9F6"/>
+          </w:tcPr>
+          <w:p>
+            <w:pPr>
+              <w:keepNext/>
+              <w:spacing w:after="0" w:line="252" w:lineRule="auto"/>
+              <w:jc w:val="center"/>
+            </w:pPr>
+            <w:r>
+              <w:rPr>
+                <w:sz w:val="15"/>
+              </w:rPr>
+              <w:t>1.37</w:t>
+            </w:r>
+          </w:p>
+        </w:tc>
+        <w:tc>
+          <w:tcPr>
+            <w:tcW w:w="1361" w:type="dxa"/>
+            <w:shd w:val="clear" w:color="auto" w:fill="F7F9F6"/>
+          </w:tcPr>
+          <w:p>
+            <w:pPr>
+              <w:keepNext/>
+              <w:spacing w:after="0" w:line="252" w:lineRule="auto"/>
+              <w:jc w:val="center"/>
+            </w:pPr>
+            <w:r>
+              <w:rPr>
+                <w:sz w:val="15"/>
+              </w:rPr>
+              <w:t>0.95</w:t>
+            </w:r>
+          </w:p>
+        </w:tc>
+        <w:tc>
+          <w:tcPr>
+            <w:tcW w:w="1361" w:type="dxa"/>
+            <w:shd w:val="clear" w:color="auto" w:fill="F7F9F6"/>
+          </w:tcPr>
+          <w:p>
+            <w:pPr>
+              <w:keepNext/>
+              <w:spacing w:after="0" w:line="252" w:lineRule="auto"/>
+              <w:jc w:val="center"/>
+            </w:pPr>
+            <w:r>
+              <w:rPr>
+                <w:sz w:val="15"/>
+              </w:rPr>
+              <w:t>0.93</w:t>
+            </w:r>
+          </w:p>
+        </w:tc>
+      </w:tr>
+      <w:tr>
+        <w:trPr>
+          <w:cantSplit/>
+          <w:jc w:val="center"/>
+        </w:trPr>
+        <w:tc>
+          <w:tcPr>
+            <w:tcW w:w="2608" w:type="dxa"/>
+            <w:vAlign w:val="center"/>
+          </w:tcPr>
+          <w:p>
+            <w:pPr>
+              <w:keepNext/>
+              <w:spacing w:after="0" w:line="252" w:lineRule="auto"/>
+            </w:pPr>
+            <w:r>
+              <w:rPr>
+                <w:b/>
+                <w:color w:val="1B4332"/>
+                <w:sz w:val="15"/>
+              </w:rPr>
+              <w:t>1 month — ETS, additive season</w:t>
+            </w:r>
+          </w:p>
+        </w:tc>
+        <w:tc>
+          <w:tcPr>
+            <w:tcW w:w="1361" w:type="dxa"/>
+          </w:tcPr>
+          <w:p>
+            <w:pPr>
+              <w:keepNext/>
+              <w:spacing w:after="0" w:line="252" w:lineRule="auto"/>
+              <w:jc w:val="center"/>
+            </w:pPr>
+            <w:r>
+              <w:rPr>
+                <w:sz w:val="15"/>
+              </w:rPr>
+              <w:t>0.33</w:t>
+            </w:r>
+          </w:p>
+        </w:tc>
+        <w:tc>
+          <w:tcPr>
+            <w:tcW w:w="1361" w:type="dxa"/>
+          </w:tcPr>
+          <w:p>
+            <w:pPr>
+              <w:keepNext/>
+              <w:spacing w:after="0" w:line="252" w:lineRule="auto"/>
+              <w:jc w:val="center"/>
+            </w:pPr>
+            <w:r>
+              <w:rPr>
+                <w:sz w:val="15"/>
+              </w:rPr>
+              <w:t>0.21</w:t>
+            </w:r>
+          </w:p>
+        </w:tc>
+        <w:tc>
+          <w:tcPr>
+            <w:tcW w:w="1361" w:type="dxa"/>
+          </w:tcPr>
+          <w:p>
+            <w:pPr>
+              <w:keepNext/>
+              <w:spacing w:after="0" w:line="252" w:lineRule="auto"/>
+              <w:jc w:val="center"/>
+            </w:pPr>
+            <w:r>
+              <w:rPr>
+                <w:sz w:val="15"/>
+              </w:rPr>
+              <w:t>0.25</w:t>
+            </w:r>
+          </w:p>
+        </w:tc>
+        <w:tc>
+          <w:tcPr>
+            <w:tcW w:w="1361" w:type="dxa"/>
+          </w:tcPr>
+          <w:p>
+            <w:pPr>
+              <w:keepNext/>
+              <w:spacing w:after="0" w:line="252" w:lineRule="auto"/>
+              <w:jc w:val="center"/>
+            </w:pPr>
+            <w:r>
+              <w:rPr>
+                <w:sz w:val="15"/>
+              </w:rPr>
+              <w:t>0.23</w:t>
+            </w:r>
+          </w:p>
+        </w:tc>
+        <w:tc>
+          <w:tcPr>
+            <w:tcW w:w="1361" w:type="dxa"/>
+          </w:tcPr>
+          <w:p>
+            <w:pPr>
+              <w:keepNext/>
+              <w:spacing w:after="0" w:line="252" w:lineRule="auto"/>
+              <w:jc w:val="center"/>
+            </w:pPr>
+            <w:r>
+              <w:rPr>
+                <w:sz w:val="15"/>
+              </w:rPr>
+              <w:t>0.19</w:t>
+            </w:r>
+          </w:p>
+        </w:tc>
+      </w:tr>
+      <w:tr>
+        <w:trPr>
+          <w:cantSplit/>
+          <w:jc w:val="center"/>
+        </w:trPr>
+        <w:tc>
+          <w:tcPr>
+            <w:tcW w:w="2608" w:type="dxa"/>
+            <w:shd w:val="clear" w:color="auto" w:fill="F7F9F6"/>
+            <w:vAlign w:val="center"/>
+          </w:tcPr>
+          <w:p>
+            <w:pPr>
+              <w:keepNext/>
+              <w:spacing w:after="0" w:line="252" w:lineRule="auto"/>
+            </w:pPr>
+            <w:r>
+              <w:rPr>
+                <w:b/>
+                <w:color w:val="1B4332"/>
+                <w:sz w:val="15"/>
+              </w:rPr>
+              <w:t>3 months — Random walk</w:t>
+            </w:r>
+          </w:p>
+        </w:tc>
+        <w:tc>
+          <w:tcPr>
+            <w:tcW w:w="1361" w:type="dxa"/>
+            <w:shd w:val="clear" w:color="auto" w:fill="F7F9F6"/>
+          </w:tcPr>
+          <w:p>
+            <w:pPr>
+              <w:keepNext/>
+              <w:spacing w:after="0" w:line="252" w:lineRule="auto"/>
+              <w:jc w:val="center"/>
+            </w:pPr>
+            <w:r>
+              <w:rPr>
+                <w:sz w:val="15"/>
+              </w:rPr>
+              <w:t>0.58</w:t>
+            </w:r>
+          </w:p>
+        </w:tc>
+        <w:tc>
+          <w:tcPr>
+            <w:tcW w:w="1361" w:type="dxa"/>
+            <w:shd w:val="clear" w:color="auto" w:fill="F7F9F6"/>
+          </w:tcPr>
+          <w:p>
+            <w:pPr>
+              <w:keepNext/>
+              <w:spacing w:after="0" w:line="252" w:lineRule="auto"/>
+              <w:jc w:val="center"/>
+            </w:pPr>
+            <w:r>
+              <w:rPr>
+                <w:sz w:val="15"/>
+              </w:rPr>
+              <w:t>0.36</w:t>
+            </w:r>
+          </w:p>
+        </w:tc>
+        <w:tc>
+          <w:tcPr>
+            <w:tcW w:w="1361" w:type="dxa"/>
+            <w:shd w:val="clear" w:color="auto" w:fill="F7F9F6"/>
+          </w:tcPr>
+          <w:p>
+            <w:pPr>
+              <w:keepNext/>
+              <w:spacing w:after="0" w:line="252" w:lineRule="auto"/>
+              <w:jc w:val="center"/>
+            </w:pPr>
+            <w:r>
+              <w:rPr>
+                <w:sz w:val="15"/>
+              </w:rPr>
+              <w:t>0.49</w:t>
+            </w:r>
+          </w:p>
+        </w:tc>
+        <w:tc>
+          <w:tcPr>
+            <w:tcW w:w="1361" w:type="dxa"/>
+            <w:shd w:val="clear" w:color="auto" w:fill="F7F9F6"/>
+          </w:tcPr>
+          <w:p>
+            <w:pPr>
+              <w:keepNext/>
+              <w:spacing w:after="0" w:line="252" w:lineRule="auto"/>
+              <w:jc w:val="center"/>
+            </w:pPr>
+            <w:r>
+              <w:rPr>
+                <w:sz w:val="15"/>
+              </w:rPr>
+              <w:t>0.33</w:t>
+            </w:r>
+          </w:p>
+        </w:tc>
+        <w:tc>
+          <w:tcPr>
+            <w:tcW w:w="1361" w:type="dxa"/>
+            <w:shd w:val="clear" w:color="auto" w:fill="F7F9F6"/>
+          </w:tcPr>
+          <w:p>
+            <w:pPr>
+              <w:keepNext/>
+              <w:spacing w:after="0" w:line="252" w:lineRule="auto"/>
+              <w:jc w:val="center"/>
+            </w:pPr>
+            <w:r>
+              <w:rPr>
+                <w:sz w:val="15"/>
+              </w:rPr>
+              <w:t>0.33</w:t>
+            </w:r>
+          </w:p>
+        </w:tc>
+      </w:tr>
+      <w:tr>
+        <w:trPr>
+          <w:cantSplit/>
+          <w:jc w:val="center"/>
+        </w:trPr>
+        <w:tc>
+          <w:tcPr>
+            <w:tcW w:w="2608" w:type="dxa"/>
+            <w:vAlign w:val="center"/>
+          </w:tcPr>
+          <w:p>
+            <w:pPr>
+              <w:keepNext/>
+              <w:spacing w:after="0" w:line="252" w:lineRule="auto"/>
+            </w:pPr>
+            <w:r>
+              <w:rPr>
+                <w:b/>
+                <w:color w:val="1B4332"/>
+                <w:sz w:val="15"/>
+              </w:rPr>
+              <w:t>3 months — Seasonal naive</w:t>
+            </w:r>
+          </w:p>
+        </w:tc>
+        <w:tc>
+          <w:tcPr>
+            <w:tcW w:w="1361" w:type="dxa"/>
+          </w:tcPr>
+          <w:p>
+            <w:pPr>
+              <w:keepNext/>
+              <w:spacing w:after="0" w:line="252" w:lineRule="auto"/>
+              <w:jc w:val="center"/>
+            </w:pPr>
+            <w:r>
+              <w:rPr>
+                <w:sz w:val="15"/>
+              </w:rPr>
+              <w:t>1.09</w:t>
+            </w:r>
+          </w:p>
+        </w:tc>
+        <w:tc>
+          <w:tcPr>
+            <w:tcW w:w="1361" w:type="dxa"/>
+          </w:tcPr>
+          <w:p>
+            <w:pPr>
+              <w:keepNext/>
+              <w:spacing w:after="0" w:line="252" w:lineRule="auto"/>
+              <w:jc w:val="center"/>
+            </w:pPr>
+            <w:r>
+              <w:rPr>
+                <w:sz w:val="15"/>
+              </w:rPr>
+              <w:t>0.86</w:t>
+            </w:r>
+          </w:p>
+        </w:tc>
+        <w:tc>
+          <w:tcPr>
+            <w:tcW w:w="1361" w:type="dxa"/>
+          </w:tcPr>
+          <w:p>
+            <w:pPr>
+              <w:keepNext/>
+              <w:spacing w:after="0" w:line="252" w:lineRule="auto"/>
+              <w:jc w:val="center"/>
+            </w:pPr>
+            <w:r>
+              <w:rPr>
+                <w:sz w:val="15"/>
+              </w:rPr>
+              <w:t>1.38</w:t>
+            </w:r>
+          </w:p>
+        </w:tc>
+        <w:tc>
+          <w:tcPr>
+            <w:tcW w:w="1361" w:type="dxa"/>
+          </w:tcPr>
+          <w:p>
+            <w:pPr>
+              <w:keepNext/>
+              <w:spacing w:after="0" w:line="252" w:lineRule="auto"/>
+              <w:jc w:val="center"/>
+            </w:pPr>
+            <w:r>
+              <w:rPr>
+                <w:sz w:val="15"/>
+              </w:rPr>
+              <w:t>0.91</w:t>
+            </w:r>
+          </w:p>
+        </w:tc>
+        <w:tc>
+          <w:tcPr>
+            <w:tcW w:w="1361" w:type="dxa"/>
+          </w:tcPr>
+          <w:p>
+            <w:pPr>
+              <w:keepNext/>
+              <w:spacing w:after="0" w:line="252" w:lineRule="auto"/>
+              <w:jc w:val="center"/>
+            </w:pPr>
+            <w:r>
+              <w:rPr>
+                <w:sz w:val="15"/>
+              </w:rPr>
+              <w:t>0.85</w:t>
+            </w:r>
+          </w:p>
+        </w:tc>
+      </w:tr>
+      <w:tr>
+        <w:trPr>
+          <w:cantSplit/>
+          <w:jc w:val="center"/>
+        </w:trPr>
+        <w:tc>
+          <w:tcPr>
+            <w:tcW w:w="2608" w:type="dxa"/>
+            <w:shd w:val="clear" w:color="auto" w:fill="F7F9F6"/>
+            <w:vAlign w:val="center"/>
+          </w:tcPr>
+          <w:p>
+            <w:pPr>
+              <w:keepNext/>
+              <w:spacing w:after="0" w:line="252" w:lineRule="auto"/>
+            </w:pPr>
+            <w:r>
+              <w:rPr>
+                <w:b/>
+                <w:color w:val="1B4332"/>
+                <w:sz w:val="15"/>
+              </w:rPr>
+              <w:t>3 months — ETS, additive season</w:t>
+            </w:r>
+          </w:p>
+        </w:tc>
+        <w:tc>
+          <w:tcPr>
+            <w:tcW w:w="1361" w:type="dxa"/>
+            <w:shd w:val="clear" w:color="auto" w:fill="F7F9F6"/>
+          </w:tcPr>
+          <w:p>
+            <w:pPr>
+              <w:keepNext/>
+              <w:spacing w:after="0" w:line="252" w:lineRule="auto"/>
+              <w:jc w:val="center"/>
+            </w:pPr>
+            <w:r>
+              <w:rPr>
+                <w:sz w:val="15"/>
+              </w:rPr>
+              <w:t>0.59</w:t>
+            </w:r>
+          </w:p>
+        </w:tc>
+        <w:tc>
+          <w:tcPr>
+            <w:tcW w:w="1361" w:type="dxa"/>
+            <w:shd w:val="clear" w:color="auto" w:fill="F7F9F6"/>
+          </w:tcPr>
+          <w:p>
+            <w:pPr>
+              <w:keepNext/>
+              <w:spacing w:after="0" w:line="252" w:lineRule="auto"/>
+              <w:jc w:val="center"/>
+            </w:pPr>
+            <w:r>
+              <w:rPr>
+                <w:sz w:val="15"/>
+              </w:rPr>
+              <w:t>0.39</w:t>
+            </w:r>
+          </w:p>
+        </w:tc>
+        <w:tc>
+          <w:tcPr>
+            <w:tcW w:w="1361" w:type="dxa"/>
+            <w:shd w:val="clear" w:color="auto" w:fill="F7F9F6"/>
+          </w:tcPr>
+          <w:p>
+            <w:pPr>
+              <w:keepNext/>
+              <w:spacing w:after="0" w:line="252" w:lineRule="auto"/>
+              <w:jc w:val="center"/>
+            </w:pPr>
+            <w:r>
+              <w:rPr>
+                <w:sz w:val="15"/>
+              </w:rPr>
+              <w:t>0.52</w:t>
+            </w:r>
+          </w:p>
+        </w:tc>
+        <w:tc>
+          <w:tcPr>
+            <w:tcW w:w="1361" w:type="dxa"/>
+            <w:shd w:val="clear" w:color="auto" w:fill="F7F9F6"/>
+          </w:tcPr>
+          <w:p>
+            <w:pPr>
+              <w:keepNext/>
+              <w:spacing w:after="0" w:line="252" w:lineRule="auto"/>
+              <w:jc w:val="center"/>
+            </w:pPr>
+            <w:r>
+              <w:rPr>
+                <w:sz w:val="15"/>
+              </w:rPr>
+              <w:t>0.39</w:t>
+            </w:r>
+          </w:p>
+        </w:tc>
+        <w:tc>
+          <w:tcPr>
+            <w:tcW w:w="1361" w:type="dxa"/>
+            <w:shd w:val="clear" w:color="auto" w:fill="F7F9F6"/>
+          </w:tcPr>
+          <w:p>
+            <w:pPr>
+              <w:keepNext/>
+              <w:spacing w:after="0" w:line="252" w:lineRule="auto"/>
+              <w:jc w:val="center"/>
+            </w:pPr>
+            <w:r>
+              <w:rPr>
+                <w:sz w:val="15"/>
+              </w:rPr>
+              <w:t>0.43</w:t>
+            </w:r>
+          </w:p>
+        </w:tc>
+      </w:tr>
+      <w:tr>
+        <w:trPr>
+          <w:cantSplit/>
+          <w:jc w:val="center"/>
+        </w:trPr>
+        <w:tc>
+          <w:tcPr>
+            <w:tcW w:w="2608" w:type="dxa"/>
+            <w:vAlign w:val="center"/>
+          </w:tcPr>
+          <w:p>
+            <w:pPr>
+              <w:keepNext/>
+              <w:spacing w:after="0" w:line="252" w:lineRule="auto"/>
+            </w:pPr>
+            <w:r>
+              <w:rPr>
+                <w:b/>
+                <w:color w:val="1B4332"/>
+                <w:sz w:val="15"/>
+              </w:rPr>
+              <w:t>6 months — Random walk</w:t>
+            </w:r>
+          </w:p>
+        </w:tc>
+        <w:tc>
+          <w:tcPr>
+            <w:tcW w:w="1361" w:type="dxa"/>
+          </w:tcPr>
+          <w:p>
+            <w:pPr>
+              <w:keepNext/>
+              <w:spacing w:after="0" w:line="252" w:lineRule="auto"/>
+              <w:jc w:val="center"/>
+            </w:pPr>
+            <w:r>
+              <w:rPr>
+                <w:sz w:val="15"/>
+              </w:rPr>
+              <w:t>0.56</w:t>
+            </w:r>
+          </w:p>
+        </w:tc>
+        <w:tc>
+          <w:tcPr>
+            <w:tcW w:w="1361" w:type="dxa"/>
+          </w:tcPr>
+          <w:p>
+            <w:pPr>
+              <w:keepNext/>
+              <w:spacing w:after="0" w:line="252" w:lineRule="auto"/>
+              <w:jc w:val="center"/>
+            </w:pPr>
+            <w:r>
+              <w:rPr>
+                <w:sz w:val="15"/>
+              </w:rPr>
+              <w:t>0.47</w:t>
+            </w:r>
+          </w:p>
+        </w:tc>
+        <w:tc>
+          <w:tcPr>
+            <w:tcW w:w="1361" w:type="dxa"/>
+          </w:tcPr>
+          <w:p>
+            <w:pPr>
+              <w:keepNext/>
+              <w:spacing w:after="0" w:line="252" w:lineRule="auto"/>
+              <w:jc w:val="center"/>
+            </w:pPr>
+            <w:r>
+              <w:rPr>
+                <w:sz w:val="15"/>
+              </w:rPr>
+              <w:t>0.76</w:t>
+            </w:r>
+          </w:p>
+        </w:tc>
+        <w:tc>
+          <w:tcPr>
+            <w:tcW w:w="1361" w:type="dxa"/>
+          </w:tcPr>
+          <w:p>
+            <w:pPr>
+              <w:keepNext/>
+              <w:spacing w:after="0" w:line="252" w:lineRule="auto"/>
+              <w:jc w:val="center"/>
+            </w:pPr>
+            <w:r>
+              <w:rPr>
+                <w:sz w:val="15"/>
+              </w:rPr>
+              <w:t>0.47</w:t>
+            </w:r>
+          </w:p>
+        </w:tc>
+        <w:tc>
+          <w:tcPr>
+            <w:tcW w:w="1361" w:type="dxa"/>
+          </w:tcPr>
+          <w:p>
+            <w:pPr>
+              <w:keepNext/>
+              <w:spacing w:after="0" w:line="252" w:lineRule="auto"/>
+              <w:jc w:val="center"/>
+            </w:pPr>
+            <w:r>
+              <w:rPr>
+                <w:sz w:val="15"/>
+              </w:rPr>
+              <w:t>0.40</w:t>
+            </w:r>
+          </w:p>
+        </w:tc>
+      </w:tr>
+      <w:tr>
+        <w:trPr>
+          <w:cantSplit/>
+          <w:jc w:val="center"/>
+        </w:trPr>
+        <w:tc>
+          <w:tcPr>
+            <w:tcW w:w="2608" w:type="dxa"/>
+            <w:shd w:val="clear" w:color="auto" w:fill="F7F9F6"/>
+            <w:vAlign w:val="center"/>
+          </w:tcPr>
+          <w:p>
+            <w:pPr>
+              <w:keepNext/>
+              <w:spacing w:after="0" w:line="252" w:lineRule="auto"/>
+            </w:pPr>
+            <w:r>
+              <w:rPr>
+                <w:b/>
+                <w:color w:val="1B4332"/>
+                <w:sz w:val="15"/>
+              </w:rPr>
+              <w:t>6 months — Seasonal naive</w:t>
+            </w:r>
+          </w:p>
+        </w:tc>
+        <w:tc>
+          <w:tcPr>
+            <w:tcW w:w="1361" w:type="dxa"/>
+            <w:shd w:val="clear" w:color="auto" w:fill="F7F9F6"/>
+          </w:tcPr>
+          <w:p>
+            <w:pPr>
+              <w:keepNext/>
+              <w:spacing w:after="0" w:line="252" w:lineRule="auto"/>
+              <w:jc w:val="center"/>
+            </w:pPr>
+            <w:r>
+              <w:rPr>
+                <w:sz w:val="15"/>
+              </w:rPr>
+              <w:t>0.95</w:t>
+            </w:r>
+          </w:p>
+        </w:tc>
+        <w:tc>
+          <w:tcPr>
+            <w:tcW w:w="1361" w:type="dxa"/>
+            <w:shd w:val="clear" w:color="auto" w:fill="F7F9F6"/>
+          </w:tcPr>
+          <w:p>
+            <w:pPr>
+              <w:keepNext/>
+              <w:spacing w:after="0" w:line="252" w:lineRule="auto"/>
+              <w:jc w:val="center"/>
+            </w:pPr>
+            <w:r>
+              <w:rPr>
+                <w:sz w:val="15"/>
+              </w:rPr>
+              <w:t>0.81</w:t>
+            </w:r>
+          </w:p>
+        </w:tc>
+        <w:tc>
+          <w:tcPr>
+            <w:tcW w:w="1361" w:type="dxa"/>
+            <w:shd w:val="clear" w:color="auto" w:fill="F7F9F6"/>
+          </w:tcPr>
+          <w:p>
+            <w:pPr>
+              <w:keepNext/>
+              <w:spacing w:after="0" w:line="252" w:lineRule="auto"/>
+              <w:jc w:val="center"/>
+            </w:pPr>
+            <w:r>
+              <w:rPr>
+                <w:sz w:val="15"/>
+              </w:rPr>
+              <w:t>1.38</w:t>
+            </w:r>
+          </w:p>
+        </w:tc>
+        <w:tc>
+          <w:tcPr>
+            <w:tcW w:w="1361" w:type="dxa"/>
+            <w:shd w:val="clear" w:color="auto" w:fill="F7F9F6"/>
+          </w:tcPr>
+          <w:p>
+            <w:pPr>
+              <w:keepNext/>
+              <w:spacing w:after="0" w:line="252" w:lineRule="auto"/>
+              <w:jc w:val="center"/>
+            </w:pPr>
+            <w:r>
+              <w:rPr>
+                <w:sz w:val="15"/>
+              </w:rPr>
+              <w:t>0.87</w:t>
+            </w:r>
+          </w:p>
+        </w:tc>
+        <w:tc>
+          <w:tcPr>
+            <w:tcW w:w="1361" w:type="dxa"/>
+            <w:shd w:val="clear" w:color="auto" w:fill="F7F9F6"/>
+          </w:tcPr>
+          <w:p>
+            <w:pPr>
+              <w:keepNext/>
+              <w:spacing w:after="0" w:line="252" w:lineRule="auto"/>
+              <w:jc w:val="center"/>
+            </w:pPr>
+            <w:r>
+              <w:rPr>
+                <w:sz w:val="15"/>
+              </w:rPr>
+              <w:t>0.69</w:t>
+            </w:r>
+          </w:p>
+        </w:tc>
+      </w:tr>
+      <w:tr>
+        <w:trPr>
+          <w:cantSplit/>
+          <w:jc w:val="center"/>
+        </w:trPr>
+        <w:tc>
+          <w:tcPr>
+            <w:tcW w:w="2608" w:type="dxa"/>
+            <w:vAlign w:val="center"/>
+          </w:tcPr>
+          <w:p>
+            <w:pPr>
+              <w:keepNext/>
+              <w:spacing w:after="0" w:line="252" w:lineRule="auto"/>
+            </w:pPr>
+            <w:r>
+              <w:rPr>
+                <w:b/>
+                <w:color w:val="1B4332"/>
+                <w:sz w:val="15"/>
+              </w:rPr>
+              <w:t>6 months — ETS, additive season</w:t>
+            </w:r>
+          </w:p>
+        </w:tc>
+        <w:tc>
+          <w:tcPr>
+            <w:tcW w:w="1361" w:type="dxa"/>
+          </w:tcPr>
+          <w:p>
+            <w:pPr>
+              <w:keepNext/>
+              <w:spacing w:after="0" w:line="252" w:lineRule="auto"/>
+              <w:jc w:val="center"/>
+            </w:pPr>
+            <w:r>
+              <w:rPr>
+                <w:sz w:val="15"/>
+              </w:rPr>
+              <w:t>0.56</w:t>
+            </w:r>
+          </w:p>
+        </w:tc>
+        <w:tc>
+          <w:tcPr>
+            <w:tcW w:w="1361" w:type="dxa"/>
+          </w:tcPr>
+          <w:p>
+            <w:pPr>
+              <w:keepNext/>
+              <w:spacing w:after="0" w:line="252" w:lineRule="auto"/>
+              <w:jc w:val="center"/>
+            </w:pPr>
+            <w:r>
+              <w:rPr>
+                <w:sz w:val="15"/>
+              </w:rPr>
+              <w:t>0.51</w:t>
+            </w:r>
+          </w:p>
+        </w:tc>
+        <w:tc>
+          <w:tcPr>
+            <w:tcW w:w="1361" w:type="dxa"/>
+          </w:tcPr>
+          <w:p>
+            <w:pPr>
+              <w:keepNext/>
+              <w:spacing w:after="0" w:line="252" w:lineRule="auto"/>
+              <w:jc w:val="center"/>
+            </w:pPr>
+            <w:r>
+              <w:rPr>
+                <w:sz w:val="15"/>
+              </w:rPr>
+              <w:t>0.80</w:t>
+            </w:r>
+          </w:p>
+        </w:tc>
+        <w:tc>
+          <w:tcPr>
+            <w:tcW w:w="1361" w:type="dxa"/>
+          </w:tcPr>
+          <w:p>
+            <w:pPr>
+              <w:keepNext/>
+              <w:spacing w:after="0" w:line="252" w:lineRule="auto"/>
+              <w:jc w:val="center"/>
+            </w:pPr>
+            <w:r>
+              <w:rPr>
+                <w:sz w:val="15"/>
+              </w:rPr>
+              <w:t>0.53</w:t>
+            </w:r>
+          </w:p>
+        </w:tc>
+        <w:tc>
+          <w:tcPr>
+            <w:tcW w:w="1361" w:type="dxa"/>
+          </w:tcPr>
+          <w:p>
+            <w:pPr>
+              <w:keepNext/>
+              <w:spacing w:after="0" w:line="252" w:lineRule="auto"/>
+              <w:jc w:val="center"/>
+            </w:pPr>
+            <w:r>
+              <w:rPr>
+                <w:sz w:val="15"/>
+              </w:rPr>
+              <w:t>0.50</w:t>
+            </w:r>
+          </w:p>
+        </w:tc>
+      </w:tr>
+      <w:tr>
+        <w:trPr>
+          <w:cantSplit/>
+          <w:jc w:val="center"/>
+        </w:trPr>
+        <w:tc>
+          <w:tcPr>
+            <w:tcW w:w="2608" w:type="dxa"/>
+            <w:shd w:val="clear" w:color="auto" w:fill="F7F9F6"/>
+            <w:vAlign w:val="center"/>
+          </w:tcPr>
+          <w:p>
+            <w:pPr>
+              <w:keepNext/>
+              <w:spacing w:after="0" w:line="252" w:lineRule="auto"/>
+            </w:pPr>
+            <w:r>
+              <w:rPr>
+                <w:b/>
+                <w:color w:val="1B4332"/>
+                <w:sz w:val="15"/>
+              </w:rPr>
+              <w:t>12 months — Random walk</w:t>
+            </w:r>
+          </w:p>
+        </w:tc>
+        <w:tc>
+          <w:tcPr>
+            <w:tcW w:w="1361" w:type="dxa"/>
+            <w:shd w:val="clear" w:color="auto" w:fill="F7F9F6"/>
+          </w:tcPr>
+          <w:p>
+            <w:pPr>
+              <w:keepNext/>
+              <w:spacing w:after="0" w:line="252" w:lineRule="auto"/>
+              <w:jc w:val="center"/>
+            </w:pPr>
+            <w:r>
+              <w:rPr>
+                <w:sz w:val="15"/>
+              </w:rPr>
+              <w:t>0.85</w:t>
+            </w:r>
+          </w:p>
+        </w:tc>
+        <w:tc>
+          <w:tcPr>
+            <w:tcW w:w="1361" w:type="dxa"/>
+            <w:shd w:val="clear" w:color="auto" w:fill="F7F9F6"/>
+          </w:tcPr>
+          <w:p>
+            <w:pPr>
+              <w:keepNext/>
+              <w:spacing w:after="0" w:line="252" w:lineRule="auto"/>
+              <w:jc w:val="center"/>
+            </w:pPr>
+            <w:r>
+              <w:rPr>
+                <w:sz w:val="15"/>
+              </w:rPr>
+              <w:t>0.71</w:t>
+            </w:r>
+          </w:p>
+        </w:tc>
+        <w:tc>
+          <w:tcPr>
+            <w:tcW w:w="1361" w:type="dxa"/>
+            <w:shd w:val="clear" w:color="auto" w:fill="F7F9F6"/>
+          </w:tcPr>
+          <w:p>
+            <w:pPr>
+              <w:keepNext/>
+              <w:spacing w:after="0" w:line="252" w:lineRule="auto"/>
+              <w:jc w:val="center"/>
+            </w:pPr>
+            <w:r>
+              <w:rPr>
+                <w:sz w:val="15"/>
+              </w:rPr>
+              <w:t>1.43</w:t>
+            </w:r>
+          </w:p>
+        </w:tc>
+        <w:tc>
+          <w:tcPr>
+            <w:tcW w:w="1361" w:type="dxa"/>
+            <w:shd w:val="clear" w:color="auto" w:fill="F7F9F6"/>
+          </w:tcPr>
+          <w:p>
+            <w:pPr>
+              <w:keepNext/>
+              <w:spacing w:after="0" w:line="252" w:lineRule="auto"/>
+              <w:jc w:val="center"/>
+            </w:pPr>
+            <w:r>
+              <w:rPr>
+                <w:sz w:val="15"/>
+              </w:rPr>
+              <w:t>0.84</w:t>
+            </w:r>
+          </w:p>
+        </w:tc>
+        <w:tc>
+          <w:tcPr>
+            <w:tcW w:w="1361" w:type="dxa"/>
+            <w:shd w:val="clear" w:color="auto" w:fill="F7F9F6"/>
+          </w:tcPr>
+          <w:p>
+            <w:pPr>
+              <w:keepNext/>
+              <w:spacing w:after="0" w:line="252" w:lineRule="auto"/>
+              <w:jc w:val="center"/>
+            </w:pPr>
+            <w:r>
+              <w:rPr>
+                <w:sz w:val="15"/>
+              </w:rPr>
+              <w:t>0.63</w:t>
+            </w:r>
+          </w:p>
+        </w:tc>
+      </w:tr>
+      <w:tr>
+        <w:trPr>
+          <w:cantSplit/>
+          <w:jc w:val="center"/>
+        </w:trPr>
+        <w:tc>
+          <w:tcPr>
+            <w:tcW w:w="2608" w:type="dxa"/>
+            <w:vAlign w:val="center"/>
+          </w:tcPr>
+          <w:p>
+            <w:pPr>
+              <w:keepNext/>
+              <w:spacing w:after="0" w:line="252" w:lineRule="auto"/>
+            </w:pPr>
+            <w:r>
+              <w:rPr>
+                <w:b/>
+                <w:color w:val="1B4332"/>
+                <w:sz w:val="15"/>
+              </w:rPr>
+              <w:t>12 months — Seasonal naive</w:t>
+            </w:r>
+          </w:p>
+        </w:tc>
+        <w:tc>
+          <w:tcPr>
+            <w:tcW w:w="1361" w:type="dxa"/>
+          </w:tcPr>
+          <w:p>
+            <w:pPr>
+              <w:keepNext/>
+              <w:spacing w:after="0" w:line="252" w:lineRule="auto"/>
+              <w:jc w:val="center"/>
+            </w:pPr>
+            <w:r>
+              <w:rPr>
+                <w:sz w:val="15"/>
+              </w:rPr>
+              <w:t>0.85</w:t>
+            </w:r>
+          </w:p>
+        </w:tc>
+        <w:tc>
+          <w:tcPr>
+            <w:tcW w:w="1361" w:type="dxa"/>
+          </w:tcPr>
+          <w:p>
+            <w:pPr>
+              <w:keepNext/>
+              <w:spacing w:after="0" w:line="252" w:lineRule="auto"/>
+              <w:jc w:val="center"/>
+            </w:pPr>
+            <w:r>
+              <w:rPr>
+                <w:sz w:val="15"/>
+              </w:rPr>
+              <w:t>0.71</w:t>
+            </w:r>
+          </w:p>
+        </w:tc>
+        <w:tc>
+          <w:tcPr>
+            <w:tcW w:w="1361" w:type="dxa"/>
+          </w:tcPr>
+          <w:p>
+            <w:pPr>
+              <w:keepNext/>
+              <w:spacing w:after="0" w:line="252" w:lineRule="auto"/>
+              <w:jc w:val="center"/>
+            </w:pPr>
+            <w:r>
+              <w:rPr>
+                <w:sz w:val="15"/>
+              </w:rPr>
+              <w:t>1.43</w:t>
+            </w:r>
+          </w:p>
+        </w:tc>
+        <w:tc>
+          <w:tcPr>
+            <w:tcW w:w="1361" w:type="dxa"/>
+          </w:tcPr>
+          <w:p>
+            <w:pPr>
+              <w:keepNext/>
+              <w:spacing w:after="0" w:line="252" w:lineRule="auto"/>
+              <w:jc w:val="center"/>
+            </w:pPr>
+            <w:r>
+              <w:rPr>
+                <w:sz w:val="15"/>
+              </w:rPr>
+              <w:t>0.84</w:t>
+            </w:r>
+          </w:p>
+        </w:tc>
+        <w:tc>
+          <w:tcPr>
+            <w:tcW w:w="1361" w:type="dxa"/>
+          </w:tcPr>
+          <w:p>
+            <w:pPr>
+              <w:keepNext/>
+              <w:spacing w:after="0" w:line="252" w:lineRule="auto"/>
+              <w:jc w:val="center"/>
+            </w:pPr>
+            <w:r>
+              <w:rPr>
+                <w:sz w:val="15"/>
+              </w:rPr>
+              <w:t>0.63</w:t>
+            </w:r>
+          </w:p>
+        </w:tc>
+      </w:tr>
+      <w:tr>
+        <w:trPr>
+          <w:cantSplit/>
+          <w:jc w:val="center"/>
+        </w:trPr>
+        <w:tc>
+          <w:tcPr>
+            <w:tcW w:w="2608" w:type="dxa"/>
+            <w:shd w:val="clear" w:color="auto" w:fill="F7F9F6"/>
+            <w:vAlign w:val="center"/>
+          </w:tcPr>
+          <w:p>
+            <w:pPr>
+              <w:spacing w:after="0" w:line="252" w:lineRule="auto"/>
+            </w:pPr>
+            <w:r>
+              <w:rPr>
+                <w:b/>
+                <w:color w:val="1B4332"/>
+                <w:sz w:val="15"/>
+              </w:rPr>
+              <w:t>12 months — ETS, additive season</w:t>
+            </w:r>
+          </w:p>
+        </w:tc>
+        <w:tc>
+          <w:tcPr>
+            <w:tcW w:w="1361" w:type="dxa"/>
+            <w:shd w:val="clear" w:color="auto" w:fill="F7F9F6"/>
+          </w:tcPr>
+          <w:p>
+            <w:pPr>
+              <w:spacing w:after="0" w:line="252" w:lineRule="auto"/>
+              <w:jc w:val="center"/>
+            </w:pPr>
+            <w:r>
+              <w:rPr>
+                <w:sz w:val="15"/>
+              </w:rPr>
+              <w:t>0.85</w:t>
+            </w:r>
+          </w:p>
+        </w:tc>
+        <w:tc>
+          <w:tcPr>
+            <w:tcW w:w="1361" w:type="dxa"/>
+            <w:shd w:val="clear" w:color="auto" w:fill="F7F9F6"/>
+          </w:tcPr>
+          <w:p>
+            <w:pPr>
+              <w:spacing w:after="0" w:line="252" w:lineRule="auto"/>
+              <w:jc w:val="center"/>
+            </w:pPr>
+            <w:r>
+              <w:rPr>
+                <w:sz w:val="15"/>
+              </w:rPr>
+              <w:t>0.71</w:t>
+            </w:r>
+          </w:p>
+        </w:tc>
+        <w:tc>
+          <w:tcPr>
+            <w:tcW w:w="1361" w:type="dxa"/>
+            <w:shd w:val="clear" w:color="auto" w:fill="F7F9F6"/>
+          </w:tcPr>
+          <w:p>
+            <w:pPr>
+              <w:spacing w:after="0" w:line="252" w:lineRule="auto"/>
+              <w:jc w:val="center"/>
+            </w:pPr>
+            <w:r>
+              <w:rPr>
+                <w:sz w:val="15"/>
+              </w:rPr>
+              <w:t>1.43</w:t>
+            </w:r>
+          </w:p>
+        </w:tc>
+        <w:tc>
+          <w:tcPr>
+            <w:tcW w:w="1361" w:type="dxa"/>
+            <w:shd w:val="clear" w:color="auto" w:fill="F7F9F6"/>
+          </w:tcPr>
+          <w:p>
+            <w:pPr>
+              <w:spacing w:after="0" w:line="252" w:lineRule="auto"/>
+              <w:jc w:val="center"/>
+            </w:pPr>
+            <w:r>
+              <w:rPr>
+                <w:sz w:val="15"/>
+              </w:rPr>
+              <w:t>0.84</w:t>
+            </w:r>
+          </w:p>
+        </w:tc>
+        <w:tc>
+          <w:tcPr>
+            <w:tcW w:w="1361" w:type="dxa"/>
+            <w:shd w:val="clear" w:color="auto" w:fill="F7F9F6"/>
+          </w:tcPr>
+          <w:p>
+            <w:pPr>
+              <w:spacing w:after="0" w:line="252" w:lineRule="auto"/>
+              <w:jc w:val="center"/>
+            </w:pPr>
+            <w:r>
+              <w:rPr>
+                <w:sz w:val="15"/>
+              </w:rPr>
+              <w:t>0.63</w:t>
+            </w:r>
+          </w:p>
+        </w:tc>
+      </w:tr>
+    </w:tbl>
+    <w:p>
+      <w:pPr>
+        <w:spacing w:after="0" w:line="240" w:lineRule="auto"/>
+      </w:pPr>
+    </w:p>
+    <w:p>
+      <w:r>
+        <w:t>Against the benchmark this plan originally specified, the seasonal model is decisive. It beats seasonal naive on 90.8% of origins at one month, on 77.8% at three months and on 72.4% at six, and it cuts MASE by 72–82% at one month and by 28–42% at six. On those numbers it would pass the promotion rule comfortably.</w:t>
+      </w:r>
+    </w:p>
+    <w:p>
+      <w:r>
+        <w:t>Against a random walk it does not. Across the sixty crop-horizon cells the random walk was better in 45, tied in 10 and worse in 5. At one month the only crop where the seasonal model wins is rice, and by 0.02 MASE — inside any reasonable noise band. A model that beats the stated benchmark by three-quarters and still loses to last month's price is not a good forecast; it is a badly chosen benchmark.</w:t>
+      </w:r>
+    </w:p>
+    <w:p>
+      <w:pPr>
+        <w:keepNext/>
+        <w:spacing w:before="200" w:after="80"/>
+      </w:pPr>
+      <w:r>
+        <w:rPr>
+          <w:b/>
+          <w:color w:val="2D6A4F"/>
+          <w:sz w:val="17"/>
+        </w:rPr>
+        <w:lastRenderedPageBreak/>
+        <w:t xml:space="preserve">Table 45. </w:t>
+      </w:r>
+      <w:r>
+        <w:rPr>
+          <w:i/>
+          <w:color w:val="5C6B62"/>
+          <w:sz w:val="17"/>
+        </w:rPr>
+        <w:t>Share of origins on which the seasonal ETS forecast had a smaller absolute error than seasonal naive, in per cent.</w:t>
+      </w:r>
+    </w:p>
+    <w:tbl>
+      <w:tblPr>
+        <w:tblW w:w="9412" w:type="dxa"/>
+        <w:jc w:val="center"/>
+        <w:tblBorders>
+          <w:top w:val="single" w:sz="4" w:space="0" w:color="C9D6CC"/>
+          <w:left w:val="single" w:sz="4" w:space="0" w:color="C9D6CC"/>
+          <w:bottom w:val="single" w:sz="4" w:space="0" w:color="C9D6CC"/>
+          <w:right w:val="single" w:sz="4" w:space="0" w:color="C9D6CC"/>
+          <w:insideH w:val="single" w:sz="4" w:space="0" w:color="C9D6CC"/>
+          <w:insideV w:val="single" w:sz="4" w:space="0" w:color="C9D6CC"/>
+        </w:tblBorders>
+        <w:tblLayout w:type="fixed"/>
+        <w:tblCellMar>
+          <w:top w:w="60" w:type="dxa"/>
+          <w:left w:w="90" w:type="dxa"/>
+          <w:bottom w:w="60" w:type="dxa"/>
+          <w:right w:w="90" w:type="dxa"/>
+        </w:tblCellMar>
+        <w:tblLook w:val="04A0" w:firstRow="1" w:lastRow="0" w:firstColumn="1" w:lastColumn="0" w:noHBand="0" w:noVBand="1"/>
+      </w:tblPr>
+      <w:tblGrid>
+        <w:gridCol w:w="1929"/>
+        <w:gridCol w:w="1248"/>
+        <w:gridCol w:w="1247"/>
+        <w:gridCol w:w="1247"/>
+        <w:gridCol w:w="1247"/>
+        <w:gridCol w:w="1247"/>
+        <w:gridCol w:w="1247"/>
+      </w:tblGrid>
+      <w:tr>
+        <w:trPr>
+          <w:cantSplit/>
+          <w:tblHeader/>
+          <w:jc w:val="center"/>
+        </w:trPr>
+        <w:tc>
+          <w:tcPr>
+            <w:tcW w:w="1928" w:type="dxa"/>
+            <w:shd w:val="clear" w:color="auto" w:fill="1B4332"/>
+            <w:vAlign w:val="center"/>
+          </w:tcPr>
+          <w:p>
+            <w:pPr>
+              <w:keepNext/>
+              <w:spacing w:after="0" w:line="252" w:lineRule="auto"/>
+            </w:pPr>
+            <w:r>
+              <w:rPr>
+                <w:b/>
+                <w:color w:val="FFFFFF"/>
+                <w:sz w:val="17"/>
+              </w:rPr>
+              <w:t>Series</w:t>
+            </w:r>
+          </w:p>
+        </w:tc>
+        <w:tc>
+          <w:tcPr>
+            <w:tcW w:w="1247" w:type="dxa"/>
+            <w:shd w:val="clear" w:color="auto" w:fill="1B4332"/>
+            <w:vAlign w:val="center"/>
+          </w:tcPr>
+          <w:p>
+            <w:pPr>
+              <w:keepNext/>
+              <w:spacing w:after="0" w:line="252" w:lineRule="auto"/>
+            </w:pPr>
+            <w:r>
+              <w:rPr>
+                <w:b/>
+                <w:color w:val="FFFFFF"/>
+                <w:sz w:val="17"/>
+              </w:rPr>
+              <w:t>1 month</w:t>
+            </w:r>
+          </w:p>
+        </w:tc>
+        <w:tc>
+          <w:tcPr>
+            <w:tcW w:w="1247" w:type="dxa"/>
+            <w:shd w:val="clear" w:color="auto" w:fill="1B4332"/>
+            <w:vAlign w:val="center"/>
+          </w:tcPr>
+          <w:p>
+            <w:pPr>
+              <w:keepNext/>
+              <w:spacing w:after="0" w:line="252" w:lineRule="auto"/>
+            </w:pPr>
+            <w:r>
+              <w:rPr>
+                <w:b/>
+                <w:color w:val="FFFFFF"/>
+                <w:sz w:val="17"/>
+              </w:rPr>
+              <w:t>2 months</w:t>
+            </w:r>
+          </w:p>
+        </w:tc>
+        <w:tc>
+          <w:tcPr>
+            <w:tcW w:w="1247" w:type="dxa"/>
+            <w:shd w:val="clear" w:color="auto" w:fill="1B4332"/>
+            <w:vAlign w:val="center"/>
+          </w:tcPr>
+          <w:p>
+            <w:pPr>
+              <w:keepNext/>
+              <w:spacing w:after="0" w:line="252" w:lineRule="auto"/>
+            </w:pPr>
+            <w:r>
+              <w:rPr>
+                <w:b/>
+                <w:color w:val="FFFFFF"/>
+                <w:sz w:val="17"/>
+              </w:rPr>
+              <w:t>3 months</w:t>
+            </w:r>
+          </w:p>
+        </w:tc>
+        <w:tc>
+          <w:tcPr>
+            <w:tcW w:w="1247" w:type="dxa"/>
+            <w:shd w:val="clear" w:color="auto" w:fill="1B4332"/>
+            <w:vAlign w:val="center"/>
+          </w:tcPr>
+          <w:p>
+            <w:pPr>
+              <w:keepNext/>
+              <w:spacing w:after="0" w:line="252" w:lineRule="auto"/>
+            </w:pPr>
+            <w:r>
+              <w:rPr>
+                <w:b/>
+                <w:color w:val="FFFFFF"/>
+                <w:sz w:val="17"/>
+              </w:rPr>
+              <w:t>6 months</w:t>
+            </w:r>
+          </w:p>
+        </w:tc>
+        <w:tc>
+          <w:tcPr>
+            <w:tcW w:w="1247" w:type="dxa"/>
+            <w:shd w:val="clear" w:color="auto" w:fill="1B4332"/>
+            <w:vAlign w:val="center"/>
+          </w:tcPr>
+          <w:p>
+            <w:pPr>
+              <w:keepNext/>
+              <w:spacing w:after="0" w:line="252" w:lineRule="auto"/>
+            </w:pPr>
+            <w:r>
+              <w:rPr>
+                <w:b/>
+                <w:color w:val="FFFFFF"/>
+                <w:sz w:val="17"/>
+              </w:rPr>
+              <w:t>9 months</w:t>
+            </w:r>
+          </w:p>
+        </w:tc>
+        <w:tc>
+          <w:tcPr>
+            <w:tcW w:w="1247" w:type="dxa"/>
+            <w:shd w:val="clear" w:color="auto" w:fill="1B4332"/>
+            <w:vAlign w:val="center"/>
+          </w:tcPr>
+          <w:p>
+            <w:pPr>
+              <w:keepNext/>
+              <w:spacing w:after="0" w:line="252" w:lineRule="auto"/>
+            </w:pPr>
+            <w:r>
+              <w:rPr>
+                <w:b/>
+                <w:color w:val="FFFFFF"/>
+                <w:sz w:val="17"/>
+              </w:rPr>
+              <w:t>12 months</w:t>
+            </w:r>
+          </w:p>
+        </w:tc>
+      </w:tr>
+      <w:tr>
+        <w:trPr>
+          <w:cantSplit/>
+          <w:jc w:val="center"/>
+        </w:trPr>
+        <w:tc>
+          <w:tcPr>
+            <w:tcW w:w="1928" w:type="dxa"/>
+            <w:vAlign w:val="center"/>
+          </w:tcPr>
+          <w:p>
+            <w:pPr>
+              <w:keepNext/>
+              <w:spacing w:after="0" w:line="252" w:lineRule="auto"/>
+            </w:pPr>
+            <w:r>
+              <w:rPr>
+                <w:b/>
+                <w:color w:val="1B4332"/>
+                <w:sz w:val="15"/>
+              </w:rPr>
+              <w:t>Wheat, US SRW</w:t>
+            </w:r>
+          </w:p>
+        </w:tc>
+        <w:tc>
+          <w:tcPr>
+            <w:tcW w:w="1247" w:type="dxa"/>
+          </w:tcPr>
+          <w:p>
+            <w:pPr>
+              <w:keepNext/>
+              <w:spacing w:after="0" w:line="252" w:lineRule="auto"/>
+              <w:jc w:val="center"/>
+            </w:pPr>
+            <w:r>
+              <w:rPr>
+                <w:sz w:val="15"/>
+              </w:rPr>
+              <w:t>87</w:t>
+            </w:r>
+          </w:p>
+        </w:tc>
+        <w:tc>
+          <w:tcPr>
+            <w:tcW w:w="1247" w:type="dxa"/>
+          </w:tcPr>
+          <w:p>
+            <w:pPr>
+              <w:keepNext/>
+              <w:spacing w:after="0" w:line="252" w:lineRule="auto"/>
+              <w:jc w:val="center"/>
+            </w:pPr>
+            <w:r>
+              <w:rPr>
+                <w:sz w:val="15"/>
+              </w:rPr>
+              <w:t>76</w:t>
+            </w:r>
+          </w:p>
+        </w:tc>
+        <w:tc>
+          <w:tcPr>
+            <w:tcW w:w="1247" w:type="dxa"/>
+          </w:tcPr>
+          <w:p>
+            <w:pPr>
+              <w:keepNext/>
+              <w:spacing w:after="0" w:line="252" w:lineRule="auto"/>
+              <w:jc w:val="center"/>
+            </w:pPr>
+            <w:r>
+              <w:rPr>
+                <w:sz w:val="15"/>
+              </w:rPr>
+              <w:t>69</w:t>
+            </w:r>
+          </w:p>
+        </w:tc>
+        <w:tc>
+          <w:tcPr>
+            <w:tcW w:w="1247" w:type="dxa"/>
+          </w:tcPr>
+          <w:p>
+            <w:pPr>
+              <w:keepNext/>
+              <w:spacing w:after="0" w:line="252" w:lineRule="auto"/>
+              <w:jc w:val="center"/>
+            </w:pPr>
+            <w:r>
+              <w:rPr>
+                <w:sz w:val="15"/>
+              </w:rPr>
+              <w:t>62</w:t>
+            </w:r>
+          </w:p>
+        </w:tc>
+        <w:tc>
+          <w:tcPr>
+            <w:tcW w:w="1247" w:type="dxa"/>
+          </w:tcPr>
+          <w:p>
+            <w:pPr>
+              <w:keepNext/>
+              <w:spacing w:after="0" w:line="252" w:lineRule="auto"/>
+              <w:jc w:val="center"/>
+            </w:pPr>
+            <w:r>
+              <w:rPr>
+                <w:sz w:val="15"/>
+              </w:rPr>
+              <w:t>62</w:t>
+            </w:r>
+          </w:p>
+        </w:tc>
+        <w:tc>
+          <w:tcPr>
+            <w:tcW w:w="1247" w:type="dxa"/>
+          </w:tcPr>
+          <w:p>
+            <w:pPr>
+              <w:keepNext/>
+              <w:spacing w:after="0" w:line="252" w:lineRule="auto"/>
+              <w:jc w:val="center"/>
+            </w:pPr>
+            <w:r>
+              <w:rPr>
+                <w:sz w:val="15"/>
+              </w:rPr>
+              <w:t>40</w:t>
+            </w:r>
+          </w:p>
+        </w:tc>
+      </w:tr>
+      <w:tr>
+        <w:trPr>
+          <w:cantSplit/>
+          <w:jc w:val="center"/>
+        </w:trPr>
+        <w:tc>
+          <w:tcPr>
+            <w:tcW w:w="1928" w:type="dxa"/>
+            <w:shd w:val="clear" w:color="auto" w:fill="F7F9F6"/>
+            <w:vAlign w:val="center"/>
+          </w:tcPr>
+          <w:p>
+            <w:pPr>
+              <w:keepNext/>
+              <w:spacing w:after="0" w:line="252" w:lineRule="auto"/>
+            </w:pPr>
+            <w:r>
+              <w:rPr>
+                <w:b/>
+                <w:color w:val="1B4332"/>
+                <w:sz w:val="15"/>
+              </w:rPr>
+              <w:t>Maize, US</w:t>
+            </w:r>
+          </w:p>
+        </w:tc>
+        <w:tc>
+          <w:tcPr>
+            <w:tcW w:w="1247" w:type="dxa"/>
+            <w:shd w:val="clear" w:color="auto" w:fill="F7F9F6"/>
+          </w:tcPr>
+          <w:p>
+            <w:pPr>
+              <w:keepNext/>
+              <w:spacing w:after="0" w:line="252" w:lineRule="auto"/>
+              <w:jc w:val="center"/>
+            </w:pPr>
+            <w:r>
+              <w:rPr>
+                <w:sz w:val="15"/>
+              </w:rPr>
+              <w:t>89</w:t>
+            </w:r>
+          </w:p>
+        </w:tc>
+        <w:tc>
+          <w:tcPr>
+            <w:tcW w:w="1247" w:type="dxa"/>
+            <w:shd w:val="clear" w:color="auto" w:fill="F7F9F6"/>
+          </w:tcPr>
+          <w:p>
+            <w:pPr>
+              <w:keepNext/>
+              <w:spacing w:after="0" w:line="252" w:lineRule="auto"/>
+              <w:jc w:val="center"/>
+            </w:pPr>
+            <w:r>
+              <w:rPr>
+                <w:sz w:val="15"/>
+              </w:rPr>
+              <w:t>80</w:t>
+            </w:r>
+          </w:p>
+        </w:tc>
+        <w:tc>
+          <w:tcPr>
+            <w:tcW w:w="1247" w:type="dxa"/>
+            <w:shd w:val="clear" w:color="auto" w:fill="F7F9F6"/>
+          </w:tcPr>
+          <w:p>
+            <w:pPr>
+              <w:keepNext/>
+              <w:spacing w:after="0" w:line="252" w:lineRule="auto"/>
+              <w:jc w:val="center"/>
+            </w:pPr>
+            <w:r>
+              <w:rPr>
+                <w:sz w:val="15"/>
+              </w:rPr>
+              <w:t>76</w:t>
+            </w:r>
+          </w:p>
+        </w:tc>
+        <w:tc>
+          <w:tcPr>
+            <w:tcW w:w="1247" w:type="dxa"/>
+            <w:shd w:val="clear" w:color="auto" w:fill="F7F9F6"/>
+          </w:tcPr>
+          <w:p>
+            <w:pPr>
+              <w:keepNext/>
+              <w:spacing w:after="0" w:line="252" w:lineRule="auto"/>
+              <w:jc w:val="center"/>
+            </w:pPr>
+            <w:r>
+              <w:rPr>
+                <w:sz w:val="15"/>
+              </w:rPr>
+              <w:t>71</w:t>
+            </w:r>
+          </w:p>
+        </w:tc>
+        <w:tc>
+          <w:tcPr>
+            <w:tcW w:w="1247" w:type="dxa"/>
+            <w:shd w:val="clear" w:color="auto" w:fill="F7F9F6"/>
+          </w:tcPr>
+          <w:p>
+            <w:pPr>
+              <w:keepNext/>
+              <w:spacing w:after="0" w:line="252" w:lineRule="auto"/>
+              <w:jc w:val="center"/>
+            </w:pPr>
+            <w:r>
+              <w:rPr>
+                <w:sz w:val="15"/>
+              </w:rPr>
+              <w:t>58</w:t>
+            </w:r>
+          </w:p>
+        </w:tc>
+        <w:tc>
+          <w:tcPr>
+            <w:tcW w:w="1247" w:type="dxa"/>
+            <w:shd w:val="clear" w:color="auto" w:fill="F7F9F6"/>
+          </w:tcPr>
+          <w:p>
+            <w:pPr>
+              <w:keepNext/>
+              <w:spacing w:after="0" w:line="252" w:lineRule="auto"/>
+              <w:jc w:val="center"/>
+            </w:pPr>
+            <w:r>
+              <w:rPr>
+                <w:sz w:val="15"/>
+              </w:rPr>
+              <w:t>44</w:t>
+            </w:r>
+          </w:p>
+        </w:tc>
+      </w:tr>
+      <w:tr>
+        <w:trPr>
+          <w:cantSplit/>
+          <w:jc w:val="center"/>
+        </w:trPr>
+        <w:tc>
+          <w:tcPr>
+            <w:tcW w:w="1928" w:type="dxa"/>
+            <w:vAlign w:val="center"/>
+          </w:tcPr>
+          <w:p>
+            <w:pPr>
+              <w:keepNext/>
+              <w:spacing w:after="0" w:line="252" w:lineRule="auto"/>
+            </w:pPr>
+            <w:r>
+              <w:rPr>
+                <w:b/>
+                <w:color w:val="1B4332"/>
+                <w:sz w:val="15"/>
+              </w:rPr>
+              <w:t>Rice, Thai 5%</w:t>
+            </w:r>
+          </w:p>
+        </w:tc>
+        <w:tc>
+          <w:tcPr>
+            <w:tcW w:w="1247" w:type="dxa"/>
+          </w:tcPr>
+          <w:p>
+            <w:pPr>
+              <w:keepNext/>
+              <w:spacing w:after="0" w:line="252" w:lineRule="auto"/>
+              <w:jc w:val="center"/>
+            </w:pPr>
+            <w:r>
+              <w:rPr>
+                <w:sz w:val="15"/>
+              </w:rPr>
+              <w:t>96</w:t>
+            </w:r>
+          </w:p>
+        </w:tc>
+        <w:tc>
+          <w:tcPr>
+            <w:tcW w:w="1247" w:type="dxa"/>
+          </w:tcPr>
+          <w:p>
+            <w:pPr>
+              <w:keepNext/>
+              <w:spacing w:after="0" w:line="252" w:lineRule="auto"/>
+              <w:jc w:val="center"/>
+            </w:pPr>
+            <w:r>
+              <w:rPr>
+                <w:sz w:val="15"/>
+              </w:rPr>
+              <w:t>93</w:t>
+            </w:r>
+          </w:p>
+        </w:tc>
+        <w:tc>
+          <w:tcPr>
+            <w:tcW w:w="1247" w:type="dxa"/>
+          </w:tcPr>
+          <w:p>
+            <w:pPr>
+              <w:keepNext/>
+              <w:spacing w:after="0" w:line="252" w:lineRule="auto"/>
+              <w:jc w:val="center"/>
+            </w:pPr>
+            <w:r>
+              <w:rPr>
+                <w:sz w:val="15"/>
+              </w:rPr>
+              <w:t>91</w:t>
+            </w:r>
+          </w:p>
+        </w:tc>
+        <w:tc>
+          <w:tcPr>
+            <w:tcW w:w="1247" w:type="dxa"/>
+          </w:tcPr>
+          <w:p>
+            <w:pPr>
+              <w:keepNext/>
+              <w:spacing w:after="0" w:line="252" w:lineRule="auto"/>
+              <w:jc w:val="center"/>
+            </w:pPr>
+            <w:r>
+              <w:rPr>
+                <w:sz w:val="15"/>
+              </w:rPr>
+              <w:t>89</w:t>
+            </w:r>
+          </w:p>
+        </w:tc>
+        <w:tc>
+          <w:tcPr>
+            <w:tcW w:w="1247" w:type="dxa"/>
+          </w:tcPr>
+          <w:p>
+            <w:pPr>
+              <w:keepNext/>
+              <w:spacing w:after="0" w:line="252" w:lineRule="auto"/>
+              <w:jc w:val="center"/>
+            </w:pPr>
+            <w:r>
+              <w:rPr>
+                <w:sz w:val="15"/>
+              </w:rPr>
+              <w:t>69</w:t>
+            </w:r>
+          </w:p>
+        </w:tc>
+        <w:tc>
+          <w:tcPr>
+            <w:tcW w:w="1247" w:type="dxa"/>
+          </w:tcPr>
+          <w:p>
+            <w:pPr>
+              <w:keepNext/>
+              <w:spacing w:after="0" w:line="252" w:lineRule="auto"/>
+              <w:jc w:val="center"/>
+            </w:pPr>
+            <w:r>
+              <w:rPr>
+                <w:sz w:val="15"/>
+              </w:rPr>
+              <w:t>31</w:t>
+            </w:r>
+          </w:p>
+        </w:tc>
+      </w:tr>
+      <w:tr>
+        <w:trPr>
+          <w:cantSplit/>
+          <w:jc w:val="center"/>
+        </w:trPr>
+        <w:tc>
+          <w:tcPr>
+            <w:tcW w:w="1928" w:type="dxa"/>
+            <w:shd w:val="clear" w:color="auto" w:fill="F7F9F6"/>
+            <w:vAlign w:val="center"/>
+          </w:tcPr>
+          <w:p>
+            <w:pPr>
+              <w:keepNext/>
+              <w:spacing w:after="0" w:line="252" w:lineRule="auto"/>
+            </w:pPr>
+            <w:r>
+              <w:rPr>
+                <w:b/>
+                <w:color w:val="1B4332"/>
+                <w:sz w:val="15"/>
+              </w:rPr>
+              <w:t>Soybeans</w:t>
+            </w:r>
+          </w:p>
+        </w:tc>
+        <w:tc>
+          <w:tcPr>
+            <w:tcW w:w="1247" w:type="dxa"/>
+            <w:shd w:val="clear" w:color="auto" w:fill="F7F9F6"/>
+          </w:tcPr>
+          <w:p>
+            <w:pPr>
+              <w:keepNext/>
+              <w:spacing w:after="0" w:line="252" w:lineRule="auto"/>
+              <w:jc w:val="center"/>
+            </w:pPr>
+            <w:r>
+              <w:rPr>
+                <w:sz w:val="15"/>
+              </w:rPr>
+              <w:t>91</w:t>
+            </w:r>
+          </w:p>
+        </w:tc>
+        <w:tc>
+          <w:tcPr>
+            <w:tcW w:w="1247" w:type="dxa"/>
+            <w:shd w:val="clear" w:color="auto" w:fill="F7F9F6"/>
+          </w:tcPr>
+          <w:p>
+            <w:pPr>
+              <w:keepNext/>
+              <w:spacing w:after="0" w:line="252" w:lineRule="auto"/>
+              <w:jc w:val="center"/>
+            </w:pPr>
+            <w:r>
+              <w:rPr>
+                <w:sz w:val="15"/>
+              </w:rPr>
+              <w:t>87</w:t>
+            </w:r>
+          </w:p>
+        </w:tc>
+        <w:tc>
+          <w:tcPr>
+            <w:tcW w:w="1247" w:type="dxa"/>
+            <w:shd w:val="clear" w:color="auto" w:fill="F7F9F6"/>
+          </w:tcPr>
+          <w:p>
+            <w:pPr>
+              <w:keepNext/>
+              <w:spacing w:after="0" w:line="252" w:lineRule="auto"/>
+              <w:jc w:val="center"/>
+            </w:pPr>
+            <w:r>
+              <w:rPr>
+                <w:sz w:val="15"/>
+              </w:rPr>
+              <w:t>82</w:t>
+            </w:r>
+          </w:p>
+        </w:tc>
+        <w:tc>
+          <w:tcPr>
+            <w:tcW w:w="1247" w:type="dxa"/>
+            <w:shd w:val="clear" w:color="auto" w:fill="F7F9F6"/>
+          </w:tcPr>
+          <w:p>
+            <w:pPr>
+              <w:keepNext/>
+              <w:spacing w:after="0" w:line="252" w:lineRule="auto"/>
+              <w:jc w:val="center"/>
+            </w:pPr>
+            <w:r>
+              <w:rPr>
+                <w:sz w:val="15"/>
+              </w:rPr>
+              <w:t>80</w:t>
+            </w:r>
+          </w:p>
+        </w:tc>
+        <w:tc>
+          <w:tcPr>
+            <w:tcW w:w="1247" w:type="dxa"/>
+            <w:shd w:val="clear" w:color="auto" w:fill="F7F9F6"/>
+          </w:tcPr>
+          <w:p>
+            <w:pPr>
+              <w:keepNext/>
+              <w:spacing w:after="0" w:line="252" w:lineRule="auto"/>
+              <w:jc w:val="center"/>
+            </w:pPr>
+            <w:r>
+              <w:rPr>
+                <w:sz w:val="15"/>
+              </w:rPr>
+              <w:t>76</w:t>
+            </w:r>
+          </w:p>
+        </w:tc>
+        <w:tc>
+          <w:tcPr>
+            <w:tcW w:w="1247" w:type="dxa"/>
+            <w:shd w:val="clear" w:color="auto" w:fill="F7F9F6"/>
+          </w:tcPr>
+          <w:p>
+            <w:pPr>
+              <w:keepNext/>
+              <w:spacing w:after="0" w:line="252" w:lineRule="auto"/>
+              <w:jc w:val="center"/>
+            </w:pPr>
+            <w:r>
+              <w:rPr>
+                <w:sz w:val="15"/>
+              </w:rPr>
+              <w:t>49</w:t>
+            </w:r>
+          </w:p>
+        </w:tc>
+      </w:tr>
+      <w:tr>
+        <w:trPr>
+          <w:cantSplit/>
+          <w:jc w:val="center"/>
+        </w:trPr>
+        <w:tc>
+          <w:tcPr>
+            <w:tcW w:w="1928" w:type="dxa"/>
+            <w:vAlign w:val="center"/>
+          </w:tcPr>
+          <w:p>
+            <w:pPr>
+              <w:spacing w:after="0" w:line="252" w:lineRule="auto"/>
+            </w:pPr>
+            <w:r>
+              <w:rPr>
+                <w:b/>
+                <w:color w:val="1B4332"/>
+                <w:sz w:val="15"/>
+              </w:rPr>
+              <w:t>Cotton, A index</w:t>
+            </w:r>
+          </w:p>
+        </w:tc>
+        <w:tc>
+          <w:tcPr>
+            <w:tcW w:w="1247" w:type="dxa"/>
+          </w:tcPr>
+          <w:p>
+            <w:pPr>
+              <w:spacing w:after="0" w:line="252" w:lineRule="auto"/>
+              <w:jc w:val="center"/>
+            </w:pPr>
+            <w:r>
+              <w:rPr>
+                <w:sz w:val="15"/>
+              </w:rPr>
+              <w:t>91</w:t>
+            </w:r>
+          </w:p>
+        </w:tc>
+        <w:tc>
+          <w:tcPr>
+            <w:tcW w:w="1247" w:type="dxa"/>
+          </w:tcPr>
+          <w:p>
+            <w:pPr>
+              <w:spacing w:after="0" w:line="252" w:lineRule="auto"/>
+              <w:jc w:val="center"/>
+            </w:pPr>
+            <w:r>
+              <w:rPr>
+                <w:sz w:val="15"/>
+              </w:rPr>
+              <w:t>80</w:t>
+            </w:r>
+          </w:p>
+        </w:tc>
+        <w:tc>
+          <w:tcPr>
+            <w:tcW w:w="1247" w:type="dxa"/>
+          </w:tcPr>
+          <w:p>
+            <w:pPr>
+              <w:spacing w:after="0" w:line="252" w:lineRule="auto"/>
+              <w:jc w:val="center"/>
+            </w:pPr>
+            <w:r>
+              <w:rPr>
+                <w:sz w:val="15"/>
+              </w:rPr>
+              <w:t>71</w:t>
+            </w:r>
+          </w:p>
+        </w:tc>
+        <w:tc>
+          <w:tcPr>
+            <w:tcW w:w="1247" w:type="dxa"/>
+          </w:tcPr>
+          <w:p>
+            <w:pPr>
+              <w:spacing w:after="0" w:line="252" w:lineRule="auto"/>
+              <w:jc w:val="center"/>
+            </w:pPr>
+            <w:r>
+              <w:rPr>
+                <w:sz w:val="15"/>
+              </w:rPr>
+              <w:t>60</w:t>
+            </w:r>
+          </w:p>
+        </w:tc>
+        <w:tc>
+          <w:tcPr>
+            <w:tcW w:w="1247" w:type="dxa"/>
+          </w:tcPr>
+          <w:p>
+            <w:pPr>
+              <w:spacing w:after="0" w:line="252" w:lineRule="auto"/>
+              <w:jc w:val="center"/>
+            </w:pPr>
+            <w:r>
+              <w:rPr>
+                <w:sz w:val="15"/>
+              </w:rPr>
+              <w:t>58</w:t>
+            </w:r>
+          </w:p>
+        </w:tc>
+        <w:tc>
+          <w:tcPr>
+            <w:tcW w:w="1247" w:type="dxa"/>
+          </w:tcPr>
+          <w:p>
+            <w:pPr>
+              <w:spacing w:after="0" w:line="252" w:lineRule="auto"/>
+              <w:jc w:val="center"/>
+            </w:pPr>
+            <w:r>
+              <w:rPr>
+                <w:sz w:val="15"/>
+              </w:rPr>
+              <w:t>47</w:t>
+            </w:r>
+          </w:p>
+        </w:tc>
+      </w:tr>
+    </w:tbl>
+    <w:p>
+      <w:pPr>
+        <w:spacing w:after="0" w:line="240" w:lineRule="auto"/>
+      </w:pPr>
+    </w:p>
+    <w:p>
+      <w:r>
+        <w:t>The third result is arithmetic rather than empirical. At twelve months the three models produce the same forecast: the largest MASE difference between any two of them is 0.000. This is not a coincidence. The seasonal naive forecast for month t+12 is the value observed at month t, which is exactly the random walk's forecast at that horizon, and an additive seasonal ETS with no trend converges to the same point. At twelve months, MASE cannot separate models because there is nothing distinguishing them to sepa</w:t>
+      </w:r>
+      <w:r>
+        <w:t>rate. The win rate at that horizon falls to 42.2%, which is a coin toss, as it must be.</w:t>
+      </w:r>
+    </w:p>
+    <w:p>
+      <w:r>
+        <w:t>This is the quantitative justification for a promise the plan already made in Section 1.1 on judgement alone: twelve months is a scenario range, not a point forecast. A report that claims skill at that horizon on this evidence would be measuring its own arithmetic.</w:t>
+      </w:r>
+    </w:p>
+    <w:p>
+      <w:pPr>
+        <w:pStyle w:val="Heading2"/>
+        <w:spacing w:before="260" w:after="100"/>
+      </w:pPr>
+      <w:r>
+        <w:rPr>
+          <w:rFonts w:ascii="Calibri" w:eastAsia="Calibri" w:hAnsi="Calibri" w:cs="Calibri"/>
+        </w:rPr>
+        <w:t>F.5  What the pilot changes</w:t>
+      </w:r>
+    </w:p>
+    <w:p>
+      <w:pPr>
+        <w:spacing w:after="80"/>
+      </w:pPr>
+      <w:r>
+        <w:t>Three amendments follow, and all three are carried into Sections 5 and 12 rather than left here as an anecdote.</w:t>
+      </w:r>
+    </w:p>
+    <w:p>
+      <w:pPr>
+        <w:pStyle w:val="ListBullet"/>
+        <w:spacing w:line="269" w:lineRule="auto"/>
+        <w:ind w:left="369" w:hanging="227"/>
+      </w:pPr>
+      <w:r>
+        <w:rPr>
+          <w:b/>
+          <w:color w:val="1B4332"/>
+        </w:rPr>
+        <w:t xml:space="preserve">The benchmark is a pair, not a single series — </w:t>
+      </w:r>
+      <w:r>
+        <w:t>A model must now beat the better of two naive forecasts — a random walk and seasonal naive — not seasonal naive alone. The gate in Section 5.5 is rewritten accordingly, and the margins remain MASE below 1.0, interval coverage within five points of nominal, and directional accuracy of at least 55%.</w:t>
+      </w:r>
+    </w:p>
+    <w:p>
+      <w:pPr>
+        <w:pStyle w:val="ListBullet"/>
+        <w:spacing w:line="269" w:lineRule="auto"/>
+        <w:ind w:left="369" w:hanging="227"/>
+      </w:pPr>
+      <w:r>
+        <w:rPr>
+          <w:b/>
+          <w:color w:val="1B4332"/>
+        </w:rPr>
+        <w:t xml:space="preserve">Short-horizon skill must be measured against persistence — </w:t>
+      </w:r>
+      <w:r>
+        <w:t>Seasonal naive is a weak test at short horizons, because repeating a price from twelve months ago is a large move when prices have trended. Against a random walk the honest question is whether seasonality adds anything beyond the current level. On global benchmarks it added little, even where the amplitude in Table 43 is real, because year-to-year level shifts are larger than the seasonal swing. On Indian mandi data the harvest glut and the MSP date may change that, and Week 4 tests it.</w:t>
+      </w:r>
+    </w:p>
+    <w:p>
+      <w:pPr>
+        <w:pStyle w:val="ListBullet"/>
+        <w:spacing w:line="269" w:lineRule="auto"/>
+        <w:ind w:left="369" w:hanging="227"/>
+      </w:pPr>
+      <w:r>
+        <w:rPr>
+          <w:b/>
+          <w:color w:val="1B4332"/>
+        </w:rPr>
+        <w:t xml:space="preserve">A negative result is a result — </w:t>
+      </w:r>
+      <w:r>
+        <w:t>The plan now states in advance what happens if the Indian panel behaves as the global one did: the deliverable is a random-walk-plus-drivers forecast with a driver analysis, published as the result. A negative result about seasonality, demonstrated on 2,700 forecasts, is worth more than a seasonal model that cannot be defended.</w:t>
+      </w:r>
+    </w:p>
+    <w:tbl>
+      <w:tblPr>
+        <w:tblW w:w="9412" w:type="dxa"/>
+        <w:jc w:val="center"/>
+        <w:tblLayout w:type="fixed"/>
+        <w:tblCellMar>
+          <w:top w:w="110" w:type="dxa"/>
+          <w:left w:w="170" w:type="dxa"/>
+          <w:bottom w:w="110" w:type="dxa"/>
+          <w:right w:w="150" w:type="dxa"/>
+        </w:tblCellMar>
+        <w:tblLook w:val="04A0" w:firstRow="1" w:lastRow="0" w:firstColumn="1" w:lastColumn="0" w:noHBand="0" w:noVBand="1"/>
+      </w:tblPr>
+      <w:tblGrid>
+        <w:gridCol w:w="9412"/>
+      </w:tblGrid>
+      <w:tr>
+        <w:trPr>
+          <w:jc w:val="center"/>
+        </w:trPr>
+        <w:tc>
+          <w:tcPr>
+            <w:tcW w:w="9411" w:type="dxa"/>
+            <w:tcBorders>
+              <w:left w:val="single" w:sz="18" w:space="0" w:color="2D6A4F"/>
+            </w:tcBorders>
+            <w:shd w:val="clear" w:color="auto" w:fill="EDF3EE"/>
+          </w:tcPr>
+          <w:p>
+            <w:pPr>
+              <w:spacing w:after="60" w:line="259" w:lineRule="auto"/>
+            </w:pPr>
+            <w:r>
+              <w:rPr>
+                <w:b/>
+                <w:color w:val="2D6A4F"/>
+                <w:spacing w:val="24"/>
+                <w:sz w:val="15"/>
+              </w:rPr>
+              <w:t>WHAT THE PILOT ESTABLISHES</w:t>
+            </w:r>
+          </w:p>
+          <w:p>
+            <w:pPr>
+              <w:spacing w:after="0" w:line="264" w:lineRule="auto"/>
+            </w:pPr>
+            <w:r>
+              <w:rPr>
+                <w:sz w:val="19"/>
+              </w:rPr>
+              <w:t>The arithmetic in Section 6 works end to end on a raw public file: the seasonal index, the carry calculation and the rolling-origin backtest all produce numbers a manager could use. It also establishes where the original evaluation rule was too generous, which is the more useful of the two findings. It does not establish anything about Indian prices, and it is not offered as evidence about them.</w:t>
+            </w:r>
+          </w:p>
+        </w:tc>
+      </w:tr>
+    </w:tbl>
+    <w:p>
+      <w:pPr>
+        <w:spacing w:after="0" w:line="240" w:lineRule="auto"/>
+      </w:pPr>
+    </w:p>
+    <w:p>
+      <w:pPr>
+        <w:pStyle w:val="Heading2"/>
+        <w:spacing w:before="260" w:after="100"/>
+      </w:pPr>
+      <w:r>
+        <w:rPr>
+          <w:rFonts w:ascii="Calibri" w:eastAsia="Calibri" w:hAnsi="Calibri" w:cs="Calibri"/>
+        </w:rPr>
+        <w:t>F.6  What the pilot cannot tell you</w:t>
+      </w:r>
+    </w:p>
+    <w:p>
+      <w:pPr>
+        <w:spacing w:after="80"/>
+      </w:pPr>
+      <w:r>
+        <w:t>Five limits bound the result, and each one is a Week 2 or Week 3 task rather than an excuse.</w:t>
+      </w:r>
+    </w:p>
+    <w:p>
+      <w:pPr>
+        <w:pStyle w:val="ListBullet"/>
+        <w:spacing w:line="269" w:lineRule="auto"/>
+        <w:ind w:left="369" w:hanging="227"/>
+      </w:pPr>
+      <w:r>
+        <w:rPr>
+          <w:b/>
+          <w:color w:val="1B4332"/>
+        </w:rPr>
+        <w:t xml:space="preserve">Different price population — </w:t>
+      </w:r>
+      <w:r>
+        <w:t xml:space="preserve">Global benchmark prices are not mandi prices. They are FOB quotations for traded grades, set by export supply and by freight, and they relate to a district modal price through a </w:t>
+      </w:r>
+      <w:r>
+        <w:lastRenderedPageBreak/>
+        <w:t>basis that varies by state, season and policy. The plan's claim that global series are a sanity check and not training rows is unaffected by this exercise.</w:t>
+      </w:r>
+    </w:p>
+    <w:p>
+      <w:pPr>
+        <w:pStyle w:val="ListBullet"/>
+        <w:spacing w:line="269" w:lineRule="auto"/>
+        <w:ind w:left="369" w:hanging="227"/>
+      </w:pPr>
+      <w:r>
+        <w:rPr>
+          <w:b/>
+          <w:color w:val="1B4332"/>
+        </w:rPr>
+        <w:t xml:space="preserve">Nominal, not real — </w:t>
+      </w:r>
+      <w:r>
+        <w:t>The series are nominal US dollars. A rise in nominal dollars can be a fall in real terms, which is why the deflation rule in Section 6.4 is not optional; the pilot sidesteps it by making no claim about real prices.</w:t>
+      </w:r>
+    </w:p>
+    <w:p>
+      <w:pPr>
+        <w:pStyle w:val="ListBullet"/>
+        <w:spacing w:line="269" w:lineRule="auto"/>
+        <w:ind w:left="369" w:hanging="227"/>
+      </w:pPr>
+      <w:r>
+        <w:rPr>
+          <w:b/>
+          <w:color w:val="1B4332"/>
+        </w:rPr>
+        <w:t xml:space="preserve">Five of six crops — </w:t>
+      </w:r>
+      <w:r>
+        <w:t>Onion has no global series, so the crop where seasonality matters most to an Indian reader is the one the pilot says nothing about.</w:t>
+      </w:r>
+    </w:p>
+    <w:p>
+      <w:pPr>
+        <w:pStyle w:val="ListBullet"/>
+        <w:spacing w:line="269" w:lineRule="auto"/>
+        <w:ind w:left="369" w:hanging="227"/>
+      </w:pPr>
+      <w:r>
+        <w:rPr>
+          <w:b/>
+          <w:color w:val="1B4332"/>
+        </w:rPr>
+        <w:t xml:space="preserve">One shock drives the variance — </w:t>
+      </w:r>
+      <w:r>
+        <w:t>Ninety-three months contain one dominant shock. The 2022 spike accounts for a large share of the variance in every series, so these errors are an average across a calm period and an extreme one, not a typical year.</w:t>
+      </w:r>
+    </w:p>
+    <w:p>
+      <w:pPr>
+        <w:pStyle w:val="ListBullet"/>
+        <w:spacing w:line="269" w:lineRule="auto"/>
+        <w:ind w:left="369" w:hanging="227"/>
+      </w:pPr>
+      <w:r>
+        <w:rPr>
+          <w:b/>
+          <w:color w:val="1B4332"/>
+        </w:rPr>
+        <w:t xml:space="preserve">A narrow model set — </w:t>
+      </w:r>
+      <w:r>
+        <w:t>Only two model classes were taken to the backtest. The ladder in Section 5.3 adds ARIMA, exogenous regressors and gradient boosting; the pilot establishes the benchmark, not the ceiling.</w:t>
+      </w:r>
+    </w:p>
+    <w:p>
+      <w:pPr>
+        <w:pStyle w:val="Heading2"/>
+        <w:spacing w:before="260" w:after="100"/>
+      </w:pPr>
+      <w:r>
+        <w:rPr>
+          <w:rFonts w:ascii="Calibri" w:eastAsia="Calibri" w:hAnsi="Calibri" w:cs="Calibri"/>
+        </w:rPr>
+        <w:t>F.7  Reproducing this appendix</w:t>
+      </w:r>
+    </w:p>
+    <w:p>
+      <w:pPr>
+        <w:spacing w:after="80"/>
+      </w:pPr>
+      <w:r>
+        <w:t>Nothing in these tables depends on a step that is not written down, and the recipe is short enough to state in full.</w:t>
+      </w:r>
+    </w:p>
+    <w:p>
+      <w:pPr>
+        <w:pStyle w:val="ListBullet"/>
+        <w:spacing w:line="269" w:lineRule="auto"/>
+        <w:ind w:left="369" w:hanging="227"/>
+      </w:pPr>
+      <w:r>
+        <w:rPr>
+          <w:b/>
+          <w:color w:val="1B4332"/>
+        </w:rPr>
+        <w:t xml:space="preserve">One file — </w:t>
+      </w:r>
+      <w:r>
+        <w:t>download the monthly historical file from the World Bank commodity-markets page and record the date on the saved copy; the vintage used here was 2 October 2026.</w:t>
+      </w:r>
+    </w:p>
+    <w:p>
+      <w:pPr>
+        <w:pStyle w:val="ListBullet"/>
+        <w:spacing w:line="269" w:lineRule="auto"/>
+        <w:ind w:left="369" w:hanging="227"/>
+      </w:pPr>
+      <w:r>
+        <w:rPr>
+          <w:b/>
+          <w:color w:val="1B4332"/>
+        </w:rPr>
+        <w:t xml:space="preserve">Five columns — </w:t>
+      </w:r>
+      <w:r>
+        <w:t>read the monthly prices sheet, keep the soybean, maize, Thai 5% rice, US SRW wheat and cotton A index columns, parse the YYYY Mmm index into dates, and take every row from January 2019 onward.</w:t>
+      </w:r>
+    </w:p>
+    <w:p>
+      <w:pPr>
+        <w:pStyle w:val="ListBullet"/>
+        <w:spacing w:line="269" w:lineRule="auto"/>
+        <w:ind w:left="369" w:hanging="227"/>
+      </w:pPr>
+      <w:r>
+        <w:rPr>
+          <w:b/>
+          <w:color w:val="1B4332"/>
+        </w:rPr>
+        <w:t xml:space="preserve">One adjustment — </w:t>
+      </w:r>
+      <w:r>
+        <w:t>compute the monthly means, divide each by the window mean and multiply by 100. The seasonal index table above is that computation and nothing else.</w:t>
+      </w:r>
+    </w:p>
+    <w:p>
+      <w:pPr>
+        <w:pStyle w:val="ListBullet"/>
+        <w:spacing w:line="269" w:lineRule="auto"/>
+        <w:ind w:left="369" w:hanging="227"/>
+      </w:pPr>
+      <w:r>
+        <w:rPr>
+          <w:b/>
+          <w:color w:val="1B4332"/>
+        </w:rPr>
+        <w:t xml:space="preserve">Three models, 45 origins — </w:t>
+      </w:r>
+      <w:r>
+        <w:t>train on 36 months, advance the origin one month at a time to September 2025, and fit three models at each origin: persistence, seasonal naive, and additive seasonal exponential smoothing with no trend and parameters estimated inside the fold.</w:t>
+      </w:r>
+    </w:p>
+    <w:p>
+      <w:pPr>
+        <w:pStyle w:val="ListBullet"/>
+        <w:spacing w:line="269" w:lineRule="auto"/>
+        <w:ind w:left="369" w:hanging="227"/>
+      </w:pPr>
+      <w:r>
+        <w:rPr>
+          <w:b/>
+          <w:color w:val="1B4332"/>
+        </w:rPr>
+        <w:t xml:space="preserve">One score — </w:t>
+      </w:r>
+      <w:r>
+        <w:t>MASE, scaled by the fold's own in-sample seasonal naive error, with fold-level errors kept rather than only their average — an average can look respectable while a third of the folds fail.</w:t>
+      </w:r>
+    </w:p>
+    <w:p>
+      <w:r>
+        <w:t>A reader with the file and those five steps reproduces every number in this appendix to the last digit shown. That is the standard the final report will be held to, and it is the reason the pilot was worth a day of Week 1 rather than a paragraph of assertion.</w:t>
+      </w:r>
     </w:p>
     <w:sectPr>
       <w:headerReference w:type="default" r:id="rId31"/>
@@ -36195,31 +42874,31 @@
       </w:rPr>
     </w:lvl>
   </w:abstractNum>
-  <w:num w:numId="1" w16cid:durableId="530144003">
+  <w:num w:numId="1" w16cid:durableId="552812762">
     <w:abstractNumId w:val="8"/>
   </w:num>
-  <w:num w:numId="2" w16cid:durableId="1416440344">
+  <w:num w:numId="2" w16cid:durableId="2141922157">
     <w:abstractNumId w:val="6"/>
   </w:num>
-  <w:num w:numId="3" w16cid:durableId="1420909661">
+  <w:num w:numId="3" w16cid:durableId="1814986482">
     <w:abstractNumId w:val="5"/>
   </w:num>
-  <w:num w:numId="4" w16cid:durableId="1247035288">
+  <w:num w:numId="4" w16cid:durableId="1774091107">
     <w:abstractNumId w:val="4"/>
   </w:num>
-  <w:num w:numId="5" w16cid:durableId="696321348">
+  <w:num w:numId="5" w16cid:durableId="1489859040">
     <w:abstractNumId w:val="7"/>
   </w:num>
-  <w:num w:numId="6" w16cid:durableId="66657647">
+  <w:num w:numId="6" w16cid:durableId="659697920">
     <w:abstractNumId w:val="3"/>
   </w:num>
-  <w:num w:numId="7" w16cid:durableId="1181892196">
+  <w:num w:numId="7" w16cid:durableId="948241229">
     <w:abstractNumId w:val="2"/>
   </w:num>
-  <w:num w:numId="8" w16cid:durableId="104925888">
+  <w:num w:numId="8" w16cid:durableId="1971549182">
     <w:abstractNumId w:val="1"/>
   </w:num>
-  <w:num w:numId="9" w16cid:durableId="977103499">
+  <w:num w:numId="9" w16cid:durableId="1249120677">
     <w:abstractNumId w:val="0"/>
   </w:num>
 </w:numbering>
@@ -47632,7 +54311,7 @@
     <w:autoRedefine/>
     <w:uiPriority w:val="39"/>
     <w:unhideWhenUsed/>
-    <w:rsid w:val="004449CE"/>
+    <w:rsid w:val="001E1373"/>
     <w:pPr>
       <w:spacing w:after="100"/>
     </w:pPr>
@@ -47642,7 +54321,7 @@
     <w:basedOn w:val="DefaultParagraphFont"/>
     <w:uiPriority w:val="99"/>
     <w:unhideWhenUsed/>
-    <w:rsid w:val="004449CE"/>
+    <w:rsid w:val="001E1373"/>
     <w:rPr>
       <w:color w:val="0000FF" w:themeColor="hyperlink"/>
       <w:u w:val="single"/>
